--- a/docs/MEASURED_VS_EXPECTED_FLUX.docx
+++ b/docs/MEASURED_VS_EXPECTED_FLUX.docx
@@ -2,25 +2,25 @@
 <file path=word/document.xml><?xml version="1.0" encoding="utf-8"?>
 <w:document xmlns:w="http://schemas.openxmlformats.org/wordprocessingml/2006/main" xmlns:m="http://schemas.openxmlformats.org/officeDocument/2006/math" xmlns:r="http://schemas.openxmlformats.org/officeDocument/2006/relationships" xmlns:o="urn:schemas-microsoft-com:office:office" xmlns:v="urn:schemas-microsoft-com:vml" xmlns:w10="urn:schemas-microsoft-com:office:word" xmlns:a="http://schemas.openxmlformats.org/drawingml/2006/main" xmlns:pic="http://schemas.openxmlformats.org/drawingml/2006/picture" xmlns:wp="http://schemas.openxmlformats.org/drawingml/2006/wordprocessingDrawing">
   <w:body>
-    <w:bookmarkStart w:id="19" w:name="X8d780a593892dce20cc758822a82453190cc9e5"/>
+    <w:bookmarkStart w:id="21" w:name="X23cb49f0ed0a24b6b1dbbca412e7c7648aafeb2"/>
     <w:p>
       <w:pPr>
         <w:pStyle w:val="Heading1"/>
       </w:pPr>
       <w:r>
-        <w:t xml:space="preserve">Measuring Flux Loss with Standard Stars: Which</w:t>
-      </w:r>
-      <w:r>
-        <w:t xml:space="preserve"> </w:t>
-      </w:r>
-      <w:r>
-        <w:t xml:space="preserve">“Measured-vs-Expected”</w:t>
-      </w:r>
-      <w:r>
-        <w:t xml:space="preserve"> </w:t>
-      </w:r>
-      <w:r>
-        <w:t xml:space="preserve">Variable to Use, and Why</w:t>
+        <w:t xml:space="preserve">Measured-vs-Expected Flux from Standard Stars:</w:t>
+      </w:r>
+      <w:r>
+        <w:t xml:space="preserve"> </w:t>
+      </w:r>
+      <w:r>
+        <w:rPr>
+          <w:rStyle w:val="VerbatimChar"/>
+        </w:rPr>
+        <w:t xml:space="preserve">RCALIBFRAC</w:t>
+      </w:r>
+      <w:r>
+        <w:t xml:space="preserve">, Its Sky-Subtraction Bias, and Which Variable to Use</w:t>
       </w:r>
     </w:p>
     <w:p>
@@ -38,7 +38,7 @@
         <w:t xml:space="preserve"> </w:t>
       </w:r>
       <w:r>
-        <w:t xml:space="preserve">draft for review by the Data Systems / calibration team (J. Guy). Part of the</w:t>
+        <w:t xml:space="preserve">for the Data Systems / calibration team (J. Guy). Part of the</w:t>
       </w:r>
       <w:r>
         <w:t xml:space="preserve"> </w:t>
@@ -53,7 +53,73 @@
         <w:t xml:space="preserve"> </w:t>
       </w:r>
       <w:r>
-        <w:t xml:space="preserve">/ Exposure-module documentation family (companion to</w:t>
+        <w:t xml:space="preserve">/ Exposure-module</w:t>
+      </w:r>
+      <w:r>
+        <w:t xml:space="preserve"> </w:t>
+      </w:r>
+      <w:r>
+        <w:t xml:space="preserve">documentation family; companion to</w:t>
+      </w:r>
+      <w:r>
+        <w:t xml:space="preserve"> </w:t>
+      </w:r>
+      <w:r>
+        <w:rPr>
+          <w:rStyle w:val="VerbatimChar"/>
+        </w:rPr>
+        <w:t xml:space="preserve">DAR_FIBER_LOSS_REPORT.md</w:t>
+      </w:r>
+      <w:r>
+        <w:t xml:space="preserve"> </w:t>
+      </w:r>
+      <w:r>
+        <w:t xml:space="preserve">(the DAR study that produced the sky-subtraction</w:t>
+      </w:r>
+      <w:r>
+        <w:t xml:space="preserve"> </w:t>
+      </w:r>
+      <w:r>
+        <w:t xml:space="preserve">finding),</w:t>
+      </w:r>
+      <w:r>
+        <w:t xml:space="preserve"> </w:t>
+      </w:r>
+      <w:r>
+        <w:rPr>
+          <w:rStyle w:val="VerbatimChar"/>
+        </w:rPr>
+        <w:t xml:space="preserve">FIBER_LOSS_METRICS.md</w:t>
+      </w:r>
+      <w:r>
+        <w:t xml:space="preserve"> </w:t>
+      </w:r>
+      <w:r>
+        <w:t xml:space="preserve">(the artifact-free</w:t>
+      </w:r>
+      <w:r>
+        <w:t xml:space="preserve"> </w:t>
+      </w:r>
+      <w:r>
+        <w:rPr>
+          <w:rStyle w:val="VerbatimChar"/>
+        </w:rPr>
+        <w:t xml:space="preserve">L_see</w:t>
+      </w:r>
+      <w:r>
+        <w:t xml:space="preserve">/</w:t>
+      </w:r>
+      <w:r>
+        <w:rPr>
+          <w:rStyle w:val="VerbatimChar"/>
+        </w:rPr>
+        <w:t xml:space="preserve">L_field</w:t>
+      </w:r>
+      <w:r>
+        <w:t xml:space="preserve"> </w:t>
+      </w:r>
+      <w:r>
+        <w:t xml:space="preserve">metrics),</w:t>
       </w:r>
       <w:r>
         <w:t xml:space="preserve"> </w:t>
@@ -65,7 +131,7 @@
         <w:t xml:space="preserve">API.md</w:t>
       </w:r>
       <w:r>
-        <w:t xml:space="preserve">,</w:t>
+        <w:t xml:space="preserve">, and</w:t>
       </w:r>
       <w:r>
         <w:t xml:space="preserve"> </w:t>
@@ -77,7 +143,7 @@
         <w:t xml:space="preserve">FIELDS.md</w:t>
       </w:r>
       <w:r>
-        <w:t xml:space="preserve">).</w:t>
+        <w:t xml:space="preserve">.</w:t>
       </w:r>
     </w:p>
     <w:p>
@@ -85,7 +151,13 @@
         <w:pStyle w:val="BodyText"/>
       </w:pPr>
       <w:r>
-        <w:t xml:space="preserve">K. Honscheid (OSU) with Claude (Anthropic) · 2026-07-24</w:t>
+        <w:t xml:space="preserve">K. Honscheid (OSU) with Claude (Anthropic) · rewritten 2026-08-13 (supersedes the 2026-07-24 draft, which</w:t>
+      </w:r>
+      <w:r>
+        <w:t xml:space="preserve"> </w:t>
+      </w:r>
+      <w:r>
+        <w:t xml:space="preserve">predated the sky-subtraction finding and the geometric metrics).</w:t>
       </w:r>
     </w:p>
     <w:p>
@@ -93,53 +165,71 @@
         <w:pStyle w:val="BlockText"/>
       </w:pPr>
       <w:r>
-        <w:t xml:space="preserve">Purpose: for telemetry / observing-conditions studies we want a variable that says</w:t>
-      </w:r>
-      <w:r>
-        <w:t xml:space="preserve"> </w:t>
-      </w:r>
-      <w:r>
-        <w:rPr>
-          <w:b/>
-          <w:bCs/>
-        </w:rPr>
-        <w:t xml:space="preserve">“this is what we measured, this is what we should have measured”</w:t>
-      </w:r>
-      <w:r>
-        <w:t xml:space="preserve"> </w:t>
-      </w:r>
-      <w:r>
-        <w:t xml:space="preserve">— a flux-loss / throughput</w:t>
-      </w:r>
-      <w:r>
-        <w:t xml:space="preserve"> </w:t>
-      </w:r>
-      <w:r>
-        <w:t xml:space="preserve">diagnostic — so we can correlate it against wind, seeing, transparency, mirror temperature,</w:t>
-      </w:r>
-      <w:r>
-        <w:t xml:space="preserve"> </w:t>
-      </w:r>
-      <w:r>
-        <w:t xml:space="preserve">positioning, etc. Standard stars are the only clean</w:t>
-      </w:r>
-      <w:r>
-        <w:t xml:space="preserve"> </w:t>
-      </w:r>
-      <w:r>
-        <w:t xml:space="preserve">“known truth”</w:t>
-      </w:r>
-      <w:r>
-        <w:t xml:space="preserve"> </w:t>
-      </w:r>
-      <w:r>
-        <w:t xml:space="preserve">for this. This note pins down</w:t>
-      </w:r>
-      <w:r>
-        <w:t xml:space="preserve"> </w:t>
-      </w:r>
-      <w:r>
-        <w:t xml:space="preserve">exactly how the candidate variables are built (from reading the</w:t>
+        <w:rPr>
+          <w:b/>
+          <w:bCs/>
+        </w:rPr>
+        <w:t xml:space="preserve">Purpose.</w:t>
+      </w:r>
+      <w:r>
+        <w:t xml:space="preserve"> </w:t>
+      </w:r>
+      <w:r>
+        <w:t xml:space="preserve">For telemetry / observing-conditions studies we want a per-exposure variable that says</w:t>
+      </w:r>
+      <w:r>
+        <w:t xml:space="preserve"> </w:t>
+      </w:r>
+      <w:r>
+        <w:rPr>
+          <w:i/>
+          <w:iCs/>
+        </w:rPr>
+        <w:t xml:space="preserve">“this is</w:t>
+      </w:r>
+      <w:r>
+        <w:rPr>
+          <w:i/>
+          <w:iCs/>
+        </w:rPr>
+        <w:t xml:space="preserve"> </w:t>
+      </w:r>
+      <w:r>
+        <w:rPr>
+          <w:i/>
+          <w:iCs/>
+        </w:rPr>
+        <w:t xml:space="preserve">what we measured, this is what we should have measured”</w:t>
+      </w:r>
+      <w:r>
+        <w:t xml:space="preserve"> </w:t>
+      </w:r>
+      <w:r>
+        <w:t xml:space="preserve">— a flux-loss / throughput diagnostic — so we can</w:t>
+      </w:r>
+      <w:r>
+        <w:t xml:space="preserve"> </w:t>
+      </w:r>
+      <w:r>
+        <w:t xml:space="preserve">correlate it against wind, seeing, transparency, mirror temperature, positioning, and so on. Standard stars are</w:t>
+      </w:r>
+      <w:r>
+        <w:t xml:space="preserve"> </w:t>
+      </w:r>
+      <w:r>
+        <w:t xml:space="preserve">the only clean on-sky</w:t>
+      </w:r>
+      <w:r>
+        <w:t xml:space="preserve"> </w:t>
+      </w:r>
+      <w:r>
+        <w:t xml:space="preserve">“known truth.”</w:t>
+      </w:r>
+      <w:r>
+        <w:t xml:space="preserve"> </w:t>
+      </w:r>
+      <w:r>
+        <w:t xml:space="preserve">This note pins down how the candidate variables are built (from the</w:t>
       </w:r>
       <w:r>
         <w:t xml:space="preserve"> </w:t>
@@ -154,76 +244,79 @@
         <w:t xml:space="preserve"> </w:t>
       </w:r>
       <w:r>
-        <w:t xml:space="preserve">source:</w:t>
-      </w:r>
-      <w:r>
-        <w:t xml:space="preserve"> </w:t>
-      </w:r>
-      <w:r>
-        <w:rPr>
-          <w:rStyle w:val="VerbatimChar"/>
-        </w:rPr>
-        <w:t xml:space="preserve">select_calib_stars.py</w:t>
-      </w:r>
-      <w:r>
-        <w:t xml:space="preserve">,</w:t>
-      </w:r>
-      <w:r>
-        <w:t xml:space="preserve"> </w:t>
-      </w:r>
-      <w:r>
-        <w:rPr>
-          <w:rStyle w:val="VerbatimChar"/>
-        </w:rPr>
-        <w:t xml:space="preserve">fiberfluxcorr.py</w:t>
-      </w:r>
-      <w:r>
-        <w:t xml:space="preserve">,</w:t>
-      </w:r>
-      <w:r>
-        <w:t xml:space="preserve"> </w:t>
-      </w:r>
-      <w:r>
-        <w:rPr>
-          <w:rStyle w:val="VerbatimChar"/>
-        </w:rPr>
-        <w:t xml:space="preserve">fluxcalibration.py</w:t>
-      </w:r>
-      <w:r>
-        <w:t xml:space="preserve">,</w:t>
-      </w:r>
-      <w:r>
-        <w:t xml:space="preserve"> </w:t>
-      </w:r>
-      <w:r>
-        <w:rPr>
-          <w:rStyle w:val="VerbatimChar"/>
-        </w:rPr>
-        <w:t xml:space="preserve">tsnr.py</w:t>
-      </w:r>
-      <w:r>
-        <w:t xml:space="preserve">), what correction each one carries, and which to</w:t>
-      </w:r>
-      <w:r>
-        <w:t xml:space="preserve"> </w:t>
-      </w:r>
-      <w:r>
-        <w:t xml:space="preserve">use for what. It also records a pipeline change that quietly altered</w:t>
-      </w:r>
-      <w:r>
-        <w:t xml:space="preserve"> </w:t>
-      </w:r>
-      <w:r>
-        <w:rPr>
-          <w:rStyle w:val="VerbatimChar"/>
+        <w:t xml:space="preserve">source), what each one does and does not measure, and — the main addition since the first draft —</w:t>
+      </w:r>
+      <w:r>
+        <w:t xml:space="preserve"> </w:t>
+      </w:r>
+      <w:r>
+        <w:rPr>
+          <w:b/>
+          <w:bCs/>
+        </w:rPr>
+        <w:t xml:space="preserve">why the obvious choice,</w:t>
+      </w:r>
+      <w:r>
+        <w:rPr>
+          <w:b/>
+          <w:bCs/>
+        </w:rPr>
+        <w:t xml:space="preserve"> </w:t>
+      </w:r>
+      <w:r>
+        <w:rPr>
+          <w:rStyle w:val="VerbatimChar"/>
+          <w:b/>
+          <w:bCs/>
         </w:rPr>
         <w:t xml:space="preserve">RCALIBFRAC</w:t>
       </w:r>
       <w:r>
-        <w:t xml:space="preserve"> </w:t>
-      </w:r>
-      <w:r>
-        <w:t xml:space="preserve">in mid-2025.</w:t>
+        <w:rPr>
+          <w:b/>
+          <w:bCs/>
+        </w:rPr>
+        <w:t xml:space="preserve">, is not a bias-free flux-loss estimator</w:t>
+      </w:r>
+      <w:r>
+        <w:t xml:space="preserve">: beyond two construction</w:t>
+      </w:r>
+      <w:r>
+        <w:t xml:space="preserve"> </w:t>
+      </w:r>
+      <w:r>
+        <w:t xml:space="preserve">quirks, it carries a</w:t>
+      </w:r>
+      <w:r>
+        <w:t xml:space="preserve"> </w:t>
+      </w:r>
+      <w:r>
+        <w:rPr>
+          <w:b/>
+          <w:bCs/>
+        </w:rPr>
+        <w:t xml:space="preserve">zenith-tied dipole injected at the sky-subtraction step</w:t>
+      </w:r>
+      <w:r>
+        <w:t xml:space="preserve">, which we tracked down but did</w:t>
+      </w:r>
+      <w:r>
+        <w:t xml:space="preserve"> </w:t>
+      </w:r>
+      <w:r>
+        <w:t xml:space="preserve">not fully pin. It closes with what to use for which study, and two concrete items for</w:t>
+      </w:r>
+      <w:r>
+        <w:t xml:space="preserve"> </w:t>
+      </w:r>
+      <w:r>
+        <w:rPr>
+          <w:rStyle w:val="VerbatimChar"/>
+        </w:rPr>
+        <w:t xml:space="preserve">desispec</w:t>
+      </w:r>
+      <w:r>
+        <w:t xml:space="preserve">.</w:t>
       </w:r>
     </w:p>
     <w:p>
@@ -233,195 +326,13 @@
         </w:pict>
       </w:r>
     </w:p>
-    <w:bookmarkStart w:id="9" w:name="X3582e37626d3c233b135978f097b499831abc02"/>
+    <w:bookmarkStart w:id="9" w:name="executive-summary"/>
     <w:p>
       <w:pPr>
         <w:pStyle w:val="Heading2"/>
       </w:pPr>
       <w:r>
-        <w:t xml:space="preserve">1. The known truth: standard stars</w:t>
-      </w:r>
-    </w:p>
-    <w:p>
-      <w:pPr>
-        <w:pStyle w:val="FirstParagraph"/>
-      </w:pPr>
-      <w:r>
-        <w:t xml:space="preserve">A standard star has a</w:t>
-      </w:r>
-      <w:r>
-        <w:t xml:space="preserve"> </w:t>
-      </w:r>
-      <w:r>
-        <w:rPr>
-          <w:b/>
-          <w:bCs/>
-        </w:rPr>
-        <w:t xml:space="preserve">model SED</w:t>
-      </w:r>
-      <w:r>
-        <w:t xml:space="preserve"> </w:t>
-      </w:r>
-      <w:r>
-        <w:t xml:space="preserve">(</w:t>
-      </w:r>
-      <w:r>
-        <w:rPr>
-          <w:rStyle w:val="VerbatimChar"/>
-        </w:rPr>
-        <w:t xml:space="preserve">MODELRFLUX</w:t>
-      </w:r>
-      <w:r>
-        <w:t xml:space="preserve"> </w:t>
-      </w:r>
-      <w:r>
-        <w:t xml:space="preserve">etc.), obtained by fitting a stellar template to</w:t>
-      </w:r>
-      <w:r>
-        <w:t xml:space="preserve"> </w:t>
-      </w:r>
-      <w:r>
-        <w:t xml:space="preserve">the star’s broadband photometry (imaging / Gaia). That model is</w:t>
-      </w:r>
-      <w:r>
-        <w:t xml:space="preserve"> </w:t>
-      </w:r>
-      <w:r>
-        <w:t xml:space="preserve">“what we should have measured”</w:t>
-      </w:r>
-      <w:r>
-        <w:t xml:space="preserve"> </w:t>
-      </w:r>
-      <w:r>
-        <w:t xml:space="preserve">(above</w:t>
-      </w:r>
-      <w:r>
-        <w:t xml:space="preserve"> </w:t>
-      </w:r>
-      <w:r>
-        <w:t xml:space="preserve">the atmosphere). The</w:t>
-      </w:r>
-      <w:r>
-        <w:t xml:space="preserve"> </w:t>
-      </w:r>
-      <w:r>
-        <w:rPr>
-          <w:b/>
-          <w:bCs/>
-        </w:rPr>
-        <w:t xml:space="preserve">measured</w:t>
-      </w:r>
-      <w:r>
-        <w:t xml:space="preserve"> </w:t>
-      </w:r>
-      <w:r>
-        <w:t xml:space="preserve">flux is what actually reaches the detector through the fiber. Their</w:t>
-      </w:r>
-      <w:r>
-        <w:t xml:space="preserve"> </w:t>
-      </w:r>
-      <w:r>
-        <w:t xml:space="preserve">ratio is the end-to-end system throughput — atmosphere (extinction + transparency) × telescope ×</w:t>
-      </w:r>
-      <w:r>
-        <w:t xml:space="preserve"> </w:t>
-      </w:r>
-      <w:r>
-        <w:t xml:space="preserve">instrument ×</w:t>
-      </w:r>
-      <w:r>
-        <w:t xml:space="preserve"> </w:t>
-      </w:r>
-      <w:r>
-        <w:rPr>
-          <w:b/>
-          <w:bCs/>
-        </w:rPr>
-        <w:t xml:space="preserve">fiber aperture loss</w:t>
-      </w:r>
-      <w:r>
-        <w:t xml:space="preserve">. Standard stars are the only per-exposure, on-sky, absolute</w:t>
-      </w:r>
-      <w:r>
-        <w:t xml:space="preserve"> </w:t>
-      </w:r>
-      <w:r>
-        <w:t xml:space="preserve">reference we have, so every</w:t>
-      </w:r>
-      <w:r>
-        <w:t xml:space="preserve"> </w:t>
-      </w:r>
-      <w:r>
-        <w:t xml:space="preserve">“measured-vs-expected”</w:t>
-      </w:r>
-      <w:r>
-        <w:t xml:space="preserve"> </w:t>
-      </w:r>
-      <w:r>
-        <w:t xml:space="preserve">variable below is anchored on them. (Caveat: the</w:t>
-      </w:r>
-      <w:r>
-        <w:t xml:space="preserve"> </w:t>
-      </w:r>
-      <w:r>
-        <w:t xml:space="preserve">“truth”</w:t>
-      </w:r>
-      <w:r>
-        <w:t xml:space="preserve"> </w:t>
-      </w:r>
-      <w:r>
-        <w:t xml:space="preserve">is only as good as the template/photometry calibration — it is the best available reference,</w:t>
-      </w:r>
-      <w:r>
-        <w:t xml:space="preserve"> </w:t>
-      </w:r>
-      <w:r>
-        <w:t xml:space="preserve">not a perfect absolute.)</w:t>
-      </w:r>
-    </w:p>
-    <w:bookmarkEnd w:id="9"/>
-    <w:bookmarkStart w:id="10" w:name="X963eb62dbda5c7a45462dfc1004be91d196e809"/>
-    <w:p>
-      <w:pPr>
-        <w:pStyle w:val="Heading2"/>
-      </w:pPr>
-      <w:r>
-        <w:t xml:space="preserve">2. How</w:t>
-      </w:r>
-      <w:r>
-        <w:t xml:space="preserve"> </w:t>
-      </w:r>
-      <w:r>
-        <w:rPr>
-          <w:rStyle w:val="VerbatimChar"/>
-        </w:rPr>
-        <w:t xml:space="preserve">RCALIBFRAC</w:t>
-      </w:r>
-      <w:r>
-        <w:t xml:space="preserve"> </w:t>
-      </w:r>
-      <w:r>
-        <w:t xml:space="preserve">is built — two layers to know</w:t>
-      </w:r>
-    </w:p>
-    <w:p>
-      <w:pPr>
-        <w:pStyle w:val="FirstParagraph"/>
-      </w:pPr>
-      <w:r>
-        <w:t xml:space="preserve">From</w:t>
-      </w:r>
-      <w:r>
-        <w:t xml:space="preserve"> </w:t>
-      </w:r>
-      <w:r>
-        <w:rPr>
-          <w:rStyle w:val="VerbatimChar"/>
-        </w:rPr>
-        <w:t xml:space="preserve">desispec/scripts/select_calib_stars.py</w:t>
-      </w:r>
-      <w:r>
-        <w:t xml:space="preserve">, per exposure:</w:t>
+        <w:t xml:space="preserve">Executive summary</w:t>
       </w:r>
     </w:p>
     <w:p>
@@ -433,7 +344,59 @@
         </w:numPr>
       </w:pPr>
       <w:r>
-        <w:t xml:space="preserve">Read the r-camera frames, apply fiberflat, subtract sky.</w:t>
+        <w:rPr>
+          <w:b/>
+          <w:bCs/>
+        </w:rPr>
+        <w:t xml:space="preserve">The truth reference is the standard star:</w:t>
+      </w:r>
+      <w:r>
+        <w:t xml:space="preserve"> </w:t>
+      </w:r>
+      <w:r>
+        <w:t xml:space="preserve">measured r-band flux / model r-band flux = end-to-end</w:t>
+      </w:r>
+      <w:r>
+        <w:t xml:space="preserve"> </w:t>
+      </w:r>
+      <w:r>
+        <w:t xml:space="preserve">throughput (atmosphere × telescope × instrument × fiber-aperture loss).</w:t>
+      </w:r>
+      <w:r>
+        <w:t xml:space="preserve"> </w:t>
+      </w:r>
+      <w:r>
+        <w:rPr>
+          <w:rStyle w:val="VerbatimChar"/>
+        </w:rPr>
+        <w:t xml:space="preserve">RCALIBFRAC</w:t>
+      </w:r>
+      <w:r>
+        <w:t xml:space="preserve"> </w:t>
+      </w:r>
+      <w:r>
+        <w:t xml:space="preserve">(the</w:t>
+      </w:r>
+      <w:r>
+        <w:t xml:space="preserve"> </w:t>
+      </w:r>
+      <w:r>
+        <w:rPr>
+          <w:rStyle w:val="VerbatimChar"/>
+        </w:rPr>
+        <w:t xml:space="preserve">calibstars</w:t>
+      </w:r>
+      <w:r>
+        <w:t xml:space="preserve"> </w:t>
+      </w:r>
+      <w:r>
+        <w:t xml:space="preserve">QA</w:t>
+      </w:r>
+      <w:r>
+        <w:t xml:space="preserve"> </w:t>
+      </w:r>
+      <w:r>
+        <w:t xml:space="preserve">product) is the pipeline’s normalized version of this ratio.</w:t>
       </w:r>
     </w:p>
     <w:p>
@@ -446,31 +409,268 @@
       </w:pPr>
       <w:r>
         <w:rPr>
-          <w:b/>
-          <w:bCs/>
-        </w:rPr>
-        <w:t xml:space="preserve">Apply a point-source (flat→psf) aperture correction</w:t>
-      </w:r>
-      <w:r>
-        <w:t xml:space="preserve"> </w:t>
-      </w:r>
-      <w:r>
-        <w:t xml:space="preserve">to the flux (line 131–132):</w:t>
-      </w:r>
-      <w:r>
-        <w:t xml:space="preserve"> </w:t>
-      </w:r>
-      <w:r>
-        <w:rPr>
-          <w:rStyle w:val="VerbatimChar"/>
-        </w:rPr>
-        <w:t xml:space="preserve">flux *= flat_to_psf_flux_correction(fibermap, exposure_seeing_fwhm=1.1, normalize=False)</w:t>
-      </w:r>
-      <w:r>
-        <w:t xml:space="preserve"> </w:t>
-      </w:r>
-      <w:r>
-        <w:t xml:space="preserve">— see §3.</w:t>
+          <w:rStyle w:val="VerbatimChar"/>
+          <w:b/>
+          <w:bCs/>
+        </w:rPr>
+        <w:t xml:space="preserve">RCALIBFRAC</w:t>
+      </w:r>
+      <w:r>
+        <w:rPr>
+          <w:b/>
+          <w:bCs/>
+        </w:rPr>
+        <w:t xml:space="preserve"> </w:t>
+      </w:r>
+      <w:r>
+        <w:rPr>
+          <w:b/>
+          <w:bCs/>
+        </w:rPr>
+        <w:t xml:space="preserve">carries three biases, in increasing order of subtlety:</w:t>
+      </w:r>
+    </w:p>
+    <w:p>
+      <w:pPr>
+        <w:pStyle w:val="Compact"/>
+        <w:numPr>
+          <w:ilvl w:val="1"/>
+          <w:numId w:val="1002"/>
+        </w:numPr>
+      </w:pPr>
+      <w:r>
+        <w:rPr>
+          <w:b/>
+          <w:bCs/>
+        </w:rPr>
+        <w:t xml:space="preserve">Median normalization</w:t>
+      </w:r>
+      <w:r>
+        <w:t xml:space="preserve"> </w:t>
+      </w:r>
+      <w:r>
+        <w:t xml:space="preserve">— each exposure’s median is forced to 1, so</w:t>
+      </w:r>
+      <w:r>
+        <w:t xml:space="preserve"> </w:t>
+      </w:r>
+      <w:r>
+        <w:rPr>
+          <w:rStyle w:val="VerbatimChar"/>
+        </w:rPr>
+        <w:t xml:space="preserve">RCALIBFRAC</w:t>
+      </w:r>
+      <w:r>
+        <w:t xml:space="preserve"> </w:t>
+      </w:r>
+      <w:r>
+        <w:t xml:space="preserve">is blind to</w:t>
+      </w:r>
+      <w:r>
+        <w:t xml:space="preserve"> </w:t>
+      </w:r>
+      <w:r>
+        <w:rPr>
+          <w:i/>
+          <w:iCs/>
+        </w:rPr>
+        <w:t xml:space="preserve">absolute</w:t>
+      </w:r>
+      <w:r>
+        <w:t xml:space="preserve"> </w:t>
+      </w:r>
+      <w:r>
+        <w:t xml:space="preserve">throughput and reports only within-exposure, fiber-to-fiber variation.</w:t>
+      </w:r>
+    </w:p>
+    <w:p>
+      <w:pPr>
+        <w:pStyle w:val="Compact"/>
+        <w:numPr>
+          <w:ilvl w:val="1"/>
+          <w:numId w:val="1002"/>
+        </w:numPr>
+      </w:pPr>
+      <w:r>
+        <w:rPr>
+          <w:b/>
+          <w:bCs/>
+        </w:rPr>
+        <w:t xml:space="preserve">A mid-2025 aperture-correction step</w:t>
+      </w:r>
+      <w:r>
+        <w:t xml:space="preserve"> </w:t>
+      </w:r>
+      <w:r>
+        <w:t xml:space="preserve">— a point-source (flat→psf) correction (PR #2484) was added in</w:t>
+      </w:r>
+      <w:r>
+        <w:t xml:space="preserve"> </w:t>
+      </w:r>
+      <w:r>
+        <w:t xml:space="preserve">mid-2025; because</w:t>
+      </w:r>
+      <w:r>
+        <w:t xml:space="preserve"> </w:t>
+      </w:r>
+      <w:r>
+        <w:rPr>
+          <w:rStyle w:val="VerbatimChar"/>
+        </w:rPr>
+        <w:t xml:space="preserve">daily</w:t>
+      </w:r>
+      <w:r>
+        <w:t xml:space="preserve"> </w:t>
+      </w:r>
+      <w:r>
+        <w:t xml:space="preserve">is not reprocessed, this is a</w:t>
+      </w:r>
+      <w:r>
+        <w:t xml:space="preserve"> </w:t>
+      </w:r>
+      <w:r>
+        <w:rPr>
+          <w:b/>
+          <w:bCs/>
+        </w:rPr>
+        <w:t xml:space="preserve">step discontinuity</w:t>
+      </w:r>
+      <w:r>
+        <w:t xml:space="preserve"> </w:t>
+      </w:r>
+      <w:r>
+        <w:t xml:space="preserve">across the archive.</w:t>
+      </w:r>
+    </w:p>
+    <w:p>
+      <w:pPr>
+        <w:pStyle w:val="Compact"/>
+        <w:numPr>
+          <w:ilvl w:val="1"/>
+          <w:numId w:val="1002"/>
+        </w:numPr>
+      </w:pPr>
+      <w:r>
+        <w:rPr>
+          <w:b/>
+          <w:bCs/>
+        </w:rPr>
+        <w:t xml:space="preserve">A sky-subtraction dipole</w:t>
+      </w:r>
+      <w:r>
+        <w:t xml:space="preserve"> </w:t>
+      </w:r>
+      <w:r>
+        <w:rPr>
+          <w:i/>
+          <w:iCs/>
+        </w:rPr>
+        <w:t xml:space="preserve">(new)</w:t>
+      </w:r>
+      <w:r>
+        <w:t xml:space="preserve"> </w:t>
+      </w:r>
+      <w:r>
+        <w:t xml:space="preserve">—</w:t>
+      </w:r>
+      <w:r>
+        <w:t xml:space="preserve"> </w:t>
+      </w:r>
+      <w:r>
+        <w:rPr>
+          <w:rStyle w:val="VerbatimChar"/>
+        </w:rPr>
+        <w:t xml:space="preserve">RCALIBFRAC</w:t>
+      </w:r>
+      <w:r>
+        <w:t xml:space="preserve">’s spatial structure includes a zenith-tied,</w:t>
+      </w:r>
+      <w:r>
+        <w:t xml:space="preserve"> </w:t>
+      </w:r>
+      <w:r>
+        <w:t xml:space="preserve">airmass-growing dipole that</w:t>
+      </w:r>
+      <w:r>
+        <w:t xml:space="preserve"> </w:t>
+      </w:r>
+      <w:r>
+        <w:rPr>
+          <w:i/>
+          <w:iCs/>
+        </w:rPr>
+        <w:t xml:space="preserve">looks like</w:t>
+      </w:r>
+      <w:r>
+        <w:t xml:space="preserve"> </w:t>
+      </w:r>
+      <w:r>
+        <w:t xml:space="preserve">DAR but is a</w:t>
+      </w:r>
+      <w:r>
+        <w:t xml:space="preserve"> </w:t>
+      </w:r>
+      <w:r>
+        <w:rPr>
+          <w:b/>
+          <w:bCs/>
+        </w:rPr>
+        <w:t xml:space="preserve">flux-processing bias entering at</w:t>
+      </w:r>
+      <w:r>
+        <w:rPr>
+          <w:b/>
+          <w:bCs/>
+        </w:rPr>
+        <w:t xml:space="preserve"> </w:t>
+      </w:r>
+      <w:r>
+        <w:rPr>
+          <w:rStyle w:val="VerbatimChar"/>
+          <w:b/>
+          <w:bCs/>
+        </w:rPr>
+        <w:t xml:space="preserve">subtract_sky</w:t>
+      </w:r>
+      <w:r>
+        <w:t xml:space="preserve">,</w:t>
+      </w:r>
+      <w:r>
+        <w:t xml:space="preserve"> </w:t>
+      </w:r>
+      <w:r>
+        <w:t xml:space="preserve">general to all point-source spectrophotometry — not a</w:t>
+      </w:r>
+      <w:r>
+        <w:t xml:space="preserve"> </w:t>
+      </w:r>
+      <w:r>
+        <w:rPr>
+          <w:rStyle w:val="VerbatimChar"/>
+        </w:rPr>
+        <w:t xml:space="preserve">RCALIBFRAC</w:t>
+      </w:r>
+      <w:r>
+        <w:t xml:space="preserve">-specific effect. We localized it and</w:t>
+      </w:r>
+      <w:r>
+        <w:t xml:space="preserve"> </w:t>
+      </w:r>
+      <w:r>
+        <w:t xml:space="preserve">ruled out several mechanisms, but the exact algorithmic step is</w:t>
+      </w:r>
+      <w:r>
+        <w:t xml:space="preserve"> </w:t>
+      </w:r>
+      <w:r>
+        <w:rPr>
+          <w:b/>
+          <w:bCs/>
+        </w:rPr>
+        <w:t xml:space="preserve">not pinned</w:t>
+      </w:r>
+      <w:r>
+        <w:t xml:space="preserve">.</w:t>
       </w:r>
     </w:p>
     <w:p>
@@ -483,15 +683,311 @@
       </w:pPr>
       <w:r>
         <w:rPr>
-          <w:rStyle w:val="VerbatimChar"/>
-        </w:rPr>
-        <w:t xml:space="preserve">ratio = rflux / MODELRFLUX</w:t>
-      </w:r>
-      <w:r>
-        <w:t xml:space="preserve"> </w:t>
-      </w:r>
-      <w:r>
-        <w:t xml:space="preserve">per star (measured / model, summed over 6000–7300 Å).</w:t>
+          <w:b/>
+          <w:bCs/>
+        </w:rPr>
+        <w:t xml:space="preserve">Which variable to use:</w:t>
+      </w:r>
+    </w:p>
+    <w:p>
+      <w:pPr>
+        <w:pStyle w:val="Compact"/>
+        <w:numPr>
+          <w:ilvl w:val="1"/>
+          <w:numId w:val="1003"/>
+        </w:numPr>
+      </w:pPr>
+      <w:r>
+        <w:rPr>
+          <w:b/>
+          <w:bCs/>
+        </w:rPr>
+        <w:t xml:space="preserve">Level / loss-attribution</w:t>
+      </w:r>
+      <w:r>
+        <w:t xml:space="preserve"> </w:t>
+      </w:r>
+      <w:r>
+        <w:t xml:space="preserve">(seeing, wind, mirror-ΔT, …) →</w:t>
+      </w:r>
+      <w:r>
+        <w:t xml:space="preserve"> </w:t>
+      </w:r>
+      <w:r>
+        <w:rPr>
+          <w:rStyle w:val="VerbatimChar"/>
+          <w:b/>
+          <w:bCs/>
+        </w:rPr>
+        <w:t xml:space="preserve">RATIO_RAW</w:t>
+      </w:r>
+      <w:r>
+        <w:t xml:space="preserve"> </w:t>
+      </w:r>
+      <w:r>
+        <w:t xml:space="preserve">(raw absolute measured/model,</w:t>
+      </w:r>
+      <w:r>
+        <w:t xml:space="preserve"> </w:t>
+      </w:r>
+      <w:r>
+        <w:t xml:space="preserve">aperture-correction off). The dipole is a</w:t>
+      </w:r>
+      <w:r>
+        <w:t xml:space="preserve"> </w:t>
+      </w:r>
+      <w:r>
+        <w:rPr>
+          <w:i/>
+          <w:iCs/>
+        </w:rPr>
+        <w:t xml:space="preserve">pattern</w:t>
+      </w:r>
+      <w:r>
+        <w:t xml:space="preserve"> </w:t>
+      </w:r>
+      <w:r>
+        <w:t xml:space="preserve">and averages out over the focal plane, so this is clean</w:t>
+      </w:r>
+      <w:r>
+        <w:t xml:space="preserve"> </w:t>
+      </w:r>
+      <w:r>
+        <w:t xml:space="preserve">for level work — but note it does</w:t>
+      </w:r>
+      <w:r>
+        <w:t xml:space="preserve"> </w:t>
+      </w:r>
+      <w:r>
+        <w:rPr>
+          <w:b/>
+          <w:bCs/>
+        </w:rPr>
+        <w:t xml:space="preserve">not</w:t>
+      </w:r>
+      <w:r>
+        <w:t xml:space="preserve"> </w:t>
+      </w:r>
+      <w:r>
+        <w:t xml:space="preserve">escape the sky-subtraction bias for anything spatial.</w:t>
+      </w:r>
+    </w:p>
+    <w:p>
+      <w:pPr>
+        <w:pStyle w:val="Compact"/>
+        <w:numPr>
+          <w:ilvl w:val="1"/>
+          <w:numId w:val="1003"/>
+        </w:numPr>
+      </w:pPr>
+      <w:r>
+        <w:rPr>
+          <w:b/>
+          <w:bCs/>
+        </w:rPr>
+        <w:t xml:space="preserve">Absolute, science-grade throughput</w:t>
+      </w:r>
+      <w:r>
+        <w:t xml:space="preserve"> </w:t>
+      </w:r>
+      <w:r>
+        <w:t xml:space="preserve">→ the</w:t>
+      </w:r>
+      <w:r>
+        <w:t xml:space="preserve"> </w:t>
+      </w:r>
+      <w:r>
+        <w:rPr>
+          <w:b/>
+          <w:bCs/>
+        </w:rPr>
+        <w:t xml:space="preserve">flux-cal scale</w:t>
+      </w:r>
+      <w:r>
+        <w:t xml:space="preserve">, derived from the per-exposure</w:t>
+      </w:r>
+      <w:r>
+        <w:t xml:space="preserve"> </w:t>
+      </w:r>
+      <w:r>
+        <w:rPr>
+          <w:rStyle w:val="VerbatimChar"/>
+        </w:rPr>
+        <w:t xml:space="preserve">fluxcalib-*.fits</w:t>
+      </w:r>
+      <w:r>
+        <w:t xml:space="preserve"> </w:t>
+      </w:r>
+      <w:r>
+        <w:t xml:space="preserve">vectors in the redux tree (a small accessor, not yet built).</w:t>
+      </w:r>
+    </w:p>
+    <w:p>
+      <w:pPr>
+        <w:pStyle w:val="Compact"/>
+        <w:numPr>
+          <w:ilvl w:val="1"/>
+          <w:numId w:val="1003"/>
+        </w:numPr>
+      </w:pPr>
+      <w:r>
+        <w:rPr>
+          <w:b/>
+          <w:bCs/>
+        </w:rPr>
+        <w:t xml:space="preserve">Spatial / DAR structure</w:t>
+      </w:r>
+      <w:r>
+        <w:t xml:space="preserve"> </w:t>
+      </w:r>
+      <w:r>
+        <w:t xml:space="preserve">→</w:t>
+      </w:r>
+      <w:r>
+        <w:t xml:space="preserve"> </w:t>
+      </w:r>
+      <w:r>
+        <w:rPr>
+          <w:b/>
+          <w:bCs/>
+        </w:rPr>
+        <w:t xml:space="preserve">no flux ratio is clean.</w:t>
+      </w:r>
+      <w:r>
+        <w:t xml:space="preserve"> </w:t>
+      </w:r>
+      <w:r>
+        <w:t xml:space="preserve">Use the artifact-free</w:t>
+      </w:r>
+      <w:r>
+        <w:t xml:space="preserve"> </w:t>
+      </w:r>
+      <w:r>
+        <w:rPr>
+          <w:b/>
+          <w:bCs/>
+        </w:rPr>
+        <w:t xml:space="preserve">geometric</w:t>
+      </w:r>
+      <w:r>
+        <w:t xml:space="preserve"> </w:t>
+      </w:r>
+      <w:r>
+        <w:t xml:space="preserve">GFA metrics</w:t>
+      </w:r>
+      <w:r>
+        <w:t xml:space="preserve"> </w:t>
+      </w:r>
+      <w:r>
+        <w:rPr>
+          <w:rStyle w:val="VerbatimChar"/>
+        </w:rPr>
+        <w:t xml:space="preserve">L_see</w:t>
+      </w:r>
+      <w:r>
+        <w:t xml:space="preserve"> </w:t>
+      </w:r>
+      <w:r>
+        <w:t xml:space="preserve">/</w:t>
+      </w:r>
+      <w:r>
+        <w:t xml:space="preserve"> </w:t>
+      </w:r>
+      <w:r>
+        <w:rPr>
+          <w:rStyle w:val="VerbatimChar"/>
+        </w:rPr>
+        <w:t xml:space="preserve">L_field</w:t>
+      </w:r>
+      <w:r>
+        <w:t xml:space="preserve"> </w:t>
+      </w:r>
+      <w:r>
+        <w:t xml:space="preserve">(see</w:t>
+      </w:r>
+      <w:r>
+        <w:t xml:space="preserve"> </w:t>
+      </w:r>
+      <w:r>
+        <w:rPr>
+          <w:rStyle w:val="VerbatimChar"/>
+        </w:rPr>
+        <w:t xml:space="preserve">FIBER_LOSS_METRICS.md</w:t>
+      </w:r>
+      <w:r>
+        <w:t xml:space="preserve">); the dither offset field is the only clean geometric probe.</w:t>
+      </w:r>
+    </w:p>
+    <w:p>
+      <w:pPr>
+        <w:pStyle w:val="Compact"/>
+        <w:numPr>
+          <w:ilvl w:val="1"/>
+          <w:numId w:val="1003"/>
+        </w:numPr>
+      </w:pPr>
+      <w:r>
+        <w:rPr>
+          <w:b/>
+          <w:bCs/>
+        </w:rPr>
+        <w:t xml:space="preserve">Depth /</w:t>
+      </w:r>
+      <w:r>
+        <w:rPr>
+          <w:b/>
+          <w:bCs/>
+        </w:rPr>
+        <w:t xml:space="preserve"> </w:t>
+      </w:r>
+      <w:r>
+        <w:rPr>
+          <w:b/>
+          <w:bCs/>
+        </w:rPr>
+        <w:t xml:space="preserve">“good exposure?”</w:t>
+      </w:r>
+      <w:r>
+        <w:t xml:space="preserve"> </w:t>
+      </w:r>
+      <w:r>
+        <w:t xml:space="preserve">→</w:t>
+      </w:r>
+      <w:r>
+        <w:t xml:space="preserve"> </w:t>
+      </w:r>
+      <w:r>
+        <w:rPr>
+          <w:rStyle w:val="VerbatimChar"/>
+        </w:rPr>
+        <w:t xml:space="preserve">EFFTIME_SPEC</w:t>
+      </w:r>
+      <w:r>
+        <w:t xml:space="preserve"> </w:t>
+      </w:r>
+      <w:r>
+        <w:t xml:space="preserve">/</w:t>
+      </w:r>
+      <w:r>
+        <w:t xml:space="preserve"> </w:t>
+      </w:r>
+      <w:r>
+        <w:rPr>
+          <w:rStyle w:val="VerbatimChar"/>
+        </w:rPr>
+        <w:t xml:space="preserve">TSNR2</w:t>
+      </w:r>
+      <w:r>
+        <w:t xml:space="preserve"> </w:t>
+      </w:r>
+      <w:r>
+        <w:t xml:space="preserve">(convenient but conflates throughput, transparency,</w:t>
+      </w:r>
+      <w:r>
+        <w:t xml:space="preserve"> </w:t>
+      </w:r>
+      <w:r>
+        <w:t xml:space="preserve">sky, and time).</w:t>
       </w:r>
     </w:p>
     <w:p>
@@ -504,31 +1000,363 @@
       </w:pPr>
       <w:r>
         <w:rPr>
-          <w:rStyle w:val="VerbatimChar"/>
-        </w:rPr>
-        <w:t xml:space="preserve">medval = median(ratio)</w:t>
-      </w:r>
-      <w:r>
-        <w:t xml:space="preserve"> </w:t>
-      </w:r>
-      <w:r>
-        <w:t xml:space="preserve">over the exposure’s stars (line 168) —</w:t>
-      </w:r>
-      <w:r>
-        <w:t xml:space="preserve"> </w:t>
-      </w:r>
-      <w:r>
-        <w:rPr>
-          <w:b/>
-          <w:bCs/>
-        </w:rPr>
-        <w:t xml:space="preserve">the absolute throughput</w:t>
-      </w:r>
-      <w:r>
-        <w:t xml:space="preserve"> </w:t>
-      </w:r>
-      <w:r>
-        <w:t xml:space="preserve">…</w:t>
+          <w:b/>
+          <w:bCs/>
+        </w:rPr>
+        <w:t xml:space="preserve">For</w:t>
+      </w:r>
+      <w:r>
+        <w:rPr>
+          <w:b/>
+          <w:bCs/>
+        </w:rPr>
+        <w:t xml:space="preserve"> </w:t>
+      </w:r>
+      <w:r>
+        <w:rPr>
+          <w:rStyle w:val="VerbatimChar"/>
+          <w:b/>
+          <w:bCs/>
+        </w:rPr>
+        <w:t xml:space="preserve">desispec</w:t>
+      </w:r>
+      <w:r>
+        <w:rPr>
+          <w:b/>
+          <w:bCs/>
+        </w:rPr>
+        <w:t xml:space="preserve"> </w:t>
+      </w:r>
+      <w:r>
+        <w:rPr>
+          <w:b/>
+          <w:bCs/>
+        </w:rPr>
+        <w:t xml:space="preserve">(details in the last section):</w:t>
+      </w:r>
+      <w:r>
+        <w:t xml:space="preserve"> </w:t>
+      </w:r>
+      <w:r>
+        <w:t xml:space="preserve">one finding to hand over — the</w:t>
+      </w:r>
+      <w:r>
+        <w:t xml:space="preserve"> </w:t>
+      </w:r>
+      <w:r>
+        <w:rPr>
+          <w:rStyle w:val="VerbatimChar"/>
+          <w:b/>
+          <w:bCs/>
+        </w:rPr>
+        <w:t xml:space="preserve">subtract_sky</w:t>
+      </w:r>
+      <w:r>
+        <w:rPr>
+          <w:b/>
+          <w:bCs/>
+        </w:rPr>
+        <w:t xml:space="preserve"> </w:t>
+      </w:r>
+      <w:r>
+        <w:rPr>
+          <w:b/>
+          <w:bCs/>
+        </w:rPr>
+        <w:t xml:space="preserve">point-source</w:t>
+      </w:r>
+      <w:r>
+        <w:rPr>
+          <w:b/>
+          <w:bCs/>
+        </w:rPr>
+        <w:t xml:space="preserve"> </w:t>
+      </w:r>
+      <w:r>
+        <w:rPr>
+          <w:b/>
+          <w:bCs/>
+        </w:rPr>
+        <w:t xml:space="preserve">dipole</w:t>
+      </w:r>
+      <w:r>
+        <w:t xml:space="preserve"> </w:t>
+      </w:r>
+      <w:r>
+        <w:t xml:space="preserve">(a real, zenith-tied bias in a pipeline product; localized to that step, mechanism not yet</w:t>
+      </w:r>
+      <w:r>
+        <w:t xml:space="preserve"> </w:t>
+      </w:r>
+      <w:r>
+        <w:t xml:space="preserve">identified). The known mid-2025</w:t>
+      </w:r>
+      <w:r>
+        <w:t xml:space="preserve"> </w:t>
+      </w:r>
+      <w:r>
+        <w:rPr>
+          <w:rStyle w:val="VerbatimChar"/>
+        </w:rPr>
+        <w:t xml:space="preserve">RCALIBFRAC</w:t>
+      </w:r>
+      <w:r>
+        <w:t xml:space="preserve"> </w:t>
+      </w:r>
+      <w:r>
+        <w:t xml:space="preserve">discontinuity is</w:t>
+      </w:r>
+      <w:r>
+        <w:t xml:space="preserve"> </w:t>
+      </w:r>
+      <w:r>
+        <w:rPr>
+          <w:i/>
+          <w:iCs/>
+        </w:rPr>
+        <w:t xml:space="preserve">not</w:t>
+      </w:r>
+      <w:r>
+        <w:t xml:space="preserve"> </w:t>
+      </w:r>
+      <w:r>
+        <w:t xml:space="preserve">an ask on the team — for our purposes it is</w:t>
+      </w:r>
+      <w:r>
+        <w:t xml:space="preserve"> </w:t>
+      </w:r>
+      <w:r>
+        <w:t xml:space="preserve">simply avoided by working from a uniformly-reprocessed release (e.g. Matterhorn or Nevis) instead of the</w:t>
+      </w:r>
+      <w:r>
+        <w:t xml:space="preserve"> </w:t>
+      </w:r>
+      <w:r>
+        <w:rPr>
+          <w:rStyle w:val="VerbatimChar"/>
+        </w:rPr>
+        <w:t xml:space="preserve">daily</w:t>
+      </w:r>
+      <w:r>
+        <w:t xml:space="preserve"> </w:t>
+      </w:r>
+      <w:r>
+        <w:t xml:space="preserve">archive.</w:t>
+      </w:r>
+    </w:p>
+    <w:p>
+      <w:r>
+        <w:pict>
+          <v:rect style="width:0;height:1.5pt" o:hralign="center" o:hrstd="t" o:hr="t"/>
+        </w:pict>
+      </w:r>
+    </w:p>
+    <w:bookmarkEnd w:id="9"/>
+    <w:bookmarkStart w:id="10" w:name="X3582e37626d3c233b135978f097b499831abc02"/>
+    <w:p>
+      <w:pPr>
+        <w:pStyle w:val="Heading2"/>
+      </w:pPr>
+      <w:r>
+        <w:t xml:space="preserve">1. The known truth: standard stars</w:t>
+      </w:r>
+    </w:p>
+    <w:p>
+      <w:pPr>
+        <w:pStyle w:val="FirstParagraph"/>
+      </w:pPr>
+      <w:r>
+        <w:t xml:space="preserve">A standard star has a</w:t>
+      </w:r>
+      <w:r>
+        <w:t xml:space="preserve"> </w:t>
+      </w:r>
+      <w:r>
+        <w:rPr>
+          <w:b/>
+          <w:bCs/>
+        </w:rPr>
+        <w:t xml:space="preserve">model SED</w:t>
+      </w:r>
+      <w:r>
+        <w:t xml:space="preserve"> </w:t>
+      </w:r>
+      <w:r>
+        <w:t xml:space="preserve">(</w:t>
+      </w:r>
+      <w:r>
+        <w:rPr>
+          <w:rStyle w:val="VerbatimChar"/>
+        </w:rPr>
+        <w:t xml:space="preserve">MODELRFLUX</w:t>
+      </w:r>
+      <w:r>
+        <w:t xml:space="preserve"> </w:t>
+      </w:r>
+      <w:r>
+        <w:t xml:space="preserve">etc.), obtained by fitting a stellar template to the star’s</w:t>
+      </w:r>
+      <w:r>
+        <w:t xml:space="preserve"> </w:t>
+      </w:r>
+      <w:r>
+        <w:t xml:space="preserve">broadband photometry (imaging / Gaia). That model is</w:t>
+      </w:r>
+      <w:r>
+        <w:t xml:space="preserve"> </w:t>
+      </w:r>
+      <w:r>
+        <w:t xml:space="preserve">“what we should have measured”</w:t>
+      </w:r>
+      <w:r>
+        <w:t xml:space="preserve"> </w:t>
+      </w:r>
+      <w:r>
+        <w:t xml:space="preserve">above the atmosphere. The</w:t>
+      </w:r>
+      <w:r>
+        <w:t xml:space="preserve"> </w:t>
+      </w:r>
+      <w:r>
+        <w:rPr>
+          <w:b/>
+          <w:bCs/>
+        </w:rPr>
+        <w:t xml:space="preserve">measured</w:t>
+      </w:r>
+      <w:r>
+        <w:t xml:space="preserve"> </w:t>
+      </w:r>
+      <w:r>
+        <w:t xml:space="preserve">flux is what actually reaches the detector through the fiber. Their ratio is the end-to-end system</w:t>
+      </w:r>
+      <w:r>
+        <w:t xml:space="preserve"> </w:t>
+      </w:r>
+      <w:r>
+        <w:t xml:space="preserve">throughput — atmosphere (extinction + transparency) × telescope × instrument ×</w:t>
+      </w:r>
+      <w:r>
+        <w:t xml:space="preserve"> </w:t>
+      </w:r>
+      <w:r>
+        <w:rPr>
+          <w:b/>
+          <w:bCs/>
+        </w:rPr>
+        <w:t xml:space="preserve">fiber aperture loss</w:t>
+      </w:r>
+      <w:r>
+        <w:t xml:space="preserve">. Standard</w:t>
+      </w:r>
+      <w:r>
+        <w:t xml:space="preserve"> </w:t>
+      </w:r>
+      <w:r>
+        <w:t xml:space="preserve">stars are the only per-exposure, on-sky, absolute reference we have, so every measured-vs-expected variable below</w:t>
+      </w:r>
+      <w:r>
+        <w:t xml:space="preserve"> </w:t>
+      </w:r>
+      <w:r>
+        <w:t xml:space="preserve">is anchored on them.</w:t>
+      </w:r>
+      <w:r>
+        <w:t xml:space="preserve"> </w:t>
+      </w:r>
+      <w:r>
+        <w:rPr>
+          <w:i/>
+          <w:iCs/>
+        </w:rPr>
+        <w:t xml:space="preserve">(Caveat: the</w:t>
+      </w:r>
+      <w:r>
+        <w:rPr>
+          <w:i/>
+          <w:iCs/>
+        </w:rPr>
+        <w:t xml:space="preserve"> </w:t>
+      </w:r>
+      <w:r>
+        <w:rPr>
+          <w:i/>
+          <w:iCs/>
+        </w:rPr>
+        <w:t xml:space="preserve">“truth”</w:t>
+      </w:r>
+      <w:r>
+        <w:rPr>
+          <w:i/>
+          <w:iCs/>
+        </w:rPr>
+        <w:t xml:space="preserve"> </w:t>
+      </w:r>
+      <w:r>
+        <w:rPr>
+          <w:i/>
+          <w:iCs/>
+        </w:rPr>
+        <w:t xml:space="preserve">is only as good as the template/photometry calibration — the best</w:t>
+      </w:r>
+      <w:r>
+        <w:rPr>
+          <w:i/>
+          <w:iCs/>
+        </w:rPr>
+        <w:t xml:space="preserve"> </w:t>
+      </w:r>
+      <w:r>
+        <w:rPr>
+          <w:i/>
+          <w:iCs/>
+        </w:rPr>
+        <w:t xml:space="preserve">available reference, not a perfect absolute.)</w:t>
+      </w:r>
+    </w:p>
+    <w:bookmarkEnd w:id="10"/>
+    <w:bookmarkStart w:id="13" w:name="X045d48e595dcb5ca1ed4469d56e38af32b33181"/>
+    <w:p>
+      <w:pPr>
+        <w:pStyle w:val="Heading2"/>
+      </w:pPr>
+      <w:r>
+        <w:t xml:space="preserve">2. How</w:t>
+      </w:r>
+      <w:r>
+        <w:t xml:space="preserve"> </w:t>
+      </w:r>
+      <w:r>
+        <w:rPr>
+          <w:rStyle w:val="VerbatimChar"/>
+        </w:rPr>
+        <w:t xml:space="preserve">RCALIBFRAC</w:t>
+      </w:r>
+      <w:r>
+        <w:t xml:space="preserve"> </w:t>
+      </w:r>
+      <w:r>
+        <w:t xml:space="preserve">is built — two construction layers to know</w:t>
+      </w:r>
+    </w:p>
+    <w:p>
+      <w:pPr>
+        <w:pStyle w:val="FirstParagraph"/>
+      </w:pPr>
+      <w:r>
+        <w:t xml:space="preserve">From</w:t>
+      </w:r>
+      <w:r>
+        <w:t xml:space="preserve"> </w:t>
+      </w:r>
+      <w:r>
+        <w:rPr>
+          <w:rStyle w:val="VerbatimChar"/>
+        </w:rPr>
+        <w:t xml:space="preserve">desispec/scripts/select_calib_stars.py</w:t>
+      </w:r>
+      <w:r>
+        <w:t xml:space="preserve">, per exposure:</w:t>
       </w:r>
     </w:p>
     <w:p>
@@ -536,51 +1364,24 @@
         <w:pStyle w:val="Compact"/>
         <w:numPr>
           <w:ilvl w:val="0"/>
-          <w:numId w:val="1001"/>
+          <w:numId w:val="1004"/>
         </w:numPr>
       </w:pPr>
       <w:r>
-        <w:t xml:space="preserve">… then</w:t>
-      </w:r>
-      <w:r>
-        <w:t xml:space="preserve"> </w:t>
-      </w:r>
-      <w:r>
-        <w:rPr>
-          <w:rStyle w:val="VerbatimChar"/>
-        </w:rPr>
-        <w:t xml:space="preserve">RCALIBFRAC = ratio / medval</w:t>
-      </w:r>
-      <w:r>
-        <w:t xml:space="preserve"> </w:t>
-      </w:r>
-      <w:r>
-        <w:t xml:space="preserve">(line 173) —</w:t>
-      </w:r>
-      <w:r>
-        <w:t xml:space="preserve"> </w:t>
-      </w:r>
-      <w:r>
-        <w:rPr>
-          <w:rStyle w:val="VerbatimChar"/>
-          <w:b/>
-          <w:bCs/>
-        </w:rPr>
-        <w:t xml:space="preserve">medval</w:t>
-      </w:r>
-      <w:r>
-        <w:rPr>
-          <w:b/>
-          <w:bCs/>
-        </w:rPr>
-        <w:t xml:space="preserve"> </w:t>
-      </w:r>
-      <w:r>
-        <w:rPr>
-          <w:b/>
-          <w:bCs/>
-        </w:rPr>
-        <w:t xml:space="preserve">is divided out and not saved.</w:t>
+        <w:t xml:space="preserve">Read the r-camera frames,</w:t>
+      </w:r>
+      <w:r>
+        <w:t xml:space="preserve"> </w:t>
+      </w:r>
+      <w:r>
+        <w:rPr>
+          <w:b/>
+          <w:bCs/>
+        </w:rPr>
+        <w:t xml:space="preserve">apply fiberflat, subtract sky</w:t>
+      </w:r>
+      <w:r>
+        <w:t xml:space="preserve">.</w:t>
       </w:r>
     </w:p>
     <w:p>
@@ -588,241 +1389,36 @@
         <w:pStyle w:val="Compact"/>
         <w:numPr>
           <w:ilvl w:val="0"/>
-          <w:numId w:val="1001"/>
+          <w:numId w:val="1004"/>
         </w:numPr>
       </w:pPr>
       <w:r>
         <w:rPr>
-          <w:rStyle w:val="VerbatimChar"/>
-        </w:rPr>
-        <w:t xml:space="preserve">VALID</w:t>
-      </w:r>
-      <w:r>
-        <w:t xml:space="preserve"> </w:t>
-      </w:r>
-      <w:r>
-        <w:t xml:space="preserve">flags 3σ</w:t>
-      </w:r>
-      <w:r>
-        <w:t xml:space="preserve"> </w:t>
-      </w:r>
-      <w:r>
-        <w:rPr>
-          <w:rStyle w:val="VerbatimChar"/>
-        </w:rPr>
-        <w:t xml:space="preserve">RCALIBFRAC</w:t>
-      </w:r>
-      <w:r>
-        <w:t xml:space="preserve"> </w:t>
-      </w:r>
-      <w:r>
-        <w:t xml:space="preserve">outliers and G−R color mismatches.</w:t>
-      </w:r>
-    </w:p>
-    <w:p>
-      <w:pPr>
-        <w:pStyle w:val="FirstParagraph"/>
-      </w:pPr>
-      <w:r>
-        <w:rPr>
-          <w:b/>
-          <w:bCs/>
-        </w:rPr>
-        <w:t xml:space="preserve">Layer 0 — median normalization.</w:t>
-      </w:r>
-      <w:r>
-        <w:t xml:space="preserve"> </w:t>
-      </w:r>
-      <w:r>
-        <w:t xml:space="preserve">Because step 5 forces each exposure’s</w:t>
-      </w:r>
-      <w:r>
-        <w:t xml:space="preserve"> </w:t>
-      </w:r>
-      <w:r>
-        <w:rPr>
-          <w:i/>
-          <w:iCs/>
-        </w:rPr>
-        <w:t xml:space="preserve">median</w:t>
-      </w:r>
-      <w:r>
-        <w:t xml:space="preserve"> </w:t>
-      </w:r>
-      <w:r>
-        <w:rPr>
-          <w:rStyle w:val="VerbatimChar"/>
-        </w:rPr>
-        <w:t xml:space="preserve">RCALIBFRAC</w:t>
-      </w:r>
-      <w:r>
-        <w:t xml:space="preserve"> </w:t>
-      </w:r>
-      <w:r>
-        <w:t xml:space="preserve">to 1,</w:t>
-      </w:r>
-      <w:r>
-        <w:t xml:space="preserve"> </w:t>
-      </w:r>
-      <w:r>
-        <w:rPr>
-          <w:rStyle w:val="VerbatimChar"/>
-        </w:rPr>
-        <w:t xml:space="preserve">RCALIBFRAC</w:t>
-      </w:r>
-      <w:r>
-        <w:t xml:space="preserve"> </w:t>
-      </w:r>
-      <w:r>
-        <w:t xml:space="preserve">carries only</w:t>
-      </w:r>
-      <w:r>
-        <w:t xml:space="preserve"> </w:t>
-      </w:r>
-      <w:r>
-        <w:rPr>
-          <w:b/>
-          <w:bCs/>
-        </w:rPr>
-        <w:t xml:space="preserve">within-exposure, fiber-to-fiber variation</w:t>
-      </w:r>
-      <w:r>
-        <w:t xml:space="preserve"> </w:t>
-      </w:r>
-      <w:r>
-        <w:t xml:space="preserve">— it is blind to the exposure’s</w:t>
-      </w:r>
-      <w:r>
-        <w:t xml:space="preserve"> </w:t>
-      </w:r>
-      <w:r>
-        <w:t xml:space="preserve">absolute throughput (anything that dims all fibers together is normalized away). A per-exposure</w:t>
-      </w:r>
-      <w:r>
-        <w:t xml:space="preserve"> </w:t>
-      </w:r>
-      <w:r>
-        <w:t xml:space="preserve">“mean</w:t>
-      </w:r>
-      <w:r>
-        <w:t xml:space="preserve"> </w:t>
-      </w:r>
-      <w:r>
-        <w:t xml:space="preserve">loss = 1 − mean(RCALIBFRAC)”</w:t>
-      </w:r>
-      <w:r>
-        <w:t xml:space="preserve"> </w:t>
-      </w:r>
-      <w:r>
-        <w:t xml:space="preserve">therefore measures the</w:t>
-      </w:r>
-      <w:r>
-        <w:t xml:space="preserve"> </w:t>
-      </w:r>
-      <w:r>
-        <w:rPr>
-          <w:i/>
-          <w:iCs/>
-        </w:rPr>
-        <w:t xml:space="preserve">downward skew</w:t>
-      </w:r>
-      <w:r>
-        <w:t xml:space="preserve"> </w:t>
-      </w:r>
-      <w:r>
-        <w:t xml:space="preserve">of the distribution, i.e. the</w:t>
-      </w:r>
-      <w:r>
-        <w:t xml:space="preserve"> </w:t>
-      </w:r>
-      <w:r>
-        <w:rPr>
-          <w:i/>
-          <w:iCs/>
-        </w:rPr>
-        <w:t xml:space="preserve">differential</w:t>
-      </w:r>
-      <w:r>
-        <w:t xml:space="preserve"> </w:t>
-      </w:r>
-      <w:r>
-        <w:t xml:space="preserve">loss, not the absolute one.</w:t>
-      </w:r>
-    </w:p>
-    <w:p>
-      <w:pPr>
-        <w:pStyle w:val="BodyText"/>
-      </w:pPr>
-      <w:r>
-        <w:rPr>
-          <w:b/>
-          <w:bCs/>
-        </w:rPr>
-        <w:t xml:space="preserve">Layer 1 — the aperture correction</w:t>
-      </w:r>
-      <w:r>
-        <w:t xml:space="preserve"> </w:t>
-      </w:r>
-      <w:r>
-        <w:t xml:space="preserve">(step 2, added mid-2025).</w:t>
-      </w:r>
-      <w:r>
-        <w:t xml:space="preserve"> </w:t>
-      </w:r>
-      <w:r>
-        <w:rPr>
-          <w:rStyle w:val="VerbatimChar"/>
-        </w:rPr>
-        <w:t xml:space="preserve">RCALIBFRAC</w:t>
-      </w:r>
-      <w:r>
-        <w:t xml:space="preserve"> </w:t>
-      </w:r>
-      <w:r>
-        <w:t xml:space="preserve">now measures the residual</w:t>
-      </w:r>
-      <w:r>
-        <w:t xml:space="preserve"> </w:t>
-      </w:r>
-      <w:r>
-        <w:rPr>
-          <w:i/>
-          <w:iCs/>
-        </w:rPr>
-        <w:t xml:space="preserve">after</w:t>
-      </w:r>
-      <w:r>
-        <w:t xml:space="preserve"> </w:t>
-      </w:r>
-      <w:r>
-        <w:t xml:space="preserve">the pipeline’s modeled static aperture loss has been divided out (§3–4).</w:t>
-      </w:r>
-    </w:p>
-    <w:bookmarkEnd w:id="10"/>
-    <w:bookmarkStart w:id="11" w:name="Xff4f50c1d2f51d0c766a6fd4f0cec9b79fc509e"/>
-    <w:p>
-      <w:pPr>
-        <w:pStyle w:val="Heading2"/>
-      </w:pPr>
-      <w:r>
-        <w:t xml:space="preserve">3. The flat→psf aperture correction (</w:t>
-      </w:r>
-      <w:r>
-        <w:rPr>
-          <w:rStyle w:val="VerbatimChar"/>
-        </w:rPr>
-        <w:t xml:space="preserve">fiberfluxcorr.flat_to_psf_flux_correction</w:t>
-      </w:r>
-      <w:r>
-        <w:t xml:space="preserve">)</w:t>
-      </w:r>
-    </w:p>
-    <w:p>
-      <w:pPr>
-        <w:pStyle w:val="FirstParagraph"/>
-      </w:pPr>
-      <w:r>
-        <w:t xml:space="preserve">Per fiber it computes the captured point-source light fraction and divides the flux by it:</w:t>
+          <w:b/>
+          <w:bCs/>
+        </w:rPr>
+        <w:t xml:space="preserve">Apply a point-source (flat→psf) aperture correction</w:t>
+      </w:r>
+      <w:r>
+        <w:t xml:space="preserve"> </w:t>
+      </w:r>
+      <w:r>
+        <w:t xml:space="preserve">to the flux (line 131–132):</w:t>
+      </w:r>
+      <w:r>
+        <w:t xml:space="preserve"> </w:t>
+      </w:r>
+      <w:r>
+        <w:rPr>
+          <w:rStyle w:val="VerbatimChar"/>
+        </w:rPr>
+        <w:t xml:space="preserve">flux *= flat_to_psf_flux_correction(fibermap, exposure_seeing_fwhm=1.1, normalize=False)</w:t>
+      </w:r>
+      <w:r>
+        <w:t xml:space="preserve"> </w:t>
+      </w:r>
+      <w:r>
+        <w:t xml:space="preserve">— see §2.1.</w:t>
       </w:r>
     </w:p>
     <w:p>
@@ -830,79 +1426,20 @@
         <w:pStyle w:val="Compact"/>
         <w:numPr>
           <w:ilvl w:val="0"/>
-          <w:numId w:val="1002"/>
+          <w:numId w:val="1004"/>
         </w:numPr>
       </w:pPr>
       <w:r>
-        <w:t xml:space="preserve">inputs:</w:t>
-      </w:r>
-      <w:r>
-        <w:t xml:space="preserve"> </w:t>
-      </w:r>
-      <w:r>
-        <w:rPr>
-          <w:rStyle w:val="VerbatimChar"/>
-          <w:b/>
-          <w:bCs/>
-        </w:rPr>
-        <w:t xml:space="preserve">FIBER_X/FIBER_Y</w:t>
-      </w:r>
-      <w:r>
-        <w:t xml:space="preserve"> </w:t>
-      </w:r>
-      <w:r>
-        <w:t xml:space="preserve">→ radial plate scale;</w:t>
-      </w:r>
-      <w:r>
-        <w:t xml:space="preserve"> </w:t>
-      </w:r>
-      <w:r>
-        <w:rPr>
-          <w:rStyle w:val="VerbatimChar"/>
-          <w:b/>
-          <w:bCs/>
-        </w:rPr>
-        <w:t xml:space="preserve">DELTA_X/DELTA_Y</w:t>
-      </w:r>
-      <w:r>
-        <w:t xml:space="preserve"> </w:t>
-      </w:r>
-      <w:r>
-        <w:t xml:space="preserve">→ the fiber-to-target</w:t>
-      </w:r>
-      <w:r>
-        <w:t xml:space="preserve"> </w:t>
-      </w:r>
-      <w:r>
-        <w:t xml:space="preserve">positioning offset; and a</w:t>
-      </w:r>
-      <w:r>
-        <w:t xml:space="preserve"> </w:t>
-      </w:r>
-      <w:r>
-        <w:rPr>
-          <w:b/>
-          <w:bCs/>
-        </w:rPr>
-        <w:t xml:space="preserve">seeing FWHM</w:t>
-      </w:r>
-      <w:r>
-        <w:t xml:space="preserve"> </w:t>
-      </w:r>
-      <w:r>
-        <w:t xml:space="preserve">→ PSF size</w:t>
-      </w:r>
-      <w:r>
-        <w:t xml:space="preserve"> </w:t>
-      </w:r>
-      <w:r>
-        <w:rPr>
-          <w:rStyle w:val="VerbatimChar"/>
-        </w:rPr>
-        <w:t xml:space="preserve">σ</w:t>
-      </w:r>
-      <w:r>
-        <w:t xml:space="preserve">.</w:t>
+        <w:rPr>
+          <w:rStyle w:val="VerbatimChar"/>
+        </w:rPr>
+        <w:t xml:space="preserve">ratio = rflux / MODELRFLUX</w:t>
+      </w:r>
+      <w:r>
+        <w:t xml:space="preserve"> </w:t>
+      </w:r>
+      <w:r>
+        <w:t xml:space="preserve">per star (measured / model, summed 6000–7300 Å).</w:t>
       </w:r>
     </w:p>
     <w:p>
@@ -910,26 +1447,36 @@
         <w:pStyle w:val="Compact"/>
         <w:numPr>
           <w:ilvl w:val="0"/>
-          <w:numId w:val="1002"/>
+          <w:numId w:val="1004"/>
         </w:numPr>
       </w:pPr>
       <w:r>
         <w:rPr>
           <w:rStyle w:val="VerbatimChar"/>
         </w:rPr>
-        <w:t xml:space="preserve">fiber_frac = FastFiberAcceptance("POINT", σ, offset)</w:t>
-      </w:r>
-      <w:r>
-        <w:t xml:space="preserve"> </w:t>
-      </w:r>
-      <w:r>
-        <w:t xml:space="preserve">— captured fraction (drops with seeing and</w:t>
-      </w:r>
-      <w:r>
-        <w:t xml:space="preserve"> </w:t>
-      </w:r>
-      <w:r>
-        <w:t xml:space="preserve">with offset).</w:t>
+        <w:t xml:space="preserve">medval = median(ratio)</w:t>
+      </w:r>
+      <w:r>
+        <w:t xml:space="preserve"> </w:t>
+      </w:r>
+      <w:r>
+        <w:t xml:space="preserve">over the exposure’s stars (line 168) —</w:t>
+      </w:r>
+      <w:r>
+        <w:t xml:space="preserve"> </w:t>
+      </w:r>
+      <w:r>
+        <w:rPr>
+          <w:b/>
+          <w:bCs/>
+        </w:rPr>
+        <w:t xml:space="preserve">the absolute throughput</w:t>
+      </w:r>
+      <w:r>
+        <w:t xml:space="preserve"> </w:t>
+      </w:r>
+      <w:r>
+        <w:t xml:space="preserve">…</w:t>
       </w:r>
     </w:p>
     <w:p>
@@ -937,114 +1484,51 @@
         <w:pStyle w:val="Compact"/>
         <w:numPr>
           <w:ilvl w:val="0"/>
-          <w:numId w:val="1002"/>
+          <w:numId w:val="1004"/>
         </w:numPr>
       </w:pPr>
       <w:r>
-        <w:t xml:space="preserve">correction</w:t>
-      </w:r>
-      <w:r>
-        <w:t xml:space="preserve"> </w:t>
-      </w:r>
-      <w:r>
-        <w:rPr>
-          <w:rStyle w:val="VerbatimChar"/>
-        </w:rPr>
-        <w:t xml:space="preserve">= 1 / fiber_frac / platescale²</w:t>
-      </w:r>
-      <w:r>
-        <w:t xml:space="preserve"> </w:t>
-      </w:r>
-      <w:r>
-        <w:t xml:space="preserve">(sky fibers set to 1).</w:t>
-      </w:r>
-    </w:p>
-    <w:p>
-      <w:pPr>
-        <w:pStyle w:val="FirstParagraph"/>
-      </w:pPr>
-      <w:r>
-        <w:t xml:space="preserve">So the corrected flux ≈</w:t>
-      </w:r>
-      <w:r>
-        <w:t xml:space="preserve"> </w:t>
-      </w:r>
-      <w:r>
-        <w:rPr>
-          <w:rStyle w:val="VerbatimChar"/>
-        </w:rPr>
-        <w:t xml:space="preserve">F_true · fiber_frac_actual / fiber_frac_model</w:t>
-      </w:r>
-      <w:r>
-        <w:t xml:space="preserve">, and after the ratio/median</w:t>
-      </w:r>
-      <w:r>
-        <w:t xml:space="preserve"> </w:t>
-      </w:r>
-      <w:r>
-        <w:t xml:space="preserve">step</w:t>
-      </w:r>
-      <w:r>
-        <w:t xml:space="preserve"> </w:t>
-      </w:r>
-      <w:r>
-        <w:rPr>
-          <w:rStyle w:val="VerbatimChar"/>
-        </w:rPr>
-        <w:t xml:space="preserve">RCALIBFRAC</w:t>
-      </w:r>
-      <w:r>
-        <w:t xml:space="preserve"> </w:t>
-      </w:r>
-      <w:r>
-        <w:t xml:space="preserve">retains the</w:t>
-      </w:r>
-      <w:r>
-        <w:t xml:space="preserve"> </w:t>
-      </w:r>
-      <w:r>
-        <w:rPr>
-          <w:b/>
-          <w:bCs/>
-        </w:rPr>
-        <w:t xml:space="preserve">residual</w:t>
-      </w:r>
-      <w:r>
-        <w:t xml:space="preserve"> </w:t>
-      </w:r>
-      <w:r>
-        <w:rPr>
-          <w:rStyle w:val="VerbatimChar"/>
-        </w:rPr>
-        <w:t xml:space="preserve">fiber_frac_actual / fiber_frac_model</w:t>
-      </w:r>
-      <w:r>
-        <w:t xml:space="preserve"> </w:t>
-      </w:r>
-      <w:r>
-        <w:t xml:space="preserve">— i.e. only what the</w:t>
-      </w:r>
-      <w:r>
-        <w:t xml:space="preserve"> </w:t>
-      </w:r>
-      <w:r>
-        <w:t xml:space="preserve">model gets</w:t>
-      </w:r>
-      <w:r>
-        <w:t xml:space="preserve"> </w:t>
-      </w:r>
-      <w:r>
-        <w:rPr>
-          <w:i/>
-          <w:iCs/>
-        </w:rPr>
-        <w:t xml:space="preserve">wrong</w:t>
-      </w:r>
-      <w:r>
-        <w:t xml:space="preserve"> </w:t>
-      </w:r>
-      <w:r>
-        <w:t xml:space="preserve">or can’t see:</w:t>
+        <w:t xml:space="preserve">… then</w:t>
+      </w:r>
+      <w:r>
+        <w:t xml:space="preserve"> </w:t>
+      </w:r>
+      <w:r>
+        <w:rPr>
+          <w:rStyle w:val="VerbatimChar"/>
+        </w:rPr>
+        <w:t xml:space="preserve">RCALIBFRAC = ratio / medval</w:t>
+      </w:r>
+      <w:r>
+        <w:t xml:space="preserve"> </w:t>
+      </w:r>
+      <w:r>
+        <w:t xml:space="preserve">(line 173) —</w:t>
+      </w:r>
+      <w:r>
+        <w:t xml:space="preserve"> </w:t>
+      </w:r>
+      <w:r>
+        <w:rPr>
+          <w:rStyle w:val="VerbatimChar"/>
+          <w:b/>
+          <w:bCs/>
+        </w:rPr>
+        <w:t xml:space="preserve">medval</w:t>
+      </w:r>
+      <w:r>
+        <w:rPr>
+          <w:b/>
+          <w:bCs/>
+        </w:rPr>
+        <w:t xml:space="preserve"> </w:t>
+      </w:r>
+      <w:r>
+        <w:rPr>
+          <w:b/>
+          <w:bCs/>
+        </w:rPr>
+        <w:t xml:space="preserve">is divided out and not saved.</w:t>
       </w:r>
     </w:p>
     <w:p>
@@ -1052,21 +1536,233 @@
         <w:pStyle w:val="Compact"/>
         <w:numPr>
           <w:ilvl w:val="0"/>
-          <w:numId w:val="1003"/>
+          <w:numId w:val="1004"/>
         </w:numPr>
       </w:pPr>
       <w:r>
         <w:rPr>
-          <w:b/>
-          <w:bCs/>
-        </w:rPr>
-        <w:t xml:space="preserve">seeing ≠ the assumed value</w:t>
-      </w:r>
-      <w:r>
-        <w:t xml:space="preserve"> </w:t>
-      </w:r>
-      <w:r>
-        <w:t xml:space="preserve">(see §4 — calibstars assumes a fixed 1.1″);</w:t>
+          <w:rStyle w:val="VerbatimChar"/>
+        </w:rPr>
+        <w:t xml:space="preserve">VALID</w:t>
+      </w:r>
+      <w:r>
+        <w:t xml:space="preserve"> </w:t>
+      </w:r>
+      <w:r>
+        <w:t xml:space="preserve">flags 3σ</w:t>
+      </w:r>
+      <w:r>
+        <w:t xml:space="preserve"> </w:t>
+      </w:r>
+      <w:r>
+        <w:rPr>
+          <w:rStyle w:val="VerbatimChar"/>
+        </w:rPr>
+        <w:t xml:space="preserve">RCALIBFRAC</w:t>
+      </w:r>
+      <w:r>
+        <w:t xml:space="preserve"> </w:t>
+      </w:r>
+      <w:r>
+        <w:t xml:space="preserve">outliers and G−R color mismatches.</w:t>
+      </w:r>
+    </w:p>
+    <w:p>
+      <w:pPr>
+        <w:pStyle w:val="FirstParagraph"/>
+      </w:pPr>
+      <w:r>
+        <w:rPr>
+          <w:b/>
+          <w:bCs/>
+        </w:rPr>
+        <w:t xml:space="preserve">Layer 0 — median normalization.</w:t>
+      </w:r>
+      <w:r>
+        <w:t xml:space="preserve"> </w:t>
+      </w:r>
+      <w:r>
+        <w:t xml:space="preserve">Step 5 forces each exposure’s</w:t>
+      </w:r>
+      <w:r>
+        <w:t xml:space="preserve"> </w:t>
+      </w:r>
+      <w:r>
+        <w:rPr>
+          <w:i/>
+          <w:iCs/>
+        </w:rPr>
+        <w:t xml:space="preserve">median</w:t>
+      </w:r>
+      <w:r>
+        <w:t xml:space="preserve"> </w:t>
+      </w:r>
+      <w:r>
+        <w:rPr>
+          <w:rStyle w:val="VerbatimChar"/>
+        </w:rPr>
+        <w:t xml:space="preserve">RCALIBFRAC</w:t>
+      </w:r>
+      <w:r>
+        <w:t xml:space="preserve"> </w:t>
+      </w:r>
+      <w:r>
+        <w:t xml:space="preserve">to 1, so</w:t>
+      </w:r>
+      <w:r>
+        <w:t xml:space="preserve"> </w:t>
+      </w:r>
+      <w:r>
+        <w:rPr>
+          <w:rStyle w:val="VerbatimChar"/>
+        </w:rPr>
+        <w:t xml:space="preserve">RCALIBFRAC</w:t>
+      </w:r>
+      <w:r>
+        <w:t xml:space="preserve"> </w:t>
+      </w:r>
+      <w:r>
+        <w:t xml:space="preserve">carries only</w:t>
+      </w:r>
+      <w:r>
+        <w:t xml:space="preserve"> </w:t>
+      </w:r>
+      <w:r>
+        <w:rPr>
+          <w:b/>
+          <w:bCs/>
+        </w:rPr>
+        <w:t xml:space="preserve">within-exposure, fiber-to-fiber variation</w:t>
+      </w:r>
+      <w:r>
+        <w:t xml:space="preserve"> </w:t>
+      </w:r>
+      <w:r>
+        <w:t xml:space="preserve">— blind to the exposure’s absolute throughput</w:t>
+      </w:r>
+      <w:r>
+        <w:t xml:space="preserve"> </w:t>
+      </w:r>
+      <w:r>
+        <w:t xml:space="preserve">(anything dimming all fibers together is normalized away). A per-exposure</w:t>
+      </w:r>
+      <w:r>
+        <w:t xml:space="preserve"> </w:t>
+      </w:r>
+      <w:r>
+        <w:t xml:space="preserve">“mean loss = 1 − mean(</w:t>
+      </w:r>
+      <w:r>
+        <w:rPr>
+          <w:rStyle w:val="VerbatimChar"/>
+        </w:rPr>
+        <w:t xml:space="preserve">RCALIBFRAC</w:t>
+      </w:r>
+      <w:r>
+        <w:t xml:space="preserve">)”</w:t>
+      </w:r>
+      <w:r>
+        <w:t xml:space="preserve"> </w:t>
+      </w:r>
+      <w:r>
+        <w:t xml:space="preserve">therefore measures the</w:t>
+      </w:r>
+      <w:r>
+        <w:t xml:space="preserve"> </w:t>
+      </w:r>
+      <w:r>
+        <w:rPr>
+          <w:i/>
+          <w:iCs/>
+        </w:rPr>
+        <w:t xml:space="preserve">differential</w:t>
+      </w:r>
+      <w:r>
+        <w:t xml:space="preserve"> </w:t>
+      </w:r>
+      <w:r>
+        <w:t xml:space="preserve">loss, not the absolute one.</w:t>
+      </w:r>
+    </w:p>
+    <w:p>
+      <w:pPr>
+        <w:pStyle w:val="BodyText"/>
+      </w:pPr>
+      <w:r>
+        <w:rPr>
+          <w:b/>
+          <w:bCs/>
+        </w:rPr>
+        <w:t xml:space="preserve">Layer 1 — the aperture correction</w:t>
+      </w:r>
+      <w:r>
+        <w:t xml:space="preserve"> </w:t>
+      </w:r>
+      <w:r>
+        <w:t xml:space="preserve">(step 2, added mid-2025).</w:t>
+      </w:r>
+      <w:r>
+        <w:t xml:space="preserve"> </w:t>
+      </w:r>
+      <w:r>
+        <w:rPr>
+          <w:rStyle w:val="VerbatimChar"/>
+        </w:rPr>
+        <w:t xml:space="preserve">RCALIBFRAC</w:t>
+      </w:r>
+      <w:r>
+        <w:t xml:space="preserve"> </w:t>
+      </w:r>
+      <w:r>
+        <w:t xml:space="preserve">measures the residual</w:t>
+      </w:r>
+      <w:r>
+        <w:t xml:space="preserve"> </w:t>
+      </w:r>
+      <w:r>
+        <w:rPr>
+          <w:i/>
+          <w:iCs/>
+        </w:rPr>
+        <w:t xml:space="preserve">after</w:t>
+      </w:r>
+      <w:r>
+        <w:t xml:space="preserve"> </w:t>
+      </w:r>
+      <w:r>
+        <w:t xml:space="preserve">the</w:t>
+      </w:r>
+      <w:r>
+        <w:t xml:space="preserve"> </w:t>
+      </w:r>
+      <w:r>
+        <w:t xml:space="preserve">pipeline’s modeled static aperture loss has been divided out.</w:t>
+      </w:r>
+    </w:p>
+    <w:bookmarkStart w:id="11" w:name="X0e985c7450e2d3ccbb1642dd9c2cb2e73e61174"/>
+    <w:p>
+      <w:pPr>
+        <w:pStyle w:val="Heading3"/>
+      </w:pPr>
+      <w:r>
+        <w:t xml:space="preserve">2.1 The flat→psf aperture correction (</w:t>
+      </w:r>
+      <w:r>
+        <w:rPr>
+          <w:rStyle w:val="VerbatimChar"/>
+        </w:rPr>
+        <w:t xml:space="preserve">fiberfluxcorr.flat_to_psf_flux_correction</w:t>
+      </w:r>
+      <w:r>
+        <w:t xml:space="preserve">)</w:t>
+      </w:r>
+    </w:p>
+    <w:p>
+      <w:pPr>
+        <w:pStyle w:val="FirstParagraph"/>
+      </w:pPr>
+      <w:r>
+        <w:t xml:space="preserve">Per fiber it computes the captured point-source light fraction and divides the flux by it:</w:t>
       </w:r>
     </w:p>
     <w:p>
@@ -1074,74 +1770,67 @@
         <w:pStyle w:val="Compact"/>
         <w:numPr>
           <w:ilvl w:val="0"/>
-          <w:numId w:val="1003"/>
+          <w:numId w:val="1005"/>
         </w:numPr>
       </w:pPr>
       <w:r>
-        <w:rPr>
-          <w:b/>
-          <w:bCs/>
-        </w:rPr>
-        <w:t xml:space="preserve">intra-exposure / dynamic effects</w:t>
-      </w:r>
-      <w:r>
-        <w:t xml:space="preserve"> </w:t>
-      </w:r>
-      <w:r>
-        <w:t xml:space="preserve">—</w:t>
-      </w:r>
-      <w:r>
-        <w:t xml:space="preserve"> </w:t>
-      </w:r>
-      <w:r>
-        <w:rPr>
-          <w:rStyle w:val="VerbatimChar"/>
-        </w:rPr>
-        <w:t xml:space="preserve">DELTA_X/Y</w:t>
-      </w:r>
-      <w:r>
-        <w:t xml:space="preserve"> </w:t>
-      </w:r>
-      <w:r>
-        <w:t xml:space="preserve">is a single online-system snapshot, so wind</w:t>
-      </w:r>
-      <w:r>
-        <w:t xml:space="preserve"> </w:t>
-      </w:r>
-      <w:r>
-        <w:t xml:space="preserve">jitter</w:t>
-      </w:r>
-      <w:r>
-        <w:t xml:space="preserve"> </w:t>
-      </w:r>
-      <w:r>
-        <w:rPr>
-          <w:i/>
-          <w:iCs/>
-        </w:rPr>
-        <w:t xml:space="preserve">during</w:t>
-      </w:r>
-      <w:r>
-        <w:t xml:space="preserve"> </w:t>
-      </w:r>
-      <w:r>
-        <w:t xml:space="preserve">the exposure, tracking, and</w:t>
-      </w:r>
-      <w:r>
-        <w:t xml:space="preserve"> </w:t>
-      </w:r>
-      <w:r>
-        <w:rPr>
-          <w:b/>
-          <w:bCs/>
-        </w:rPr>
-        <w:t xml:space="preserve">DAR drift</w:t>
-      </w:r>
-      <w:r>
-        <w:t xml:space="preserve"> </w:t>
-      </w:r>
-      <w:r>
-        <w:t xml:space="preserve">are not in it and survive;</w:t>
+        <w:t xml:space="preserve">inputs:</w:t>
+      </w:r>
+      <w:r>
+        <w:t xml:space="preserve"> </w:t>
+      </w:r>
+      <w:r>
+        <w:rPr>
+          <w:rStyle w:val="VerbatimChar"/>
+          <w:b/>
+          <w:bCs/>
+        </w:rPr>
+        <w:t xml:space="preserve">FIBER_X/Y</w:t>
+      </w:r>
+      <w:r>
+        <w:t xml:space="preserve"> </w:t>
+      </w:r>
+      <w:r>
+        <w:t xml:space="preserve">→ radial plate scale;</w:t>
+      </w:r>
+      <w:r>
+        <w:t xml:space="preserve"> </w:t>
+      </w:r>
+      <w:r>
+        <w:rPr>
+          <w:rStyle w:val="VerbatimChar"/>
+          <w:b/>
+          <w:bCs/>
+        </w:rPr>
+        <w:t xml:space="preserve">DELTA_X/DELTA_Y</w:t>
+      </w:r>
+      <w:r>
+        <w:t xml:space="preserve"> </w:t>
+      </w:r>
+      <w:r>
+        <w:t xml:space="preserve">→ the fiber-to-target positioning offset;</w:t>
+      </w:r>
+      <w:r>
+        <w:t xml:space="preserve"> </w:t>
+      </w:r>
+      <w:r>
+        <w:t xml:space="preserve">and a</w:t>
+      </w:r>
+      <w:r>
+        <w:t xml:space="preserve"> </w:t>
+      </w:r>
+      <w:r>
+        <w:rPr>
+          <w:b/>
+          <w:bCs/>
+        </w:rPr>
+        <w:t xml:space="preserve">seeing FWHM</w:t>
+      </w:r>
+      <w:r>
+        <w:t xml:space="preserve"> </w:t>
+      </w:r>
+      <w:r>
+        <w:t xml:space="preserve">→ PSF size σ.</w:t>
       </w:r>
     </w:p>
     <w:p>
@@ -1149,42 +1838,49 @@
         <w:pStyle w:val="Compact"/>
         <w:numPr>
           <w:ilvl w:val="0"/>
-          <w:numId w:val="1003"/>
+          <w:numId w:val="1005"/>
         </w:numPr>
       </w:pPr>
       <w:r>
         <w:rPr>
-          <w:b/>
-          <w:bCs/>
-        </w:rPr>
-        <w:t xml:space="preserve">optics / coordinate-model error</w:t>
-      </w:r>
-      <w:r>
-        <w:t xml:space="preserve"> </w:t>
-      </w:r>
-      <w:r>
-        <w:t xml:space="preserve">—</w:t>
-      </w:r>
-      <w:r>
-        <w:t xml:space="preserve"> </w:t>
-      </w:r>
-      <w:r>
-        <w:rPr>
-          <w:rStyle w:val="VerbatimChar"/>
-        </w:rPr>
-        <w:t xml:space="preserve">DELTA_X/Y</w:t>
-      </w:r>
-      <w:r>
-        <w:t xml:space="preserve"> </w:t>
-      </w:r>
-      <w:r>
-        <w:t xml:space="preserve">equals the true offset only if the transform is</w:t>
-      </w:r>
-      <w:r>
-        <w:t xml:space="preserve"> </w:t>
-      </w:r>
-      <w:r>
-        <w:t xml:space="preserve">right; where it is wrong, the mismatch survives (so</w:t>
+          <w:rStyle w:val="VerbatimChar"/>
+        </w:rPr>
+        <w:t xml:space="preserve">fiber_frac = FastFiberAcceptance("POINT", σ, offset)</w:t>
+      </w:r>
+      <w:r>
+        <w:t xml:space="preserve">; correction</w:t>
+      </w:r>
+      <w:r>
+        <w:t xml:space="preserve"> </w:t>
+      </w:r>
+      <w:r>
+        <w:rPr>
+          <w:rStyle w:val="VerbatimChar"/>
+        </w:rPr>
+        <w:t xml:space="preserve">= 1 / fiber_frac / platescale²</w:t>
+      </w:r>
+      <w:r>
+        <w:t xml:space="preserve">.</w:t>
+      </w:r>
+    </w:p>
+    <w:p>
+      <w:pPr>
+        <w:pStyle w:val="FirstParagraph"/>
+      </w:pPr>
+      <w:r>
+        <w:t xml:space="preserve">So the corrected flux ≈</w:t>
+      </w:r>
+      <w:r>
+        <w:t xml:space="preserve"> </w:t>
+      </w:r>
+      <w:r>
+        <w:rPr>
+          <w:rStyle w:val="VerbatimChar"/>
+        </w:rPr>
+        <w:t xml:space="preserve">F_true · fiber_frac_actual / fiber_frac_model</w:t>
+      </w:r>
+      <w:r>
+        <w:t xml:space="preserve">, and after the ratio/median step</w:t>
       </w:r>
       <w:r>
         <w:t xml:space="preserve"> </w:t>
@@ -1199,7 +1895,32 @@
         <w:t xml:space="preserve"> </w:t>
       </w:r>
       <w:r>
-        <w:t xml:space="preserve">is partly a probe of</w:t>
+        <w:t xml:space="preserve">retains only the</w:t>
+      </w:r>
+      <w:r>
+        <w:t xml:space="preserve"> </w:t>
+      </w:r>
+      <w:r>
+        <w:rPr>
+          <w:b/>
+          <w:bCs/>
+        </w:rPr>
+        <w:t xml:space="preserve">residual</w:t>
+      </w:r>
+      <w:r>
+        <w:t xml:space="preserve"> </w:t>
+      </w:r>
+      <w:r>
+        <w:rPr>
+          <w:rStyle w:val="VerbatimChar"/>
+        </w:rPr>
+        <w:t xml:space="preserve">fiber_frac_actual / fiber_frac_model</w:t>
+      </w:r>
+      <w:r>
+        <w:t xml:space="preserve"> </w:t>
+      </w:r>
+      <w:r>
+        <w:t xml:space="preserve">— i.e. what the model gets</w:t>
       </w:r>
       <w:r>
         <w:t xml:space="preserve"> </w:t>
@@ -1209,52 +1930,53 @@
           <w:i/>
           <w:iCs/>
         </w:rPr>
-        <w:t xml:space="preserve">where the</w:t>
-      </w:r>
-      <w:r>
-        <w:rPr>
-          <w:i/>
-          <w:iCs/>
-        </w:rPr>
-        <w:t xml:space="preserve"> </w:t>
-      </w:r>
-      <w:r>
-        <w:rPr>
-          <w:i/>
-          <w:iCs/>
-        </w:rPr>
-        <w:t xml:space="preserve">optics model is wrong</w:t>
-      </w:r>
-      <w:r>
-        <w:t xml:space="preserve">);</w:t>
-      </w:r>
-    </w:p>
-    <w:p>
-      <w:pPr>
-        <w:pStyle w:val="Compact"/>
-        <w:numPr>
-          <w:ilvl w:val="0"/>
-          <w:numId w:val="1003"/>
-        </w:numPr>
-      </w:pPr>
-      <w:r>
-        <w:t xml:space="preserve">a purely</w:t>
-      </w:r>
-      <w:r>
-        <w:t xml:space="preserve"> </w:t>
-      </w:r>
-      <w:r>
-        <w:rPr>
-          <w:b/>
-          <w:bCs/>
-        </w:rPr>
-        <w:t xml:space="preserve">radial</w:t>
-      </w:r>
-      <w:r>
-        <w:t xml:space="preserve"> </w:t>
-      </w:r>
-      <w:r>
-        <w:t xml:space="preserve">reshaping via the</w:t>
+        <w:t xml:space="preserve">wrong</w:t>
+      </w:r>
+      <w:r>
+        <w:t xml:space="preserve"> </w:t>
+      </w:r>
+      <w:r>
+        <w:t xml:space="preserve">or can’t see: seeing ≠ the assumed 1.1″; intra-exposure / dynamic effects (</w:t>
+      </w:r>
+      <w:r>
+        <w:rPr>
+          <w:rStyle w:val="VerbatimChar"/>
+        </w:rPr>
+        <w:t xml:space="preserve">DELTA_X/Y</w:t>
+      </w:r>
+      <w:r>
+        <w:t xml:space="preserve"> </w:t>
+      </w:r>
+      <w:r>
+        <w:t xml:space="preserve">is one online</w:t>
+      </w:r>
+      <w:r>
+        <w:t xml:space="preserve"> </w:t>
+      </w:r>
+      <w:r>
+        <w:t xml:space="preserve">snapshot, so wind jitter, tracking, and</w:t>
+      </w:r>
+      <w:r>
+        <w:t xml:space="preserve"> </w:t>
+      </w:r>
+      <w:r>
+        <w:rPr>
+          <w:b/>
+          <w:bCs/>
+        </w:rPr>
+        <w:t xml:space="preserve">DAR drift</w:t>
+      </w:r>
+      <w:r>
+        <w:t xml:space="preserve"> </w:t>
+      </w:r>
+      <w:r>
+        <w:t xml:space="preserve">survive); optics/coordinate-model error; and a purely</w:t>
+      </w:r>
+      <w:r>
+        <w:t xml:space="preserve"> </w:t>
+      </w:r>
+      <w:r>
+        <w:t xml:space="preserve">radial reshaping via</w:t>
       </w:r>
       <w:r>
         <w:t xml:space="preserve"> </w:t>
@@ -1266,83 +1988,17 @@
         <w:t xml:space="preserve">1/platescale²</w:t>
       </w:r>
       <w:r>
-        <w:t xml:space="preserve"> </w:t>
-      </w:r>
-      <w:r>
-        <w:t xml:space="preserve">term.</w:t>
-      </w:r>
-    </w:p>
-    <w:p>
-      <w:pPr>
-        <w:pStyle w:val="FirstParagraph"/>
-      </w:pPr>
-      <w:r>
-        <w:t xml:space="preserve">What it</w:t>
-      </w:r>
-      <w:r>
-        <w:t xml:space="preserve"> </w:t>
-      </w:r>
-      <w:r>
-        <w:rPr>
-          <w:i/>
-          <w:iCs/>
-        </w:rPr>
-        <w:t xml:space="preserve">removes</w:t>
-      </w:r>
-      <w:r>
-        <w:t xml:space="preserve"> </w:t>
-      </w:r>
-      <w:r>
-        <w:t xml:space="preserve">is the aperture loss that is well-modeled by (position, static offset, assumed seeing).</w:t>
+        <w:t xml:space="preserve">.</w:t>
       </w:r>
     </w:p>
     <w:bookmarkEnd w:id="11"/>
-    <w:bookmarkStart w:id="12" w:name="Xbc8610bff00385275928e22106a71029aa4cb3a"/>
+    <w:bookmarkStart w:id="12" w:name="X5e06a044037822c5f2dcc617a13d539487a4196"/>
     <w:p>
       <w:pPr>
-        <w:pStyle w:val="Heading2"/>
-      </w:pPr>
-      <w:r>
-        <w:t xml:space="preserve">4. The same correction lives in three products — with different seeing</w:t>
-      </w:r>
-    </w:p>
-    <w:p>
-      <w:pPr>
-        <w:pStyle w:val="FirstParagraph"/>
-      </w:pPr>
-      <w:r>
-        <w:rPr>
-          <w:rStyle w:val="VerbatimChar"/>
-        </w:rPr>
-        <w:t xml:space="preserve">flat_to_psf_flux_correction</w:t>
-      </w:r>
-      <w:r>
-        <w:t xml:space="preserve"> </w:t>
-      </w:r>
-      <w:r>
-        <w:t xml:space="preserve">is applied in</w:t>
-      </w:r>
-      <w:r>
-        <w:t xml:space="preserve"> </w:t>
-      </w:r>
-      <w:r>
-        <w:rPr>
-          <w:b/>
-          <w:bCs/>
-        </w:rPr>
-        <w:t xml:space="preserve">three</w:t>
-      </w:r>
-      <w:r>
-        <w:t xml:space="preserve"> </w:t>
-      </w:r>
-      <w:r>
-        <w:t xml:space="preserve">places, so the mid-2025 change touched all the</w:t>
-      </w:r>
-      <w:r>
-        <w:t xml:space="preserve"> </w:t>
-      </w:r>
-      <w:r>
-        <w:t xml:space="preserve">throughput products, not just calibstars:</w:t>
+        <w:pStyle w:val="Heading3"/>
+      </w:pPr>
+      <w:r>
+        <w:t xml:space="preserve">2.2 The same correction lives in three products — with different seeing</w:t>
       </w:r>
     </w:p>
     <w:tbl>
@@ -1526,12 +2182,6 @@
               </w:rPr>
               <w:t xml:space="preserve">actual/estimated exposure seeing</w:t>
             </w:r>
-            <w:r>
-              <w:t xml:space="preserve"> </w:t>
-            </w:r>
-            <w:r>
-              <w:t xml:space="preserve">(parameter)</w:t>
-            </w:r>
           </w:p>
         </w:tc>
         <w:tc>
@@ -1541,7 +2191,7 @@
               <w:pStyle w:val="Compact"/>
             </w:pPr>
             <w:r>
-              <w:t xml:space="preserve">docstring: calibration vector</w:t>
+              <w:t xml:space="preserve">vector</w:t>
             </w:r>
             <w:r>
               <w:t xml:space="preserve"> </w:t>
@@ -1553,7 +2203,7 @@
               <w:t xml:space="preserve">= C_fiber / FLAT_TO_PSF_FLUX</w:t>
             </w:r>
             <w:r>
-              <w:t xml:space="preserve">; wavelength-resolved, template-fit</w:t>
+              <w:t xml:space="preserve">; wavelength-resolved</w:t>
             </w:r>
           </w:p>
         </w:tc>
@@ -1647,7 +2297,7 @@
         <w:pStyle w:val="BodyText"/>
       </w:pPr>
       <w:r>
-        <w:t xml:space="preserve">The distinction matters: the science flux calibration uses the</w:t>
+        <w:t xml:space="preserve">The science flux calibration uses the</w:t>
       </w:r>
       <w:r>
         <w:t xml:space="preserve"> </w:t>
@@ -1663,13 +2313,13 @@
         <w:t xml:space="preserve"> </w:t>
       </w:r>
       <w:r>
-        <w:t xml:space="preserve">seeing (a more correct</w:t>
-      </w:r>
-      <w:r>
-        <w:t xml:space="preserve"> </w:t>
-      </w:r>
-      <w:r>
-        <w:t xml:space="preserve">aperture correction), while the calibstars QA uses a</w:t>
+        <w:t xml:space="preserve">seeing (a more correct aperture correction); the calibstars QA</w:t>
+      </w:r>
+      <w:r>
+        <w:t xml:space="preserve"> </w:t>
+      </w:r>
+      <w:r>
+        <w:t xml:space="preserve">uses a</w:t>
       </w:r>
       <w:r>
         <w:t xml:space="preserve"> </w:t>
@@ -1685,35 +2335,1987 @@
         <w:t xml:space="preserve"> </w:t>
       </w:r>
       <w:r>
-        <w:t xml:space="preserve">(a cruder version whose residual</w:t>
-      </w:r>
-      <w:r>
-        <w:t xml:space="preserve"> </w:t>
-      </w:r>
-      <w:r>
-        <w:t xml:space="preserve">still carries a seeing-vs-1.1″ signal).</w:t>
+        <w:t xml:space="preserve">(a cruder version whose residual still carries a seeing-vs-1.1″ signal).</w:t>
       </w:r>
     </w:p>
     <w:bookmarkEnd w:id="12"/>
-    <w:bookmarkStart w:id="13" w:name="Xadd6f53b80d0539b4126402a6b75e11b9bf0123"/>
+    <w:bookmarkEnd w:id="13"/>
+    <w:bookmarkStart w:id="14" w:name="X11b62e8bf0dfa457edd535478edc75c37c9aaa1"/>
     <w:p>
       <w:pPr>
         <w:pStyle w:val="Heading2"/>
       </w:pPr>
       <w:r>
-        <w:t xml:space="preserve">5. The candidate</w:t>
-      </w:r>
-      <w:r>
-        <w:t xml:space="preserve"> </w:t>
-      </w:r>
-      <w:r>
-        <w:t xml:space="preserve">“truth”</w:t>
-      </w:r>
-      <w:r>
-        <w:t xml:space="preserve"> </w:t>
-      </w:r>
-      <w:r>
-        <w:t xml:space="preserve">variables</w:t>
+        <w:t xml:space="preserve">3. The mid-2025 discontinuity:</w:t>
+      </w:r>
+      <w:r>
+        <w:t xml:space="preserve"> </w:t>
+      </w:r>
+      <w:r>
+        <w:rPr>
+          <w:rStyle w:val="VerbatimChar"/>
+        </w:rPr>
+        <w:t xml:space="preserve">RCALIBFRAC</w:t>
+      </w:r>
+      <w:r>
+        <w:t xml:space="preserve"> </w:t>
+      </w:r>
+      <w:r>
+        <w:t xml:space="preserve">changed, and</w:t>
+      </w:r>
+      <w:r>
+        <w:t xml:space="preserve"> </w:t>
+      </w:r>
+      <w:r>
+        <w:rPr>
+          <w:rStyle w:val="VerbatimChar"/>
+        </w:rPr>
+        <w:t xml:space="preserve">daily</w:t>
+      </w:r>
+      <w:r>
+        <w:t xml:space="preserve"> </w:t>
+      </w:r>
+      <w:r>
+        <w:t xml:space="preserve">is not reprocessed</w:t>
+      </w:r>
+    </w:p>
+    <w:p>
+      <w:pPr>
+        <w:pStyle w:val="FirstParagraph"/>
+      </w:pPr>
+      <w:r>
+        <w:t xml:space="preserve">Data releases are reprocessed uniformly;</w:t>
+      </w:r>
+      <w:r>
+        <w:t xml:space="preserve"> </w:t>
+      </w:r>
+      <w:r>
+        <w:rPr>
+          <w:rStyle w:val="VerbatimChar"/>
+          <w:b/>
+          <w:bCs/>
+        </w:rPr>
+        <w:t xml:space="preserve">daily</w:t>
+      </w:r>
+      <w:r>
+        <w:rPr>
+          <w:b/>
+          <w:bCs/>
+        </w:rPr>
+        <w:t xml:space="preserve"> </w:t>
+      </w:r>
+      <w:r>
+        <w:rPr>
+          <w:b/>
+          <w:bCs/>
+        </w:rPr>
+        <w:t xml:space="preserve">is not</w:t>
+      </w:r>
+      <w:r>
+        <w:t xml:space="preserve"> </w:t>
+      </w:r>
+      <w:r>
+        <w:t xml:space="preserve">— each night is processed once with the then-current</w:t>
+      </w:r>
+      <w:r>
+        <w:t xml:space="preserve"> </w:t>
+      </w:r>
+      <w:r>
+        <w:t xml:space="preserve">code. So the mid-2025 addition of the aperture correction (</w:t>
+      </w:r>
+      <w:r>
+        <w:rPr>
+          <w:b/>
+          <w:bCs/>
+        </w:rPr>
+        <w:t xml:space="preserve">PR #2484</w:t>
+      </w:r>
+      <w:r>
+        <w:t xml:space="preserve">,</w:t>
+      </w:r>
+      <w:r>
+        <w:t xml:space="preserve"> </w:t>
+      </w:r>
+      <w:r>
+        <w:t xml:space="preserve">“add psf correction to RCALIBFRAC”</w:t>
+      </w:r>
+      <w:r>
+        <w:t xml:space="preserve">,</w:t>
+      </w:r>
+      <w:r>
+        <w:t xml:space="preserve"> </w:t>
+      </w:r>
+      <w:r>
+        <w:t xml:space="preserve">merged 2025-05-08, released 0.70.0) is a</w:t>
+      </w:r>
+      <w:r>
+        <w:t xml:space="preserve"> </w:t>
+      </w:r>
+      <w:r>
+        <w:rPr>
+          <w:b/>
+          <w:bCs/>
+        </w:rPr>
+        <w:t xml:space="preserve">step discontinuity</w:t>
+      </w:r>
+      <w:r>
+        <w:t xml:space="preserve"> </w:t>
+      </w:r>
+      <w:r>
+        <w:t xml:space="preserve">in</w:t>
+      </w:r>
+      <w:r>
+        <w:t xml:space="preserve"> </w:t>
+      </w:r>
+      <w:r>
+        <w:rPr>
+          <w:rStyle w:val="VerbatimChar"/>
+        </w:rPr>
+        <w:t xml:space="preserve">RCALIBFRAC</w:t>
+      </w:r>
+      <w:r>
+        <w:t xml:space="preserve"> </w:t>
+      </w:r>
+      <w:r>
+        <w:t xml:space="preserve">across the</w:t>
+      </w:r>
+      <w:r>
+        <w:t xml:space="preserve"> </w:t>
+      </w:r>
+      <w:r>
+        <w:rPr>
+          <w:rStyle w:val="VerbatimChar"/>
+        </w:rPr>
+        <w:t xml:space="preserve">daily</w:t>
+      </w:r>
+      <w:r>
+        <w:t xml:space="preserve"> </w:t>
+      </w:r>
+      <w:r>
+        <w:t xml:space="preserve">archive at the</w:t>
+      </w:r>
+      <w:r>
+        <w:t xml:space="preserve"> </w:t>
+      </w:r>
+      <w:r>
+        <w:t xml:space="preserve">deployment date, present at all airmass. This is the same shift the DAR fiber-loss study found independently as</w:t>
+      </w:r>
+      <w:r>
+        <w:t xml:space="preserve"> </w:t>
+      </w:r>
+      <w:r>
+        <w:t xml:space="preserve">its</w:t>
+      </w:r>
+      <w:r>
+        <w:t xml:space="preserve"> </w:t>
+      </w:r>
+      <w:r>
+        <w:t xml:space="preserve">“Finding 1”</w:t>
+      </w:r>
+      <w:r>
+        <w:t xml:space="preserve"> </w:t>
+      </w:r>
+      <w:r>
+        <w:t xml:space="preserve">level change. This is a</w:t>
+      </w:r>
+      <w:r>
+        <w:t xml:space="preserve"> </w:t>
+      </w:r>
+      <w:r>
+        <w:rPr>
+          <w:i/>
+          <w:iCs/>
+        </w:rPr>
+        <w:t xml:space="preserve">known</w:t>
+      </w:r>
+      <w:r>
+        <w:t xml:space="preserve"> </w:t>
+      </w:r>
+      <w:r>
+        <w:t xml:space="preserve">pipeline change, not a defect; the practical handling is on our side —</w:t>
+      </w:r>
+      <w:r>
+        <w:t xml:space="preserve"> </w:t>
+      </w:r>
+      <w:r>
+        <w:rPr>
+          <w:b/>
+          <w:bCs/>
+        </w:rPr>
+        <w:t xml:space="preserve">use a</w:t>
+      </w:r>
+      <w:r>
+        <w:rPr>
+          <w:b/>
+          <w:bCs/>
+        </w:rPr>
+        <w:t xml:space="preserve"> </w:t>
+      </w:r>
+      <w:r>
+        <w:rPr>
+          <w:b/>
+          <w:bCs/>
+        </w:rPr>
+        <w:t xml:space="preserve">uniformly-reprocessed data release (e.g. Matterhorn or Nevis) rather than the</w:t>
+      </w:r>
+      <w:r>
+        <w:rPr>
+          <w:b/>
+          <w:bCs/>
+        </w:rPr>
+        <w:t xml:space="preserve"> </w:t>
+      </w:r>
+      <w:r>
+        <w:rPr>
+          <w:rStyle w:val="VerbatimChar"/>
+          <w:b/>
+          <w:bCs/>
+        </w:rPr>
+        <w:t xml:space="preserve">daily</w:t>
+      </w:r>
+      <w:r>
+        <w:rPr>
+          <w:b/>
+          <w:bCs/>
+        </w:rPr>
+        <w:t xml:space="preserve"> </w:t>
+      </w:r>
+      <w:r>
+        <w:rPr>
+          <w:b/>
+          <w:bCs/>
+        </w:rPr>
+        <w:t xml:space="preserve">archive</w:t>
+      </w:r>
+      <w:r>
+        <w:t xml:space="preserve">, which removes</w:t>
+      </w:r>
+      <w:r>
+        <w:t xml:space="preserve"> </w:t>
+      </w:r>
+      <w:r>
+        <w:t xml:space="preserve">the step by construction. (Any cross-time comparison that</w:t>
+      </w:r>
+      <w:r>
+        <w:t xml:space="preserve"> </w:t>
+      </w:r>
+      <w:r>
+        <w:rPr>
+          <w:i/>
+          <w:iCs/>
+        </w:rPr>
+        <w:t xml:space="preserve">does</w:t>
+      </w:r>
+      <w:r>
+        <w:t xml:space="preserve"> </w:t>
+      </w:r>
+      <w:r>
+        <w:t xml:space="preserve">use</w:t>
+      </w:r>
+      <w:r>
+        <w:t xml:space="preserve"> </w:t>
+      </w:r>
+      <w:r>
+        <w:rPr>
+          <w:rStyle w:val="VerbatimChar"/>
+        </w:rPr>
+        <w:t xml:space="preserve">daily</w:t>
+      </w:r>
+      <w:r>
+        <w:t xml:space="preserve"> </w:t>
+      </w:r>
+      <w:r>
+        <w:rPr>
+          <w:rStyle w:val="VerbatimChar"/>
+        </w:rPr>
+        <w:t xml:space="preserve">RCALIBFRAC</w:t>
+      </w:r>
+      <w:r>
+        <w:t xml:space="preserve"> </w:t>
+      </w:r>
+      <w:r>
+        <w:t xml:space="preserve">must respect this</w:t>
+      </w:r>
+      <w:r>
+        <w:t xml:space="preserve"> </w:t>
+      </w:r>
+      <w:r>
+        <w:t xml:space="preserve">boundary.)</w:t>
+      </w:r>
+    </w:p>
+    <w:bookmarkEnd w:id="14"/>
+    <w:bookmarkStart w:id="15" w:name="X63f2ccc8a992dddc1e81de44e3b7118d93a30c1"/>
+    <w:p>
+      <w:pPr>
+        <w:pStyle w:val="Heading2"/>
+      </w:pPr>
+      <w:r>
+        <w:t xml:space="preserve">4. The deeper bias: a sky-subtraction dipole in the measured flux</w:t>
+      </w:r>
+    </w:p>
+    <w:p>
+      <w:pPr>
+        <w:pStyle w:val="FirstParagraph"/>
+      </w:pPr>
+      <w:r>
+        <w:t xml:space="preserve">This is the finding that motivated the rewrite, and the reason</w:t>
+      </w:r>
+      <w:r>
+        <w:t xml:space="preserve"> </w:t>
+      </w:r>
+      <w:r>
+        <w:rPr>
+          <w:rStyle w:val="VerbatimChar"/>
+        </w:rPr>
+        <w:t xml:space="preserve">RCALIBFRAC</w:t>
+      </w:r>
+      <w:r>
+        <w:t xml:space="preserve"> </w:t>
+      </w:r>
+      <w:r>
+        <w:t xml:space="preserve">is</w:t>
+      </w:r>
+      <w:r>
+        <w:t xml:space="preserve"> </w:t>
+      </w:r>
+      <w:r>
+        <w:rPr>
+          <w:b/>
+          <w:bCs/>
+        </w:rPr>
+        <w:t xml:space="preserve">not</w:t>
+      </w:r>
+      <w:r>
+        <w:t xml:space="preserve"> </w:t>
+      </w:r>
+      <w:r>
+        <w:t xml:space="preserve">a clean flux-loss</w:t>
+      </w:r>
+      <w:r>
+        <w:t xml:space="preserve"> </w:t>
+      </w:r>
+      <w:r>
+        <w:t xml:space="preserve">estimator for</w:t>
+      </w:r>
+      <w:r>
+        <w:t xml:space="preserve"> </w:t>
+      </w:r>
+      <w:r>
+        <w:rPr>
+          <w:i/>
+          <w:iCs/>
+        </w:rPr>
+        <w:t xml:space="preserve">spatial</w:t>
+      </w:r>
+      <w:r>
+        <w:t xml:space="preserve"> </w:t>
+      </w:r>
+      <w:r>
+        <w:t xml:space="preserve">(DAR) studies. Full evidence, figures, and DAR context are in</w:t>
+      </w:r>
+      <w:r>
+        <w:t xml:space="preserve"> </w:t>
+      </w:r>
+      <w:r>
+        <w:rPr>
+          <w:rStyle w:val="VerbatimChar"/>
+        </w:rPr>
+        <w:t xml:space="preserve">DAR_FIBER_LOSS_REPORT.md</w:t>
+      </w:r>
+      <w:r>
+        <w:t xml:space="preserve"> </w:t>
+      </w:r>
+      <w:r>
+        <w:t xml:space="preserve">(Parts IV–V); summarized here because it is fundamentally a</w:t>
+      </w:r>
+      <w:r>
+        <w:t xml:space="preserve"> </w:t>
+      </w:r>
+      <w:r>
+        <w:rPr>
+          <w:i/>
+          <w:iCs/>
+        </w:rPr>
+        <w:t xml:space="preserve">measured-flux</w:t>
+      </w:r>
+      <w:r>
+        <w:t xml:space="preserve"> </w:t>
+      </w:r>
+      <w:r>
+        <w:t xml:space="preserve">property.</w:t>
+      </w:r>
+    </w:p>
+    <w:p>
+      <w:pPr>
+        <w:pStyle w:val="BodyText"/>
+      </w:pPr>
+      <w:r>
+        <w:rPr>
+          <w:b/>
+          <w:bCs/>
+        </w:rPr>
+        <w:t xml:space="preserve">What it is.</w:t>
+      </w:r>
+      <w:r>
+        <w:t xml:space="preserve"> </w:t>
+      </w:r>
+      <w:r>
+        <w:t xml:space="preserve">Decomposing</w:t>
+      </w:r>
+      <w:r>
+        <w:t xml:space="preserve"> </w:t>
+      </w:r>
+      <w:r>
+        <w:rPr>
+          <w:rStyle w:val="VerbatimChar"/>
+        </w:rPr>
+        <w:t xml:space="preserve">RCALIBFRAC</w:t>
+      </w:r>
+      <w:r>
+        <w:t xml:space="preserve">’s per-fiber loss map into multipoles in a zenith-aligned (derotated)</w:t>
+      </w:r>
+      <w:r>
+        <w:t xml:space="preserve"> </w:t>
+      </w:r>
+      <w:r>
+        <w:t xml:space="preserve">frame yields, besides the real radial and quadrupole terms, a</w:t>
+      </w:r>
+      <w:r>
+        <w:t xml:space="preserve"> </w:t>
+      </w:r>
+      <w:r>
+        <w:rPr>
+          <w:b/>
+          <w:bCs/>
+        </w:rPr>
+        <w:t xml:space="preserve">rotating dipole</w:t>
+      </w:r>
+      <w:r>
+        <w:t xml:space="preserve"> </w:t>
+      </w:r>
+      <w:r>
+        <w:rPr>
+          <w:rStyle w:val="VerbatimChar"/>
+        </w:rPr>
+        <w:t xml:space="preserve">D_rot</w:t>
+      </w:r>
+      <w:r>
+        <w:t xml:space="preserve"> </w:t>
+      </w:r>
+      <w:r>
+        <w:t xml:space="preserve">— a coherent,</w:t>
+      </w:r>
+      <w:r>
+        <w:t xml:space="preserve"> </w:t>
+      </w:r>
+      <w:r>
+        <w:t xml:space="preserve">zenith-tied, airmass-growing whole-field gradient, ~2× the quadrupole. It</w:t>
+      </w:r>
+      <w:r>
+        <w:t xml:space="preserve"> </w:t>
+      </w:r>
+      <w:r>
+        <w:rPr>
+          <w:i/>
+          <w:iCs/>
+        </w:rPr>
+        <w:t xml:space="preserve">looks</w:t>
+      </w:r>
+      <w:r>
+        <w:t xml:space="preserve"> </w:t>
+      </w:r>
+      <w:r>
+        <w:t xml:space="preserve">like a DAR boresight offset.</w:t>
+      </w:r>
+      <w:r>
+        <w:t xml:space="preserve"> </w:t>
+      </w:r>
+      <w:r>
+        <w:t xml:space="preserve">It is not.</w:t>
+      </w:r>
+    </w:p>
+    <w:p>
+      <w:pPr>
+        <w:pStyle w:val="BodyText"/>
+      </w:pPr>
+      <w:r>
+        <w:rPr>
+          <w:b/>
+          <w:bCs/>
+        </w:rPr>
+        <w:t xml:space="preserve">It is not geometric.</w:t>
+      </w:r>
+      <w:r>
+        <w:t xml:space="preserve"> </w:t>
+      </w:r>
+      <w:r>
+        <w:t xml:space="preserve">DESI’s</w:t>
+      </w:r>
+      <w:r>
+        <w:t xml:space="preserve"> </w:t>
+      </w:r>
+      <w:r>
+        <w:rPr>
+          <w:b/>
+          <w:bCs/>
+        </w:rPr>
+        <w:t xml:space="preserve">dither sequences</w:t>
+      </w:r>
+      <w:r>
+        <w:t xml:space="preserve"> </w:t>
+      </w:r>
+      <w:r>
+        <w:t xml:space="preserve">(Schlafly et al. 2024, arXiv:2403.05688) measure the</w:t>
+      </w:r>
+      <w:r>
+        <w:t xml:space="preserve"> </w:t>
+      </w:r>
+      <w:r>
+        <w:rPr>
+          <w:i/>
+          <w:iCs/>
+        </w:rPr>
+        <w:t xml:space="preserve">actual</w:t>
+      </w:r>
+      <w:r>
+        <w:t xml:space="preserve"> </w:t>
+      </w:r>
+      <w:r>
+        <w:t xml:space="preserve">fiber-to-light offset field by a completely different technique (a geometric centroid fit, not a flux</w:t>
+      </w:r>
+      <w:r>
+        <w:t xml:space="preserve"> </w:t>
+      </w:r>
+      <w:r>
+        <w:t xml:space="preserve">ratio). Fit with the same decomposition (night-clustered over 12 nights), the real offset field shows</w:t>
+      </w:r>
+      <w:r>
+        <w:t xml:space="preserve"> </w:t>
+      </w:r>
+      <w:r>
+        <w:rPr>
+          <w:b/>
+          <w:bCs/>
+        </w:rPr>
+        <w:t xml:space="preserve">no</w:t>
+      </w:r>
+      <w:r>
+        <w:rPr>
+          <w:b/>
+          <w:bCs/>
+        </w:rPr>
+        <w:t xml:space="preserve"> </w:t>
+      </w:r>
+      <w:r>
+        <w:rPr>
+          <w:b/>
+          <w:bCs/>
+        </w:rPr>
+        <w:t xml:space="preserve">rotating dipole</w:t>
+      </w:r>
+      <w:r>
+        <w:t xml:space="preserve"> </w:t>
+      </w:r>
+      <w:r>
+        <w:t xml:space="preserve">(flat ~0.04″, ~5× below the loss-implied amplitude, slope vs tan z straddling zero) while its</w:t>
+      </w:r>
+      <w:r>
+        <w:t xml:space="preserve"> </w:t>
+      </w:r>
+      <w:r>
+        <w:rPr>
+          <w:b/>
+          <w:bCs/>
+        </w:rPr>
+        <w:t xml:space="preserve">quadrupole grows and tracks</w:t>
+      </w:r>
+      <w:r>
+        <w:rPr>
+          <w:b/>
+          <w:bCs/>
+        </w:rPr>
+        <w:t xml:space="preserve"> </w:t>
+      </w:r>
+      <w:r>
+        <w:rPr>
+          <w:rStyle w:val="VerbatimChar"/>
+          <w:b/>
+          <w:bCs/>
+        </w:rPr>
+        <w:t xml:space="preserve">Q_rot</w:t>
+      </w:r>
+      <w:r>
+        <w:t xml:space="preserve"> </w:t>
+      </w:r>
+      <w:r>
+        <w:t xml:space="preserve">on the same data — a built-in positive control. There is no coherent</w:t>
+      </w:r>
+      <w:r>
+        <w:t xml:space="preserve"> </w:t>
+      </w:r>
+      <w:r>
+        <w:t xml:space="preserve">geometric offset; starlight is not centroiding off the fiber in a zenith-tied way.</w:t>
+      </w:r>
+    </w:p>
+    <w:p>
+      <w:pPr>
+        <w:pStyle w:val="BodyText"/>
+      </w:pPr>
+      <w:r>
+        <w:rPr>
+          <w:b/>
+          <w:bCs/>
+        </w:rPr>
+        <w:t xml:space="preserve">It is in the measured flux, not the model or the aperture correction.</w:t>
+      </w:r>
+      <w:r>
+        <w:t xml:space="preserve"> </w:t>
+      </w:r>
+      <w:r>
+        <w:t xml:space="preserve">Reconstructing</w:t>
+      </w:r>
+      <w:r>
+        <w:t xml:space="preserve"> </w:t>
+      </w:r>
+      <w:r>
+        <w:rPr>
+          <w:rStyle w:val="VerbatimChar"/>
+        </w:rPr>
+        <w:t xml:space="preserve">RCALIBFRAC</w:t>
+      </w:r>
+      <w:r>
+        <w:t xml:space="preserve"> </w:t>
+      </w:r>
+      <w:r>
+        <w:t xml:space="preserve">from its</w:t>
+      </w:r>
+      <w:r>
+        <w:t xml:space="preserve"> </w:t>
+      </w:r>
+      <w:r>
+        <w:t xml:space="preserve">ingredients and fitting the dipole separately to the measured-flux and model-flux terms puts</w:t>
+      </w:r>
+      <w:r>
+        <w:t xml:space="preserve"> </w:t>
+      </w:r>
+      <w:r>
+        <w:rPr>
+          <w:b/>
+          <w:bCs/>
+        </w:rPr>
+        <w:t xml:space="preserve">essentially all</w:t>
+      </w:r>
+      <w:r>
+        <w:rPr>
+          <w:b/>
+          <w:bCs/>
+        </w:rPr>
+        <w:t xml:space="preserve"> </w:t>
+      </w:r>
+      <w:r>
+        <w:rPr>
+          <w:b/>
+          <w:bCs/>
+        </w:rPr>
+        <w:t xml:space="preserve">of it in the measured flux</w:t>
+      </w:r>
+      <w:r>
+        <w:t xml:space="preserve"> </w:t>
+      </w:r>
+      <w:r>
+        <w:t xml:space="preserve">(data-term</w:t>
+      </w:r>
+      <w:r>
+        <w:t xml:space="preserve"> </w:t>
+      </w:r>
+      <w:r>
+        <w:rPr>
+          <w:rStyle w:val="VerbatimChar"/>
+        </w:rPr>
+        <w:t xml:space="preserve">D_rot</w:t>
+      </w:r>
+      <w:r>
+        <w:t xml:space="preserve"> </w:t>
+      </w:r>
+      <w:r>
+        <w:t xml:space="preserve">0.041→0.094 with airmass vs model-term 0.013–0.019, flat). The</w:t>
+      </w:r>
+      <w:r>
+        <w:t xml:space="preserve"> </w:t>
+      </w:r>
+      <w:r>
+        <w:t xml:space="preserve">aperture correction is excluded twice: the dipole is at full strength in an epoch</w:t>
+      </w:r>
+      <w:r>
+        <w:t xml:space="preserve"> </w:t>
+      </w:r>
+      <w:r>
+        <w:rPr>
+          <w:i/>
+          <w:iCs/>
+        </w:rPr>
+        <w:t xml:space="preserve">before</w:t>
+      </w:r>
+      <w:r>
+        <w:t xml:space="preserve"> </w:t>
+      </w:r>
+      <w:r>
+        <w:t xml:space="preserve">the correction existed</w:t>
+      </w:r>
+      <w:r>
+        <w:t xml:space="preserve"> </w:t>
+      </w:r>
+      <w:r>
+        <w:t xml:space="preserve">(0.0341 at am&gt;1.4), and a direct fit to the correction factor is 50–100× too small.</w:t>
+      </w:r>
+    </w:p>
+    <w:p>
+      <w:pPr>
+        <w:pStyle w:val="BodyText"/>
+      </w:pPr>
+      <w:r>
+        <w:rPr>
+          <w:b/>
+          <w:bCs/>
+        </w:rPr>
+        <w:t xml:space="preserve">It enters at</w:t>
+      </w:r>
+      <w:r>
+        <w:rPr>
+          <w:b/>
+          <w:bCs/>
+        </w:rPr>
+        <w:t xml:space="preserve"> </w:t>
+      </w:r>
+      <w:r>
+        <w:rPr>
+          <w:rStyle w:val="VerbatimChar"/>
+          <w:b/>
+          <w:bCs/>
+        </w:rPr>
+        <w:t xml:space="preserve">subtract_sky</w:t>
+      </w:r>
+      <w:r>
+        <w:rPr>
+          <w:b/>
+          <w:bCs/>
+        </w:rPr>
+        <w:t xml:space="preserve">.</w:t>
+      </w:r>
+      <w:r>
+        <w:t xml:space="preserve"> </w:t>
+      </w:r>
+      <w:r>
+        <w:t xml:space="preserve">Snapshotting the measured flux at each construction stage (raw extraction →</w:t>
+      </w:r>
+      <w:r>
+        <w:t xml:space="preserve"> </w:t>
+      </w:r>
+      <w:r>
+        <w:t xml:space="preserve">+fiberflat → +sky subtraction → +aperture correction) and refitting: fiberflat removes the</w:t>
+      </w:r>
+      <w:r>
+        <w:t xml:space="preserve"> </w:t>
+      </w:r>
+      <w:r>
+        <w:rPr>
+          <w:i/>
+          <w:iCs/>
+        </w:rPr>
+        <w:t xml:space="preserve">fixed</w:t>
+      </w:r>
+      <w:r>
+        <w:t xml:space="preserve"> </w:t>
+      </w:r>
+      <w:r>
+        <w:t xml:space="preserve">instrument-frame dipole; the</w:t>
+      </w:r>
+      <w:r>
+        <w:t xml:space="preserve"> </w:t>
+      </w:r>
+      <w:r>
+        <w:rPr>
+          <w:b/>
+          <w:bCs/>
+        </w:rPr>
+        <w:t xml:space="preserve">rotating dipole roughly doubles, and gains its airmass growth, specifically at</w:t>
+      </w:r>
+      <w:r>
+        <w:rPr>
+          <w:b/>
+          <w:bCs/>
+        </w:rPr>
+        <w:t xml:space="preserve"> </w:t>
+      </w:r>
+      <w:r>
+        <w:rPr>
+          <w:b/>
+          <w:bCs/>
+        </w:rPr>
+        <w:t xml:space="preserve">sky subtraction</w:t>
+      </w:r>
+      <w:r>
+        <w:t xml:space="preserve">; the aperture correction changes nothing after.</w:t>
+      </w:r>
+      <w:r>
+        <w:t xml:space="preserve"> </w:t>
+      </w:r>
+      <w:r>
+        <w:rPr>
+          <w:i/>
+          <w:iCs/>
+        </w:rPr>
+        <w:t xml:space="preserve">(A smaller rotating dipole is already present</w:t>
+      </w:r>
+      <w:r>
+        <w:rPr>
+          <w:i/>
+          <w:iCs/>
+        </w:rPr>
+        <w:t xml:space="preserve"> </w:t>
+      </w:r>
+      <w:r>
+        <w:rPr>
+          <w:i/>
+          <w:iCs/>
+        </w:rPr>
+        <w:t xml:space="preserve">in the raw extracted counts — see Limitations — but sky subtraction is where most of the amplitude appears.)</w:t>
+      </w:r>
+    </w:p>
+    <w:p>
+      <w:pPr>
+        <w:pStyle w:val="BodyText"/>
+      </w:pPr>
+      <w:r>
+        <w:rPr>
+          <w:b/>
+          <w:bCs/>
+        </w:rPr>
+        <w:t xml:space="preserve">Its character — three discriminators</w:t>
+      </w:r>
+      <w:r>
+        <w:t xml:space="preserve"> </w:t>
+      </w:r>
+      <w:r>
+        <w:t xml:space="preserve">(all on the sky-subtraction-stage flux):</w:t>
+      </w:r>
+      <w:r>
+        <w:t xml:space="preserve"> </w:t>
+      </w:r>
+      <w:r>
+        <w:t xml:space="preserve">-</w:t>
+      </w:r>
+      <w:r>
+        <w:t xml:space="preserve"> </w:t>
+      </w:r>
+      <w:r>
+        <w:rPr>
+          <w:b/>
+          <w:bCs/>
+        </w:rPr>
+        <w:t xml:space="preserve">Star brightness:</w:t>
+      </w:r>
+      <w:r>
+        <w:t xml:space="preserve"> </w:t>
+      </w:r>
+      <w:r>
+        <w:rPr>
+          <w:rStyle w:val="VerbatimChar"/>
+        </w:rPr>
+        <w:t xml:space="preserve">D_rot</w:t>
+      </w:r>
+      <w:r>
+        <w:t xml:space="preserve"> </w:t>
+      </w:r>
+      <w:r>
+        <w:rPr>
+          <w:i/>
+          <w:iCs/>
+        </w:rPr>
+        <w:t xml:space="preserve">increases</w:t>
+      </w:r>
+      <w:r>
+        <w:t xml:space="preserve"> </w:t>
+      </w:r>
+      <w:r>
+        <w:t xml:space="preserve">with brightness, faster than flux — the</w:t>
+      </w:r>
+      <w:r>
+        <w:t xml:space="preserve"> </w:t>
+      </w:r>
+      <w:r>
+        <w:rPr>
+          <w:b/>
+          <w:bCs/>
+        </w:rPr>
+        <w:t xml:space="preserve">opposite</w:t>
+      </w:r>
+      <w:r>
+        <w:t xml:space="preserve"> </w:t>
+      </w:r>
+      <w:r>
+        <w:t xml:space="preserve">of the ∝1/flux</w:t>
+      </w:r>
+      <w:r>
+        <w:t xml:space="preserve"> </w:t>
+      </w:r>
+      <w:r>
+        <w:t xml:space="preserve">scaling a simple additive sky-background residual would give. Rules out the naive additive-residual picture.</w:t>
+      </w:r>
+      <w:r>
+        <w:t xml:space="preserve"> </w:t>
+      </w:r>
+      <w:r>
+        <w:t xml:space="preserve">-</w:t>
+      </w:r>
+      <w:r>
+        <w:t xml:space="preserve"> </w:t>
+      </w:r>
+      <w:r>
+        <w:rPr>
+          <w:b/>
+          <w:bCs/>
+        </w:rPr>
+        <w:t xml:space="preserve">Sky level:</w:t>
+      </w:r>
+      <w:r>
+        <w:t xml:space="preserve"> </w:t>
+      </w:r>
+      <w:r>
+        <w:rPr>
+          <w:rStyle w:val="VerbatimChar"/>
+        </w:rPr>
+        <w:t xml:space="preserve">D_rot</w:t>
+      </w:r>
+      <w:r>
+        <w:t xml:space="preserve"> </w:t>
+      </w:r>
+      <w:r>
+        <w:t xml:space="preserve">scales strongly with the pipeline’s per-exposure sky brightness (dark sky → consistent</w:t>
+      </w:r>
+      <w:r>
+        <w:t xml:space="preserve"> </w:t>
+      </w:r>
+      <w:r>
+        <w:t xml:space="preserve">with zero; bright sky → full amplitude). The effect needs a</w:t>
+      </w:r>
+      <w:r>
+        <w:t xml:space="preserve"> </w:t>
+      </w:r>
+      <w:r>
+        <w:rPr>
+          <w:b/>
+          <w:bCs/>
+        </w:rPr>
+        <w:t xml:space="preserve">real sky background</w:t>
+      </w:r>
+      <w:r>
+        <w:t xml:space="preserve"> </w:t>
+      </w:r>
+      <w:r>
+        <w:t xml:space="preserve">to act on.</w:t>
+      </w:r>
+      <w:r>
+        <w:t xml:space="preserve"> </w:t>
+      </w:r>
+      <w:r>
+        <w:t xml:space="preserve">-</w:t>
+      </w:r>
+      <w:r>
+        <w:t xml:space="preserve"> </w:t>
+      </w:r>
+      <w:r>
+        <w:rPr>
+          <w:b/>
+          <w:bCs/>
+        </w:rPr>
+        <w:t xml:space="preserve">Sky-fiber residual:</w:t>
+      </w:r>
+      <w:r>
+        <w:t xml:space="preserve"> </w:t>
+      </w:r>
+      <w:r>
+        <w:t xml:space="preserve">(data − sky model) measured directly at</w:t>
+      </w:r>
+      <w:r>
+        <w:t xml:space="preserve"> </w:t>
+      </w:r>
+      <w:r>
+        <w:rPr>
+          <w:rStyle w:val="VerbatimChar"/>
+        </w:rPr>
+        <w:t xml:space="preserve">OBJTYPE=='SKY'</w:t>
+      </w:r>
+      <w:r>
+        <w:t xml:space="preserve"> </w:t>
+      </w:r>
+      <w:r>
+        <w:t xml:space="preserve">fibers is</w:t>
+      </w:r>
+      <w:r>
+        <w:t xml:space="preserve"> </w:t>
+      </w:r>
+      <w:r>
+        <w:rPr>
+          <w:b/>
+          <w:bCs/>
+        </w:rPr>
+        <w:t xml:space="preserve">null</w:t>
+      </w:r>
+      <w:r>
+        <w:t xml:space="preserve"> </w:t>
+      </w:r>
+      <w:r>
+        <w:t xml:space="preserve">(~350–800× below</w:t>
+      </w:r>
+      <w:r>
+        <w:t xml:space="preserve"> </w:t>
+      </w:r>
+      <w:r>
+        <w:rPr>
+          <w:rStyle w:val="VerbatimChar"/>
+        </w:rPr>
+        <w:t xml:space="preserve">D_rot</w:t>
+      </w:r>
+      <w:r>
+        <w:t xml:space="preserve">, flat). The sky</w:t>
+      </w:r>
+      <w:r>
+        <w:t xml:space="preserve"> </w:t>
+      </w:r>
+      <w:r>
+        <w:rPr>
+          <w:i/>
+          <w:iCs/>
+        </w:rPr>
+        <w:t xml:space="preserve">model</w:t>
+      </w:r>
+      <w:r>
+        <w:t xml:space="preserve"> </w:t>
+      </w:r>
+      <w:r>
+        <w:t xml:space="preserve">is not spatially wrong; the effect requires the</w:t>
+      </w:r>
+      <w:r>
+        <w:t xml:space="preserve"> </w:t>
+      </w:r>
+      <w:r>
+        <w:rPr>
+          <w:b/>
+          <w:bCs/>
+        </w:rPr>
+        <w:t xml:space="preserve">star’s own</w:t>
+      </w:r>
+      <w:r>
+        <w:rPr>
+          <w:b/>
+          <w:bCs/>
+        </w:rPr>
+        <w:t xml:space="preserve"> </w:t>
+      </w:r>
+      <w:r>
+        <w:rPr>
+          <w:b/>
+          <w:bCs/>
+        </w:rPr>
+        <w:t xml:space="preserve">signal</w:t>
+      </w:r>
+      <w:r>
+        <w:t xml:space="preserve"> </w:t>
+      </w:r>
+      <w:r>
+        <w:t xml:space="preserve">to be present.</w:t>
+      </w:r>
+    </w:p>
+    <w:p>
+      <w:pPr>
+        <w:pStyle w:val="BodyText"/>
+      </w:pPr>
+      <w:r>
+        <w:rPr>
+          <w:b/>
+          <w:bCs/>
+        </w:rPr>
+        <w:t xml:space="preserve">What we ruled out inside</w:t>
+      </w:r>
+      <w:r>
+        <w:rPr>
+          <w:b/>
+          <w:bCs/>
+        </w:rPr>
+        <w:t xml:space="preserve"> </w:t>
+      </w:r>
+      <w:r>
+        <w:rPr>
+          <w:rStyle w:val="VerbatimChar"/>
+          <w:b/>
+          <w:bCs/>
+        </w:rPr>
+        <w:t xml:space="preserve">subtract_sky</w:t>
+      </w:r>
+      <w:r>
+        <w:rPr>
+          <w:b/>
+          <w:bCs/>
+        </w:rPr>
+        <w:t xml:space="preserve">.</w:t>
+      </w:r>
+      <w:r>
+        <w:t xml:space="preserve"> </w:t>
+      </w:r>
+      <w:r>
+        <w:t xml:space="preserve">Three named mechanisms each came back null —</w:t>
+      </w:r>
+      <w:r>
+        <w:t xml:space="preserve"> </w:t>
+      </w:r>
+      <w:r>
+        <w:rPr>
+          <w:rStyle w:val="VerbatimChar"/>
+        </w:rPr>
+        <w:t xml:space="preserve">_model_variance</w:t>
+      </w:r>
+      <w:r>
+        <w:t xml:space="preserve"> </w:t>
+      </w:r>
+      <w:r>
+        <w:t xml:space="preserve">ivar</w:t>
+      </w:r>
+      <w:r>
+        <w:t xml:space="preserve"> </w:t>
+      </w:r>
+      <w:r>
+        <w:t xml:space="preserve">inflation (uses the mean sky, not the fiber’s own flux, so cannot couple to star brightness), the sky-line</w:t>
+      </w:r>
+      <w:r>
+        <w:t xml:space="preserve"> </w:t>
+      </w:r>
+      <w:r>
+        <w:t xml:space="preserve">throughput correction (diluted in the broad band), and — decisively — a</w:t>
+      </w:r>
+      <w:r>
+        <w:t xml:space="preserve"> </w:t>
+      </w:r>
+      <w:r>
+        <w:rPr>
+          <w:b/>
+          <w:bCs/>
+        </w:rPr>
+        <w:t xml:space="preserve">bisector test</w:t>
+      </w:r>
+      <w:r>
+        <w:t xml:space="preserve"> </w:t>
+      </w:r>
+      <w:r>
+        <w:t xml:space="preserve">that kills the entire</w:t>
+      </w:r>
+      <w:r>
+        <w:t xml:space="preserve"> </w:t>
+      </w:r>
+      <w:r>
+        <w:t xml:space="preserve">class of inverse-variance-weighting artifacts in one shot (recomputing the flux as an unweighted mean leaves</w:t>
+      </w:r>
+      <w:r>
+        <w:t xml:space="preserve"> </w:t>
+      </w:r>
+      <w:r>
+        <w:rPr>
+          <w:rStyle w:val="VerbatimChar"/>
+        </w:rPr>
+        <w:t xml:space="preserve">D_rot</w:t>
+      </w:r>
+      <w:r>
+        <w:t xml:space="preserve"> </w:t>
+      </w:r>
+      <w:r>
+        <w:t xml:space="preserve">unchanged). So it is in the flux values themselves, not the weighting.</w:t>
+      </w:r>
+    </w:p>
+    <w:p>
+      <w:pPr>
+        <w:pStyle w:val="BodyText"/>
+      </w:pPr>
+      <w:r>
+        <w:rPr>
+          <w:b/>
+          <w:bCs/>
+        </w:rPr>
+        <w:t xml:space="preserve">It is general to point-source spectrophotometry, not</w:t>
+      </w:r>
+      <w:r>
+        <w:rPr>
+          <w:b/>
+          <w:bCs/>
+        </w:rPr>
+        <w:t xml:space="preserve"> </w:t>
+      </w:r>
+      <w:r>
+        <w:rPr>
+          <w:rStyle w:val="VerbatimChar"/>
+          <w:b/>
+          <w:bCs/>
+        </w:rPr>
+        <w:t xml:space="preserve">RCALIBFRAC</w:t>
+      </w:r>
+      <w:r>
+        <w:rPr>
+          <w:b/>
+          <w:bCs/>
+        </w:rPr>
+        <w:t xml:space="preserve">-specific.</w:t>
+      </w:r>
+      <w:r>
+        <w:t xml:space="preserve"> </w:t>
+      </w:r>
+      <w:r>
+        <w:t xml:space="preserve">The strongest generality check</w:t>
+      </w:r>
+      <w:r>
+        <w:t xml:space="preserve"> </w:t>
+      </w:r>
+      <w:r>
+        <w:t xml:space="preserve">builds the metric a calibration expert would use —</w:t>
+      </w:r>
+      <w:r>
+        <w:t xml:space="preserve"> </w:t>
+      </w:r>
+      <w:r>
+        <w:rPr>
+          <w:b/>
+          <w:bCs/>
+        </w:rPr>
+        <w:t xml:space="preserve">spectrograph counts/s vs external Legacy photometry, over</w:t>
+      </w:r>
+      <w:r>
+        <w:rPr>
+          <w:b/>
+          <w:bCs/>
+        </w:rPr>
+        <w:t xml:space="preserve"> </w:t>
+      </w:r>
+      <w:r>
+        <w:rPr>
+          <w:b/>
+          <w:bCs/>
+          <w:i/>
+          <w:iCs/>
+        </w:rPr>
+        <w:t xml:space="preserve">all</w:t>
+      </w:r>
+      <w:r>
+        <w:rPr>
+          <w:b/>
+          <w:bCs/>
+        </w:rPr>
+        <w:t xml:space="preserve"> </w:t>
+      </w:r>
+      <w:r>
+        <w:rPr>
+          <w:b/>
+          <w:bCs/>
+        </w:rPr>
+        <w:t xml:space="preserve">point sources</w:t>
+      </w:r>
+      <w:r>
+        <w:t xml:space="preserve"> </w:t>
+      </w:r>
+      <w:r>
+        <w:t xml:space="preserve">(</w:t>
+      </w:r>
+      <w:r>
+        <w:rPr>
+          <w:rStyle w:val="VerbatimChar"/>
+        </w:rPr>
+        <w:t xml:space="preserve">MORPHTYPE=='PSF'</w:t>
+      </w:r>
+      <w:r>
+        <w:t xml:space="preserve">) — which shares</w:t>
+      </w:r>
+      <w:r>
+        <w:t xml:space="preserve"> </w:t>
+      </w:r>
+      <w:r>
+        <w:rPr>
+          <w:i/>
+          <w:iCs/>
+        </w:rPr>
+        <w:t xml:space="preserve">nothing</w:t>
+      </w:r>
+      <w:r>
+        <w:t xml:space="preserve"> </w:t>
+      </w:r>
+      <w:r>
+        <w:t xml:space="preserve">with</w:t>
+      </w:r>
+      <w:r>
+        <w:t xml:space="preserve"> </w:t>
+      </w:r>
+      <w:r>
+        <w:rPr>
+          <w:rStyle w:val="VerbatimChar"/>
+        </w:rPr>
+        <w:t xml:space="preserve">RCALIBFRAC</w:t>
+      </w:r>
+      <w:r>
+        <w:t xml:space="preserve"> </w:t>
+      </w:r>
+      <w:r>
+        <w:t xml:space="preserve">except the sky-subtracted</w:t>
+      </w:r>
+      <w:r>
+        <w:t xml:space="preserve"> </w:t>
+      </w:r>
+      <w:r>
+        <w:t xml:space="preserve">flux (no stellar model, no flux calibration, no standard-star selection; ~470–600k stars). The same dipole (and</w:t>
+      </w:r>
+      <w:r>
+        <w:t xml:space="preserve"> </w:t>
+      </w:r>
+      <w:r>
+        <w:t xml:space="preserve">quadrupole) survive and grow with airmass,</w:t>
+      </w:r>
+      <w:r>
+        <w:t xml:space="preserve"> </w:t>
+      </w:r>
+      <w:r>
+        <w:rPr>
+          <w:rStyle w:val="VerbatimChar"/>
+        </w:rPr>
+        <w:t xml:space="preserve">D_rot/Q_rot ≈ 1.5–1.7</w:t>
+      </w:r>
+      <w:r>
+        <w:t xml:space="preserve">:</w:t>
+      </w:r>
+    </w:p>
+    <w:tbl>
+      <w:tblPr>
+        <w:tblStyle w:val="Table"/>
+        <w:tblW w:type="auto" w:w="0"/>
+        <w:tblLook w:firstRow="1" w:lastRow="0" w:firstColumn="0" w:lastColumn="0" w:noHBand="0" w:noVBand="0" w:val="0020"/>
+      </w:tblPr>
+      <w:tblGrid>
+        <w:gridCol w:w="1584"/>
+        <w:gridCol w:w="1584"/>
+        <w:gridCol w:w="1584"/>
+        <w:gridCol w:w="1584"/>
+        <w:gridCol w:w="1584"/>
+      </w:tblGrid>
+      <w:tr>
+        <w:trPr>
+          <w:tblHeader w:val="on"/>
+        </w:trPr>
+        <w:tc>
+          <w:tcPr/>
+          <w:p>
+            <w:pPr>
+              <w:pStyle w:val="Compact"/>
+            </w:pPr>
+            <w:r>
+              <w:t xml:space="preserve">am cut</w:t>
+            </w:r>
+          </w:p>
+        </w:tc>
+        <w:tc>
+          <w:tcPr/>
+          <w:p>
+            <w:pPr>
+              <w:pStyle w:val="Compact"/>
+            </w:pPr>
+            <w:r>
+              <w:t xml:space="preserve">n point sources</w:t>
+            </w:r>
+          </w:p>
+        </w:tc>
+        <w:tc>
+          <w:tcPr/>
+          <w:p>
+            <w:pPr>
+              <w:pStyle w:val="Compact"/>
+            </w:pPr>
+            <w:r>
+              <w:rPr>
+                <w:rStyle w:val="VerbatimChar"/>
+              </w:rPr>
+              <w:t xml:space="preserve">D_rot</w:t>
+            </w:r>
+          </w:p>
+        </w:tc>
+        <w:tc>
+          <w:tcPr/>
+          <w:p>
+            <w:pPr>
+              <w:pStyle w:val="Compact"/>
+            </w:pPr>
+            <w:r>
+              <w:rPr>
+                <w:rStyle w:val="VerbatimChar"/>
+              </w:rPr>
+              <w:t xml:space="preserve">Q_rot</w:t>
+            </w:r>
+          </w:p>
+        </w:tc>
+        <w:tc>
+          <w:tcPr/>
+          <w:p>
+            <w:pPr>
+              <w:pStyle w:val="Compact"/>
+            </w:pPr>
+            <w:r>
+              <w:rPr>
+                <w:rStyle w:val="VerbatimChar"/>
+              </w:rPr>
+              <w:t xml:space="preserve">D_rot/Q_rot</w:t>
+            </w:r>
+          </w:p>
+        </w:tc>
+      </w:tr>
+      <w:tr>
+        <w:tc>
+          <w:tcPr/>
+          <w:p>
+            <w:pPr>
+              <w:pStyle w:val="Compact"/>
+            </w:pPr>
+            <w:r>
+              <w:t xml:space="preserve">&gt; 1.2</w:t>
+            </w:r>
+          </w:p>
+        </w:tc>
+        <w:tc>
+          <w:tcPr/>
+          <w:p>
+            <w:pPr>
+              <w:pStyle w:val="Compact"/>
+            </w:pPr>
+            <w:r>
+              <w:t xml:space="preserve">596,155</w:t>
+            </w:r>
+          </w:p>
+        </w:tc>
+        <w:tc>
+          <w:tcPr/>
+          <w:p>
+            <w:pPr>
+              <w:pStyle w:val="Compact"/>
+            </w:pPr>
+            <w:r>
+              <w:t xml:space="preserve">0.0515</w:t>
+            </w:r>
+          </w:p>
+        </w:tc>
+        <w:tc>
+          <w:tcPr/>
+          <w:p>
+            <w:pPr>
+              <w:pStyle w:val="Compact"/>
+            </w:pPr>
+            <w:r>
+              <w:t xml:space="preserve">0.0341</w:t>
+            </w:r>
+          </w:p>
+        </w:tc>
+        <w:tc>
+          <w:tcPr/>
+          <w:p>
+            <w:pPr>
+              <w:pStyle w:val="Compact"/>
+            </w:pPr>
+            <w:r>
+              <w:t xml:space="preserve">1.51</w:t>
+            </w:r>
+          </w:p>
+        </w:tc>
+      </w:tr>
+      <w:tr>
+        <w:tc>
+          <w:tcPr/>
+          <w:p>
+            <w:pPr>
+              <w:pStyle w:val="Compact"/>
+            </w:pPr>
+            <w:r>
+              <w:t xml:space="preserve">&gt; 1.4</w:t>
+            </w:r>
+          </w:p>
+        </w:tc>
+        <w:tc>
+          <w:tcPr/>
+          <w:p>
+            <w:pPr>
+              <w:pStyle w:val="Compact"/>
+            </w:pPr>
+            <w:r>
+              <w:t xml:space="preserve">470,451</w:t>
+            </w:r>
+          </w:p>
+        </w:tc>
+        <w:tc>
+          <w:tcPr/>
+          <w:p>
+            <w:pPr>
+              <w:pStyle w:val="Compact"/>
+            </w:pPr>
+            <w:r>
+              <w:t xml:space="preserve">0.0661</w:t>
+            </w:r>
+          </w:p>
+        </w:tc>
+        <w:tc>
+          <w:tcPr/>
+          <w:p>
+            <w:pPr>
+              <w:pStyle w:val="Compact"/>
+            </w:pPr>
+            <w:r>
+              <w:t xml:space="preserve">0.0396</w:t>
+            </w:r>
+          </w:p>
+        </w:tc>
+        <w:tc>
+          <w:tcPr/>
+          <w:p>
+            <w:pPr>
+              <w:pStyle w:val="Compact"/>
+            </w:pPr>
+            <w:r>
+              <w:t xml:space="preserve">1.67</w:t>
+            </w:r>
+          </w:p>
+        </w:tc>
+      </w:tr>
+      <w:tr>
+        <w:tc>
+          <w:tcPr/>
+          <w:p>
+            <w:pPr>
+              <w:pStyle w:val="Compact"/>
+            </w:pPr>
+            <w:r>
+              <w:t xml:space="preserve">&gt; 1.8</w:t>
+            </w:r>
+          </w:p>
+        </w:tc>
+        <w:tc>
+          <w:tcPr/>
+          <w:p>
+            <w:pPr>
+              <w:pStyle w:val="Compact"/>
+            </w:pPr>
+            <w:r>
+              <w:t xml:space="preserve">158,170</w:t>
+            </w:r>
+          </w:p>
+        </w:tc>
+        <w:tc>
+          <w:tcPr/>
+          <w:p>
+            <w:pPr>
+              <w:pStyle w:val="Compact"/>
+            </w:pPr>
+            <w:r>
+              <w:t xml:space="preserve">0.1019</w:t>
+            </w:r>
+          </w:p>
+        </w:tc>
+        <w:tc>
+          <w:tcPr/>
+          <w:p>
+            <w:pPr>
+              <w:pStyle w:val="Compact"/>
+            </w:pPr>
+            <w:r>
+              <w:t xml:space="preserve">0.0589</w:t>
+            </w:r>
+          </w:p>
+        </w:tc>
+        <w:tc>
+          <w:tcPr/>
+          <w:p>
+            <w:pPr>
+              <w:pStyle w:val="Compact"/>
+            </w:pPr>
+            <w:r>
+              <w:t xml:space="preserve">1.73</w:t>
+            </w:r>
+          </w:p>
+        </w:tc>
+      </w:tr>
+    </w:tbl>
+    <w:p>
+      <w:pPr>
+        <w:pStyle w:val="BodyText"/>
+      </w:pPr>
+      <w:r>
+        <w:t xml:space="preserve">So there is</w:t>
+      </w:r>
+      <w:r>
+        <w:t xml:space="preserve"> </w:t>
+      </w:r>
+      <w:r>
+        <w:rPr>
+          <w:b/>
+          <w:bCs/>
+        </w:rPr>
+        <w:t xml:space="preserve">no clean counts-based DAR metric</w:t>
+      </w:r>
+      <w:r>
+        <w:t xml:space="preserve"> </w:t>
+      </w:r>
+      <w:r>
+        <w:t xml:space="preserve">until the coupling is understood; the geometry (dither, and the</w:t>
+      </w:r>
+      <w:r>
+        <w:t xml:space="preserve"> </w:t>
+      </w:r>
+      <w:r>
+        <w:t xml:space="preserve">GFA-based metrics) is the only artifact-free route.</w:t>
+      </w:r>
+    </w:p>
+    <w:p>
+      <w:pPr>
+        <w:pStyle w:val="BodyText"/>
+      </w:pPr>
+      <w:r>
+        <w:rPr>
+          <w:b/>
+          <w:bCs/>
+        </w:rPr>
+        <w:t xml:space="preserve">What we did</w:t>
+      </w:r>
+      <w:r>
+        <w:rPr>
+          <w:b/>
+          <w:bCs/>
+        </w:rPr>
+        <w:t xml:space="preserve"> </w:t>
+      </w:r>
+      <w:r>
+        <w:rPr>
+          <w:b/>
+          <w:bCs/>
+          <w:i/>
+          <w:iCs/>
+        </w:rPr>
+        <w:t xml:space="preserve">not</w:t>
+      </w:r>
+      <w:r>
+        <w:rPr>
+          <w:b/>
+          <w:bCs/>
+        </w:rPr>
+        <w:t xml:space="preserve"> </w:t>
+      </w:r>
+      <w:r>
+        <w:rPr>
+          <w:b/>
+          <w:bCs/>
+        </w:rPr>
+        <w:t xml:space="preserve">pin (stated plainly).</w:t>
+      </w:r>
+      <w:r>
+        <w:t xml:space="preserve"> </w:t>
+      </w:r>
+      <w:r>
+        <w:t xml:space="preserve">This is a</w:t>
+      </w:r>
+      <w:r>
+        <w:t xml:space="preserve"> </w:t>
+      </w:r>
+      <w:r>
+        <w:rPr>
+          <w:b/>
+          <w:bCs/>
+        </w:rPr>
+        <w:t xml:space="preserve">strong lead, not a confirmed diagnosis</w:t>
+      </w:r>
+      <w:r>
+        <w:t xml:space="preserve">:</w:t>
+      </w:r>
+      <w:r>
+        <w:t xml:space="preserve"> </w:t>
+      </w:r>
+      <w:r>
+        <w:t xml:space="preserve">- The stage attribution (</w:t>
+      </w:r>
+      <w:r>
+        <w:t xml:space="preserve">“</w:t>
+      </w:r>
+      <w:r>
+        <w:rPr>
+          <w:rStyle w:val="VerbatimChar"/>
+        </w:rPr>
+        <w:t xml:space="preserve">subtract_sky</w:t>
+      </w:r>
+      <w:r>
+        <w:t xml:space="preserve"> </w:t>
+      </w:r>
+      <w:r>
+        <w:t xml:space="preserve">specifically”</w:t>
+      </w:r>
+      <w:r>
+        <w:t xml:space="preserve"> </w:t>
+      </w:r>
+      <w:r>
+        <w:t xml:space="preserve">vs an adjacent step such as extraction) rests on an</w:t>
+      </w:r>
+      <w:r>
+        <w:t xml:space="preserve"> </w:t>
+      </w:r>
+      <w:r>
+        <w:t xml:space="preserve">external reimplementation validated against production only at the</w:t>
+      </w:r>
+      <w:r>
+        <w:t xml:space="preserve"> </w:t>
+      </w:r>
+      <w:r>
+        <w:rPr>
+          <w:i/>
+          <w:iCs/>
+        </w:rPr>
+        <w:t xml:space="preserve">final</w:t>
+      </w:r>
+      <w:r>
+        <w:t xml:space="preserve"> </w:t>
+      </w:r>
+      <w:r>
+        <w:rPr>
+          <w:rStyle w:val="VerbatimChar"/>
+        </w:rPr>
+        <w:t xml:space="preserve">RCALIBFRAC</w:t>
+      </w:r>
+      <w:r>
+        <w:t xml:space="preserve"> </w:t>
+      </w:r>
+      <w:r>
+        <w:t xml:space="preserve">value, not at each</w:t>
+      </w:r>
+      <w:r>
+        <w:t xml:space="preserve"> </w:t>
+      </w:r>
+      <w:r>
+        <w:t xml:space="preserve">intermediate stage (desispec does not save those).</w:t>
+      </w:r>
+      <w:r>
+        <w:t xml:space="preserve"> </w:t>
+      </w:r>
+      <w:r>
+        <w:rPr>
+          <w:i/>
+          <w:iCs/>
+        </w:rPr>
+        <w:t xml:space="preserve">“It is in the sky-subtracted flux”</w:t>
+      </w:r>
+      <w:r>
+        <w:t xml:space="preserve"> </w:t>
+      </w:r>
+      <w:r>
+        <w:t xml:space="preserve">is production-validated</w:t>
+      </w:r>
+      <w:r>
+        <w:t xml:space="preserve"> </w:t>
+      </w:r>
+      <w:r>
+        <w:t xml:space="preserve">(the point-source metric runs on production flux);</w:t>
+      </w:r>
+      <w:r>
+        <w:t xml:space="preserve"> </w:t>
+      </w:r>
+      <w:r>
+        <w:rPr>
+          <w:i/>
+          <w:iCs/>
+        </w:rPr>
+        <w:t xml:space="preserve">“it enters at</w:t>
+      </w:r>
+      <w:r>
+        <w:rPr>
+          <w:i/>
+          <w:iCs/>
+        </w:rPr>
+        <w:t xml:space="preserve"> </w:t>
+      </w:r>
+      <w:r>
+        <w:rPr>
+          <w:rStyle w:val="VerbatimChar"/>
+          <w:i/>
+          <w:iCs/>
+        </w:rPr>
+        <w:t xml:space="preserve">subtract_sky</w:t>
+      </w:r>
+      <w:r>
+        <w:rPr>
+          <w:i/>
+          <w:iCs/>
+        </w:rPr>
+        <w:t xml:space="preserve">”</w:t>
+      </w:r>
+      <w:r>
+        <w:t xml:space="preserve"> </w:t>
+      </w:r>
+      <w:r>
+        <w:t xml:space="preserve">is the lead to verify in the</w:t>
+      </w:r>
+      <w:r>
+        <w:t xml:space="preserve"> </w:t>
+      </w:r>
+      <w:r>
+        <w:t xml:space="preserve">real code path.</w:t>
+      </w:r>
+      <w:r>
+        <w:t xml:space="preserve"> </w:t>
+      </w:r>
+      <w:r>
+        <w:t xml:space="preserve">-</w:t>
+      </w:r>
+      <w:r>
+        <w:t xml:space="preserve"> </w:t>
+      </w:r>
+      <w:r>
+        <w:rPr>
+          <w:b/>
+          <w:bCs/>
+        </w:rPr>
+        <w:t xml:space="preserve">Elimination is not identification.</w:t>
+      </w:r>
+      <w:r>
+        <w:t xml:space="preserve"> </w:t>
+      </w:r>
+      <w:r>
+        <w:t xml:space="preserve">We ruled out several mechanisms and the ivar-weighting class; the true</w:t>
+      </w:r>
+      <w:r>
+        <w:t xml:space="preserve"> </w:t>
+      </w:r>
+      <w:r>
+        <w:t xml:space="preserve">cause could be one we did not test, or in an adjacent step.</w:t>
+      </w:r>
+      <w:r>
+        <w:t xml:space="preserve"> </w:t>
+      </w:r>
+      <w:r>
+        <w:t xml:space="preserve">- A real (non-bug) alternative — a field-scale sky-brightness gradient the mean-sky model misses — is</w:t>
+      </w:r>
+      <w:r>
+        <w:t xml:space="preserve"> </w:t>
+      </w:r>
+      <w:r>
+        <w:rPr>
+          <w:i/>
+          <w:iCs/>
+        </w:rPr>
+        <w:t xml:space="preserve">disfavored</w:t>
+      </w:r>
+      <w:r>
+        <w:t xml:space="preserve"> </w:t>
+      </w:r>
+      <w:r>
+        <w:t xml:space="preserve">by the sky-fiber null but not formally excluded. Differential atmospheric extinction is a</w:t>
+      </w:r>
+      <w:r>
+        <w:t xml:space="preserve"> </w:t>
+      </w:r>
+      <w:r>
+        <w:t xml:space="preserve">legitimate physical candidate but ~10× too small and should appear already in the raw counts.</w:t>
+      </w:r>
+    </w:p>
+    <w:p>
+      <w:pPr>
+        <w:pStyle w:val="BodyText"/>
+      </w:pPr>
+      <w:r>
+        <w:rPr>
+          <w:b/>
+          <w:bCs/>
+        </w:rPr>
+        <w:t xml:space="preserve">Bottom line for this note:</w:t>
+      </w:r>
+      <w:r>
+        <w:t xml:space="preserve"> </w:t>
+      </w:r>
+      <w:r>
+        <w:t xml:space="preserve">the bias is a real, zenith-tied, airmass-growing property of the sky-subtracted</w:t>
+      </w:r>
+      <w:r>
+        <w:t xml:space="preserve"> </w:t>
+      </w:r>
+      <w:r>
+        <w:t xml:space="preserve">point-source flux; it contaminates</w:t>
+      </w:r>
+      <w:r>
+        <w:t xml:space="preserve"> </w:t>
+      </w:r>
+      <w:r>
+        <w:rPr>
+          <w:rStyle w:val="VerbatimChar"/>
+        </w:rPr>
+        <w:t xml:space="preserve">RCALIBFRAC</w:t>
+      </w:r>
+      <w:r>
+        <w:t xml:space="preserve">’s dipole</w:t>
+      </w:r>
+      <w:r>
+        <w:t xml:space="preserve"> </w:t>
+      </w:r>
+      <w:r>
+        <w:rPr>
+          <w:i/>
+          <w:iCs/>
+        </w:rPr>
+        <w:t xml:space="preserve">entirely</w:t>
+      </w:r>
+      <w:r>
+        <w:t xml:space="preserve"> </w:t>
+      </w:r>
+      <w:r>
+        <w:t xml:space="preserve">(there is no real DAR dipole) and its</w:t>
+      </w:r>
+      <w:r>
+        <w:t xml:space="preserve"> </w:t>
+      </w:r>
+      <w:r>
+        <w:t xml:space="preserve">quadrupole</w:t>
+      </w:r>
+      <w:r>
+        <w:t xml:space="preserve"> </w:t>
+      </w:r>
+      <w:r>
+        <w:rPr>
+          <w:i/>
+          <w:iCs/>
+        </w:rPr>
+        <w:t xml:space="preserve">partially</w:t>
+      </w:r>
+      <w:r>
+        <w:t xml:space="preserve"> </w:t>
+      </w:r>
+      <w:r>
+        <w:t xml:space="preserve">(a real DAR quadrupole, ~11 μm at high airmass, survives at dark sky). No choice of flux</w:t>
+      </w:r>
+      <w:r>
+        <w:t xml:space="preserve"> </w:t>
+      </w:r>
+      <w:r>
+        <w:rPr>
+          <w:i/>
+          <w:iCs/>
+        </w:rPr>
+        <w:t xml:space="preserve">variable</w:t>
+      </w:r>
+      <w:r>
+        <w:t xml:space="preserve"> </w:t>
+      </w:r>
+      <w:r>
+        <w:t xml:space="preserve">removes it — it is upstream of the ratio, the normalization, and the aperture correction.</w:t>
+      </w:r>
+    </w:p>
+    <w:bookmarkEnd w:id="15"/>
+    <w:bookmarkStart w:id="16" w:name="X04147402761d0d5dbf37c5c4d6e2e7453c01c7a"/>
+    <w:p>
+      <w:pPr>
+        <w:pStyle w:val="Heading2"/>
+      </w:pPr>
+      <w:r>
+        <w:t xml:space="preserve">5. The candidate variables, and which to use</w:t>
       </w:r>
     </w:p>
     <w:tbl>
@@ -1814,20 +4416,7 @@
               <w:pStyle w:val="Compact"/>
             </w:pPr>
             <w:r>
-              <w:t xml:space="preserve">measured/model,</w:t>
-            </w:r>
-            <w:r>
-              <w:t xml:space="preserve"> </w:t>
-            </w:r>
-            <w:r>
-              <w:rPr>
-                <w:b/>
-                <w:bCs/>
-              </w:rPr>
-              <w:t xml:space="preserve">median-normalized</w:t>
-            </w:r>
-            <w:r>
-              <w:t xml:space="preserve">, aperture-corrected (fixed 1.1″)</w:t>
+              <w:t xml:space="preserve">measured/model, aperture-corrected (fixed 1.1″), median-normalized</w:t>
             </w:r>
           </w:p>
         </w:tc>
@@ -1854,7 +4443,17 @@
               <w:t xml:space="preserve"> </w:t>
             </w:r>
             <w:r>
-              <w:t xml:space="preserve">loss (residual after static aperture model)</w:t>
+              <w:t xml:space="preserve">loss;</w:t>
+            </w:r>
+            <w:r>
+              <w:t xml:space="preserve"> </w:t>
+            </w:r>
+            <w:r>
+              <w:rPr>
+                <w:b/>
+                <w:bCs/>
+              </w:rPr>
+              <w:t xml:space="preserve">spatial structure carries the sky-sub dipole</w:t>
             </w:r>
           </w:p>
         </w:tc>
@@ -1865,7 +4464,33 @@
               <w:pStyle w:val="Compact"/>
             </w:pPr>
             <w:r>
-              <w:t xml:space="preserve">spatial patterns across the focal plane (DAR dipoles, per-petal, positioner comparisons)</w:t>
+              <w:rPr>
+                <w:i/>
+                <w:iCs/>
+              </w:rPr>
+              <w:t xml:space="preserve">instrument-fixed</w:t>
+            </w:r>
+            <w:r>
+              <w:t xml:space="preserve"> </w:t>
+            </w:r>
+            <w:r>
+              <w:t xml:space="preserve">spatial patterns (per-petal, positioner);</w:t>
+            </w:r>
+            <w:r>
+              <w:t xml:space="preserve"> </w:t>
+            </w:r>
+            <w:r>
+              <w:rPr>
+                <w:b/>
+                <w:bCs/>
+              </w:rPr>
+              <w:t xml:space="preserve">not</w:t>
+            </w:r>
+            <w:r>
+              <w:t xml:space="preserve"> </w:t>
+            </w:r>
+            <w:r>
+              <w:t xml:space="preserve">DAR/zenith-tied structure</w:t>
             </w:r>
           </w:p>
         </w:tc>
@@ -1952,17 +4577,7 @@
               <w:pStyle w:val="Compact"/>
             </w:pPr>
             <w:r>
-              <w:rPr>
-                <w:i/>
-                <w:iCs/>
-              </w:rPr>
-              <w:t xml:space="preserve">everything</w:t>
-            </w:r>
-            <w:r>
-              <w:t xml:space="preserve"> </w:t>
-            </w:r>
-            <w:r>
-              <w:t xml:space="preserve">— the true absolute measured-vs-expected, aperture loss included</w:t>
+              <w:t xml:space="preserve">the true absolute measured-vs-expected, aperture loss included</w:t>
             </w:r>
           </w:p>
         </w:tc>
@@ -1977,13 +4592,29 @@
                 <w:b/>
                 <w:bCs/>
               </w:rPr>
-              <w:t xml:space="preserve">loss-attribution studies</w:t>
+              <w:t xml:space="preserve">level loss-attribution</w:t>
             </w:r>
             <w:r>
               <w:t xml:space="preserve"> </w:t>
             </w:r>
             <w:r>
-              <w:t xml:space="preserve">(keeps the seeing/positioning signal)</w:t>
+              <w:t xml:space="preserve">(dipole averages out);</w:t>
+            </w:r>
+            <w:r>
+              <w:t xml:space="preserve"> </w:t>
+            </w:r>
+            <w:r>
+              <w:rPr>
+                <w:b/>
+                <w:bCs/>
+              </w:rPr>
+              <w:t xml:space="preserve">not</w:t>
+            </w:r>
+            <w:r>
+              <w:t xml:space="preserve"> </w:t>
+            </w:r>
+            <w:r>
+              <w:t xml:space="preserve">spatial</w:t>
             </w:r>
           </w:p>
         </w:tc>
@@ -2014,6 +4645,35 @@
               </w:rPr>
               <w:t xml:space="preserve">medval</w:t>
             </w:r>
+            <w:r>
+              <w:rPr>
+                <w:b/>
+                <w:bCs/>
+              </w:rPr>
+              <w:t xml:space="preserve"> </w:t>
+            </w:r>
+            <w:r>
+              <w:rPr>
+                <w:b/>
+                <w:bCs/>
+              </w:rPr>
+              <w:t xml:space="preserve">/</w:t>
+            </w:r>
+            <w:r>
+              <w:rPr>
+                <w:b/>
+                <w:bCs/>
+              </w:rPr>
+              <w:t xml:space="preserve"> </w:t>
+            </w:r>
+            <w:r>
+              <w:rPr>
+                <w:rStyle w:val="VerbatimChar"/>
+                <w:b/>
+                <w:bCs/>
+              </w:rPr>
+              <w:t xml:space="preserve">MEDVAL_RAW</w:t>
+            </w:r>
           </w:p>
         </w:tc>
         <w:tc>
@@ -2023,7 +4683,7 @@
               <w:pStyle w:val="Compact"/>
             </w:pPr>
             <w:r>
-              <w:t xml:space="preserve">per-exposure median of the (corrected) ratio</w:t>
+              <w:t xml:space="preserve">per-exposure median of the ratio</w:t>
             </w:r>
           </w:p>
         </w:tc>
@@ -2034,7 +4694,7 @@
               <w:pStyle w:val="Compact"/>
             </w:pPr>
             <w:r>
-              <w:t xml:space="preserve">absolute throughput at std-star positions, r-band scalar</w:t>
+              <w:t xml:space="preserve">absolute r-band throughput scalar</w:t>
             </w:r>
           </w:p>
         </w:tc>
@@ -2045,16 +4705,7 @@
               <w:pStyle w:val="Compact"/>
             </w:pPr>
             <w:r>
-              <w:t xml:space="preserve">absolute throughput per exposure; renormalizing</w:t>
-            </w:r>
-            <w:r>
-              <w:t xml:space="preserve"> </w:t>
-            </w:r>
-            <w:r>
-              <w:rPr>
-                <w:rStyle w:val="VerbatimChar"/>
-              </w:rPr>
-              <w:t xml:space="preserve">RCALIBFRAC</w:t>
+              <w:t xml:space="preserve">absolute throughput per exposure</w:t>
             </w:r>
           </w:p>
         </w:tc>
@@ -2064,6 +4715,15 @@
             <w:pPr>
               <w:pStyle w:val="Compact"/>
             </w:pPr>
+            <w:r>
+              <w:rPr>
+                <w:rStyle w:val="VerbatimChar"/>
+              </w:rPr>
+              <w:t xml:space="preserve">medval</w:t>
+            </w:r>
+            <w:r>
+              <w:t xml:space="preserve"> </w:t>
+            </w:r>
             <w:r>
               <w:t xml:space="preserve">computed but</w:t>
             </w:r>
@@ -2109,7 +4769,7 @@
               <w:pStyle w:val="Compact"/>
             </w:pPr>
             <w:r>
-              <w:t xml:space="preserve">normalization of the</w:t>
+              <w:t xml:space="preserve">r-band normalization of the per-exposure</w:t>
             </w:r>
             <w:r>
               <w:t xml:space="preserve"> </w:t>
@@ -2118,7 +4778,7 @@
               <w:rPr>
                 <w:rStyle w:val="VerbatimChar"/>
               </w:rPr>
-              <w:t xml:space="preserve">calib-*.fits</w:t>
+              <w:t xml:space="preserve">fluxcalib-*.fits</w:t>
             </w:r>
             <w:r>
               <w:t xml:space="preserve"> </w:t>
@@ -2151,7 +4811,7 @@
               <w:t xml:space="preserve"> </w:t>
             </w:r>
             <w:r>
-              <w:t xml:space="preserve">aperture correction (actual seeing)</w:t>
+              <w:t xml:space="preserve">aperture correction (actual seeing), wavelength-resolved</w:t>
             </w:r>
           </w:p>
         </w:tc>
@@ -2162,7 +4822,7 @@
               <w:pStyle w:val="Compact"/>
             </w:pPr>
             <w:r>
-              <w:t xml:space="preserve">absolute, science-grade, wavelength-resolved</w:t>
+              <w:t xml:space="preserve">absolute, science-grade throughput</w:t>
             </w:r>
           </w:p>
         </w:tc>
@@ -2173,17 +4833,17 @@
               <w:pStyle w:val="Compact"/>
             </w:pPr>
             <w:r>
+              <w:t xml:space="preserve">vector on disk (redux tree); scale</w:t>
+            </w:r>
+            <w:r>
+              <w:t xml:space="preserve"> </w:t>
+            </w:r>
+            <w:r>
               <w:rPr>
                 <w:b/>
                 <w:bCs/>
               </w:rPr>
-              <w:t xml:space="preserve">on disk now</w:t>
-            </w:r>
-            <w:r>
-              <w:t xml:space="preserve"> </w:t>
-            </w:r>
-            <w:r>
-              <w:t xml:space="preserve">(redux tree)</w:t>
+              <w:t xml:space="preserve">derived — accessor not built</w:t>
             </w:r>
           </w:p>
         </w:tc>
@@ -2273,23 +4933,7 @@
               <w:pStyle w:val="Compact"/>
             </w:pPr>
             <w:r>
-              <w:t xml:space="preserve">exposure quality / depth flag —</w:t>
-            </w:r>
-            <w:r>
-              <w:t xml:space="preserve"> </w:t>
-            </w:r>
-            <w:r>
-              <w:rPr>
-                <w:i/>
-                <w:iCs/>
-              </w:rPr>
-              <w:t xml:space="preserve">not</w:t>
-            </w:r>
-            <w:r>
-              <w:t xml:space="preserve"> </w:t>
-            </w:r>
-            <w:r>
-              <w:t xml:space="preserve">a clean measured/expected</w:t>
+              <w:t xml:space="preserve">exposure quality / depth flag</w:t>
             </w:r>
           </w:p>
         </w:tc>
@@ -2330,23 +4974,179 @@
               <w:rPr>
                 <w:rStyle w:val="VerbatimChar"/>
               </w:rPr>
-              <w:t xml:space="preserve">fiberqa_table</w:t>
+              <w:t xml:space="preserve">fiberqa</w:t>
             </w:r>
             <w:r>
               <w:t xml:space="preserve">)</w:t>
+            </w:r>
+          </w:p>
+        </w:tc>
+      </w:tr>
+      <w:tr>
+        <w:tc>
+          <w:tcPr/>
+          <w:p>
+            <w:pPr>
+              <w:pStyle w:val="Compact"/>
+            </w:pPr>
+            <w:r>
+              <w:rPr>
+                <w:rStyle w:val="VerbatimChar"/>
+                <w:b/>
+                <w:bCs/>
+              </w:rPr>
+              <w:t xml:space="preserve">L_see</w:t>
+            </w:r>
+            <w:r>
+              <w:rPr>
+                <w:b/>
+                <w:bCs/>
+              </w:rPr>
+              <w:t xml:space="preserve"> </w:t>
+            </w:r>
+            <w:r>
+              <w:rPr>
+                <w:b/>
+                <w:bCs/>
+              </w:rPr>
+              <w:t xml:space="preserve">/</w:t>
+            </w:r>
+            <w:r>
+              <w:rPr>
+                <w:b/>
+                <w:bCs/>
+              </w:rPr>
+              <w:t xml:space="preserve"> </w:t>
+            </w:r>
+            <w:r>
+              <w:rPr>
+                <w:rStyle w:val="VerbatimChar"/>
+                <w:b/>
+                <w:bCs/>
+              </w:rPr>
+              <w:t xml:space="preserve">L_field</w:t>
+            </w:r>
+          </w:p>
+        </w:tc>
+        <w:tc>
+          <w:tcPr/>
+          <w:p>
+            <w:pPr>
+              <w:pStyle w:val="Compact"/>
+            </w:pPr>
+            <w:r>
+              <w:t xml:space="preserve">GFA imaging (seeing / intra-exposure guide drift) → acceptance model</w:t>
+            </w:r>
+          </w:p>
+        </w:tc>
+        <w:tc>
+          <w:tcPr/>
+          <w:p>
+            <w:pPr>
+              <w:pStyle w:val="Compact"/>
+            </w:pPr>
+            <w:r>
+              <w:t xml:space="preserve">seeing loss</w:t>
+            </w:r>
+            <w:r>
+              <w:t xml:space="preserve"> </w:t>
+            </w:r>
+            <w:r>
+              <w:rPr>
+                <w:i/>
+                <w:iCs/>
+              </w:rPr>
+              <w:t xml:space="preserve">level</w:t>
+            </w:r>
+            <w:r>
+              <w:t xml:space="preserve"> </w:t>
+            </w:r>
+            <w:r>
+              <w:t xml:space="preserve">/ DAR field-distortion loss —</w:t>
+            </w:r>
+            <w:r>
+              <w:t xml:space="preserve"> </w:t>
+            </w:r>
+            <w:r>
+              <w:rPr>
+                <w:b/>
+                <w:bCs/>
+              </w:rPr>
+              <w:t xml:space="preserve">artifact-free, dipole-free by construction</w:t>
+            </w:r>
+          </w:p>
+        </w:tc>
+        <w:tc>
+          <w:tcPr/>
+          <w:p>
+            <w:pPr>
+              <w:pStyle w:val="Compact"/>
+            </w:pPr>
+            <w:r>
+              <w:rPr>
+                <w:b/>
+                <w:bCs/>
+              </w:rPr>
+              <w:t xml:space="preserve">spatial / DAR structure</w:t>
+            </w:r>
+            <w:r>
+              <w:t xml:space="preserve">; the clean replacement for</w:t>
+            </w:r>
+            <w:r>
+              <w:t xml:space="preserve"> </w:t>
+            </w:r>
+            <w:r>
+              <w:rPr>
+                <w:rStyle w:val="VerbatimChar"/>
+              </w:rPr>
+              <w:t xml:space="preserve">RCALIBFRAC</w:t>
+            </w:r>
+            <w:r>
+              <w:t xml:space="preserve">’s spatial use</w:t>
+            </w:r>
+          </w:p>
+        </w:tc>
+        <w:tc>
+          <w:tcPr/>
+          <w:p>
+            <w:pPr>
+              <w:pStyle w:val="Compact"/>
+            </w:pPr>
+            <w:r>
+              <w:t xml:space="preserve">now (</w:t>
+            </w:r>
+            <w:r>
+              <w:rPr>
+                <w:rStyle w:val="VerbatimChar"/>
+              </w:rPr>
+              <w:t xml:space="preserve">Exposure</w:t>
+            </w:r>
+            <w:r>
+              <w:t xml:space="preserve">); see</w:t>
+            </w:r>
+            <w:r>
+              <w:t xml:space="preserve"> </w:t>
+            </w:r>
+            <w:r>
+              <w:rPr>
+                <w:rStyle w:val="VerbatimChar"/>
+              </w:rPr>
+              <w:t xml:space="preserve">FIBER_LOSS_METRICS.md</w:t>
             </w:r>
           </w:p>
         </w:tc>
       </w:tr>
     </w:tbl>
-    <w:bookmarkEnd w:id="13"/>
-    <w:bookmarkStart w:id="14" w:name="Xcd19275a6646a04fb9b864a48c5fff291d5cc08"/>
     <w:p>
       <w:pPr>
-        <w:pStyle w:val="Heading2"/>
-      </w:pPr>
-      <w:r>
-        <w:t xml:space="preserve">6. What to use when</w:t>
+        <w:pStyle w:val="BodyText"/>
+      </w:pPr>
+      <w:r>
+        <w:rPr>
+          <w:b/>
+          <w:bCs/>
+        </w:rPr>
+        <w:t xml:space="preserve">What to use when:</w:t>
       </w:r>
     </w:p>
     <w:p>
@@ -2354,7 +5154,7 @@
         <w:pStyle w:val="Compact"/>
         <w:numPr>
           <w:ilvl w:val="0"/>
-          <w:numId w:val="1004"/>
+          <w:numId w:val="1006"/>
         </w:numPr>
       </w:pPr>
       <w:r>
@@ -2362,89 +5162,193 @@
           <w:b/>
           <w:bCs/>
         </w:rPr>
-        <w:t xml:space="preserve">Absolute throughput</w:t>
-      </w:r>
-      <w:r>
-        <w:rPr>
-          <w:b/>
-          <w:bCs/>
-        </w:rPr>
-        <w:t xml:space="preserve"> </w:t>
-      </w:r>
-      <w:r>
-        <w:rPr>
-          <w:b/>
-          <w:bCs/>
+        <w:t xml:space="preserve">Level / loss-attribution</w:t>
+      </w:r>
+      <w:r>
+        <w:t xml:space="preserve"> </w:t>
+      </w:r>
+      <w:r>
+        <w:t xml:space="preserve">(correlate against seeing, wind, mirror-ΔT, transparency) →</w:t>
+      </w:r>
+      <w:r>
+        <w:t xml:space="preserve"> </w:t>
+      </w:r>
+      <w:r>
+        <w:rPr>
+          <w:rStyle w:val="VerbatimChar"/>
+          <w:b/>
+          <w:bCs/>
+        </w:rPr>
+        <w:t xml:space="preserve">RATIO_RAW</w:t>
+      </w:r>
+      <w:r>
+        <w:t xml:space="preserve"> </w:t>
+      </w:r>
+      <w:r>
+        <w:rPr>
           <w:i/>
           <w:iCs/>
         </w:rPr>
-        <w:t xml:space="preserve">including</w:t>
-      </w:r>
-      <w:r>
-        <w:rPr>
-          <w:b/>
-          <w:bCs/>
-        </w:rPr>
-        <w:t xml:space="preserve"> </w:t>
-      </w:r>
-      <w:r>
-        <w:rPr>
-          <w:b/>
-          <w:bCs/>
-        </w:rPr>
-        <w:t xml:space="preserve">aperture loss (for loss attribution)</w:t>
-      </w:r>
-      <w:r>
-        <w:t xml:space="preserve"> </w:t>
-      </w:r>
-      <w:r>
-        <w:t xml:space="preserve">→</w:t>
-      </w:r>
-      <w:r>
-        <w:t xml:space="preserve"> </w:t>
-      </w:r>
-      <w:r>
-        <w:rPr>
-          <w:rStyle w:val="VerbatimChar"/>
-        </w:rPr>
-        <w:t xml:space="preserve">RATIO_RAW</w:t>
-      </w:r>
-      <w:r>
-        <w:t xml:space="preserve"> </w:t>
-      </w:r>
-      <w:r>
-        <w:t xml:space="preserve">(aperture</w:t>
-      </w:r>
-      <w:r>
-        <w:t xml:space="preserve"> </w:t>
-      </w:r>
-      <w:r>
-        <w:t xml:space="preserve">loss is the signal you want; the pipeline’s correction removes it — right for science flux, wrong</w:t>
-      </w:r>
-      <w:r>
-        <w:t xml:space="preserve"> </w:t>
-      </w:r>
-      <w:r>
-        <w:t xml:space="preserve">for this program).</w:t>
-      </w:r>
-      <w:r>
-        <w:t xml:space="preserve"> </w:t>
-      </w:r>
-      <w:r>
-        <w:rPr>
-          <w:b/>
-          <w:bCs/>
-        </w:rPr>
-        <w:t xml:space="preserve">No current product provides this</w:t>
-      </w:r>
-      <w:r>
-        <w:t xml:space="preserve">; it requires reprocessing with the</w:t>
-      </w:r>
-      <w:r>
-        <w:t xml:space="preserve"> </w:t>
-      </w:r>
-      <w:r>
-        <w:t xml:space="preserve">correction disabled.</w:t>
+        <w:t xml:space="preserve">is</w:t>
+      </w:r>
+      <w:r>
+        <w:rPr>
+          <w:i/>
+          <w:iCs/>
+        </w:rPr>
+        <w:t xml:space="preserve"> </w:t>
+      </w:r>
+      <w:r>
+        <w:rPr>
+          <w:i/>
+          <w:iCs/>
+        </w:rPr>
+        <w:t xml:space="preserve">the right variable</w:t>
+      </w:r>
+      <w:r>
+        <w:t xml:space="preserve"> </w:t>
+      </w:r>
+      <w:r>
+        <w:t xml:space="preserve">— it keeps the aperture-loss signal you want to attribute, and the sky-sub dipole averages</w:t>
+      </w:r>
+      <w:r>
+        <w:t xml:space="preserve"> </w:t>
+      </w:r>
+      <w:r>
+        <w:t xml:space="preserve">out over the focal plane (a pattern, monopole-null;</w:t>
+      </w:r>
+      <w:r>
+        <w:t xml:space="preserve"> </w:t>
+      </w:r>
+      <w:r>
+        <w:rPr>
+          <w:i/>
+          <w:iCs/>
+        </w:rPr>
+        <w:t xml:space="preserve">clean for level by averaging, not by being</w:t>
+      </w:r>
+      <w:r>
+        <w:rPr>
+          <w:i/>
+          <w:iCs/>
+        </w:rPr>
+        <w:t xml:space="preserve"> </w:t>
+      </w:r>
+      <w:r>
+        <w:rPr>
+          <w:i/>
+          <w:iCs/>
+        </w:rPr>
+        <w:t xml:space="preserve">artifact-free</w:t>
+      </w:r>
+      <w:r>
+        <w:t xml:space="preserve">). But</w:t>
+      </w:r>
+      <w:r>
+        <w:t xml:space="preserve"> </w:t>
+      </w:r>
+      <w:r>
+        <w:rPr>
+          <w:b/>
+          <w:bCs/>
+        </w:rPr>
+        <w:t xml:space="preserve">it does not exist yet</w:t>
+      </w:r>
+      <w:r>
+        <w:t xml:space="preserve"> </w:t>
+      </w:r>
+      <w:r>
+        <w:t xml:space="preserve">(§6). Until it is built, the practical options are the</w:t>
+      </w:r>
+      <w:r>
+        <w:t xml:space="preserve"> </w:t>
+      </w:r>
+      <w:r>
+        <w:rPr>
+          <w:b/>
+          <w:bCs/>
+        </w:rPr>
+        <w:t xml:space="preserve">flux-cal scale</w:t>
+      </w:r>
+      <w:r>
+        <w:t xml:space="preserve"> </w:t>
+      </w:r>
+      <w:r>
+        <w:t xml:space="preserve">(absolute, science-grade — derived from the</w:t>
+      </w:r>
+      <w:r>
+        <w:t xml:space="preserve"> </w:t>
+      </w:r>
+      <w:r>
+        <w:rPr>
+          <w:rStyle w:val="VerbatimChar"/>
+        </w:rPr>
+        <w:t xml:space="preserve">fluxcalib-*.fits</w:t>
+      </w:r>
+      <w:r>
+        <w:t xml:space="preserve"> </w:t>
+      </w:r>
+      <w:r>
+        <w:t xml:space="preserve">vectors, accessor not yet</w:t>
+      </w:r>
+      <w:r>
+        <w:t xml:space="preserve"> </w:t>
+      </w:r>
+      <w:r>
+        <w:t xml:space="preserve">built) or</w:t>
+      </w:r>
+      <w:r>
+        <w:t xml:space="preserve"> </w:t>
+      </w:r>
+      <w:r>
+        <w:rPr>
+          <w:b/>
+          <w:bCs/>
+        </w:rPr>
+        <w:t xml:space="preserve">focal-plane-averaged</w:t>
+      </w:r>
+      <w:r>
+        <w:rPr>
+          <w:b/>
+          <w:bCs/>
+        </w:rPr>
+        <w:t xml:space="preserve"> </w:t>
+      </w:r>
+      <w:r>
+        <w:rPr>
+          <w:rStyle w:val="VerbatimChar"/>
+          <w:b/>
+          <w:bCs/>
+        </w:rPr>
+        <w:t xml:space="preserve">RCALIBFRAC</w:t>
+      </w:r>
+      <w:r>
+        <w:t xml:space="preserve"> </w:t>
+      </w:r>
+      <w:r>
+        <w:t xml:space="preserve">(the</w:t>
+      </w:r>
+      <w:r>
+        <w:t xml:space="preserve"> </w:t>
+      </w:r>
+      <w:r>
+        <w:rPr>
+          <w:i/>
+          <w:iCs/>
+        </w:rPr>
+        <w:t xml:space="preserve">differential</w:t>
+      </w:r>
+      <w:r>
+        <w:t xml:space="preserve"> </w:t>
+      </w:r>
+      <w:r>
+        <w:t xml:space="preserve">level only — median-normalized — and mind</w:t>
+      </w:r>
+      <w:r>
+        <w:t xml:space="preserve"> </w:t>
+      </w:r>
+      <w:r>
+        <w:t xml:space="preserve">the §3 epoch step for any cross-time work).</w:t>
       </w:r>
     </w:p>
     <w:p>
@@ -2452,7 +5356,7 @@
         <w:pStyle w:val="Compact"/>
         <w:numPr>
           <w:ilvl w:val="0"/>
-          <w:numId w:val="1004"/>
+          <w:numId w:val="1006"/>
         </w:numPr>
       </w:pPr>
       <w:r>
@@ -2460,37 +5364,7 @@
           <w:b/>
           <w:bCs/>
         </w:rPr>
-        <w:t xml:space="preserve">Absolute throughput</w:t>
-      </w:r>
-      <w:r>
-        <w:rPr>
-          <w:b/>
-          <w:bCs/>
-        </w:rPr>
-        <w:t xml:space="preserve"> </w:t>
-      </w:r>
-      <w:r>
-        <w:rPr>
-          <w:b/>
-          <w:bCs/>
-          <w:i/>
-          <w:iCs/>
-        </w:rPr>
-        <w:t xml:space="preserve">after</w:t>
-      </w:r>
-      <w:r>
-        <w:rPr>
-          <w:b/>
-          <w:bCs/>
-        </w:rPr>
-        <w:t xml:space="preserve"> </w:t>
-      </w:r>
-      <w:r>
-        <w:rPr>
-          <w:b/>
-          <w:bCs/>
-        </w:rPr>
-        <w:t xml:space="preserve">aperture correction (science-grade)</w:t>
+        <w:t xml:space="preserve">Absolute, science-grade throughput</w:t>
       </w:r>
       <w:r>
         <w:t xml:space="preserve"> </w:t>
@@ -2509,28 +5383,113 @@
         <w:t xml:space="preserve">flux-cal scale</w:t>
       </w:r>
       <w:r>
-        <w:t xml:space="preserve">,</w:t>
-      </w:r>
-      <w:r>
-        <w:t xml:space="preserve"> </w:t>
-      </w:r>
-      <w:r>
-        <w:t xml:space="preserve">available now, actual-seeing correction, wavelength-resolved. Better than</w:t>
-      </w:r>
-      <w:r>
-        <w:t xml:space="preserve"> </w:t>
-      </w:r>
-      <w:r>
-        <w:rPr>
-          <w:rStyle w:val="VerbatimChar"/>
-        </w:rPr>
-        <w:t xml:space="preserve">medval</w:t>
-      </w:r>
-      <w:r>
-        <w:t xml:space="preserve"> </w:t>
-      </w:r>
-      <w:r>
-        <w:t xml:space="preserve">for this.</w:t>
+        <w:t xml:space="preserve"> </w:t>
+      </w:r>
+      <w:r>
+        <w:t xml:space="preserve">— the r-band normalization of the per-exposure</w:t>
+      </w:r>
+      <w:r>
+        <w:t xml:space="preserve"> </w:t>
+      </w:r>
+      <w:r>
+        <w:t xml:space="preserve">flux-calibration vector,</w:t>
+      </w:r>
+      <w:r>
+        <w:t xml:space="preserve"> </w:t>
+      </w:r>
+      <w:r>
+        <w:rPr>
+          <w:rStyle w:val="VerbatimChar"/>
+        </w:rPr>
+        <w:t xml:space="preserve">$DESI_SPECTRO_REDUX/&lt;release&gt;/exposures/&lt;night&gt;/&lt;expid:08d&gt;/fluxcalib-&lt;cam&gt;-&lt;expid:08d&gt;.fits</w:t>
+      </w:r>
+      <w:r>
+        <w:t xml:space="preserve"> </w:t>
+      </w:r>
+      <w:r>
+        <w:t xml:space="preserve">(actual-seeing correction, wavelength-resolved). The product is on disk in the redux tree, but extracting the</w:t>
+      </w:r>
+      <w:r>
+        <w:t xml:space="preserve"> </w:t>
+      </w:r>
+      <w:r>
+        <w:t xml:space="preserve">scalar scale needs a small accessor we have</w:t>
+      </w:r>
+      <w:r>
+        <w:t xml:space="preserve"> </w:t>
+      </w:r>
+      <w:r>
+        <w:rPr>
+          <w:b/>
+          <w:bCs/>
+        </w:rPr>
+        <w:t xml:space="preserve">not built yet</w:t>
+      </w:r>
+      <w:r>
+        <w:t xml:space="preserve"> </w:t>
+      </w:r>
+      <w:r>
+        <w:t xml:space="preserve">(the</w:t>
+      </w:r>
+      <w:r>
+        <w:t xml:space="preserve"> </w:t>
+      </w:r>
+      <w:r>
+        <w:rPr>
+          <w:rStyle w:val="VerbatimChar"/>
+        </w:rPr>
+        <w:t xml:space="preserve">Exposure</w:t>
+      </w:r>
+      <w:r>
+        <w:t xml:space="preserve"> </w:t>
+      </w:r>
+      <w:r>
+        <w:t xml:space="preserve">module has</w:t>
+      </w:r>
+      <w:r>
+        <w:t xml:space="preserve"> </w:t>
+      </w:r>
+      <w:r>
+        <w:rPr>
+          <w:rStyle w:val="VerbatimChar"/>
+        </w:rPr>
+        <w:t xml:space="preserve">cframe</w:t>
+      </w:r>
+      <w:r>
+        <w:t xml:space="preserve">/</w:t>
+      </w:r>
+      <w:r>
+        <w:rPr>
+          <w:rStyle w:val="VerbatimChar"/>
+        </w:rPr>
+        <w:t xml:space="preserve">exposure_qa</w:t>
+      </w:r>
+      <w:r>
+        <w:t xml:space="preserve">/</w:t>
+      </w:r>
+      <w:r>
+        <w:rPr>
+          <w:rStyle w:val="VerbatimChar"/>
+        </w:rPr>
+        <w:t xml:space="preserve">calibstars</w:t>
+      </w:r>
+      <w:r>
+        <w:t xml:space="preserve"> </w:t>
+      </w:r>
+      <w:r>
+        <w:t xml:space="preserve">path helpers, no</w:t>
+      </w:r>
+      <w:r>
+        <w:t xml:space="preserve"> </w:t>
+      </w:r>
+      <w:r>
+        <w:rPr>
+          <w:rStyle w:val="VerbatimChar"/>
+        </w:rPr>
+        <w:t xml:space="preserve">fluxcalib</w:t>
+      </w:r>
+      <w:r>
+        <w:t xml:space="preserve">).</w:t>
       </w:r>
     </w:p>
     <w:p>
@@ -2538,7 +5497,7 @@
         <w:pStyle w:val="Compact"/>
         <w:numPr>
           <w:ilvl w:val="0"/>
-          <w:numId w:val="1004"/>
+          <w:numId w:val="1006"/>
         </w:numPr>
       </w:pPr>
       <w:r>
@@ -2546,34 +5505,96 @@
           <w:b/>
           <w:bCs/>
         </w:rPr>
-        <w:t xml:space="preserve">Within-exposure spatial structure</w:t>
-      </w:r>
-      <w:r>
-        <w:t xml:space="preserve"> </w:t>
-      </w:r>
-      <w:r>
-        <w:t xml:space="preserve">(DAR, petals, linphi vs regular) →</w:t>
-      </w:r>
-      <w:r>
-        <w:t xml:space="preserve"> </w:t>
-      </w:r>
-      <w:r>
-        <w:rPr>
-          <w:rStyle w:val="VerbatimChar"/>
-        </w:rPr>
-        <w:t xml:space="preserve">RCALIBFRAC</w:t>
-      </w:r>
-      <w:r>
-        <w:t xml:space="preserve"> </w:t>
-      </w:r>
-      <w:r>
-        <w:t xml:space="preserve">as-is — but</w:t>
-      </w:r>
-      <w:r>
-        <w:t xml:space="preserve"> </w:t>
-      </w:r>
-      <w:r>
-        <w:t xml:space="preserve">respect the mid-2025 discontinuity for any cross-time comparison.</w:t>
+        <w:t xml:space="preserve">Spatial / DAR structure</w:t>
+      </w:r>
+      <w:r>
+        <w:t xml:space="preserve"> </w:t>
+      </w:r>
+      <w:r>
+        <w:t xml:space="preserve">→</w:t>
+      </w:r>
+      <w:r>
+        <w:t xml:space="preserve"> </w:t>
+      </w:r>
+      <w:r>
+        <w:rPr>
+          <w:b/>
+          <w:bCs/>
+        </w:rPr>
+        <w:t xml:space="preserve">do not use a flux ratio.</w:t>
+      </w:r>
+      <w:r>
+        <w:t xml:space="preserve"> </w:t>
+      </w:r>
+      <w:r>
+        <w:t xml:space="preserve">Use</w:t>
+      </w:r>
+      <w:r>
+        <w:t xml:space="preserve"> </w:t>
+      </w:r>
+      <w:r>
+        <w:rPr>
+          <w:rStyle w:val="VerbatimChar"/>
+          <w:b/>
+          <w:bCs/>
+        </w:rPr>
+        <w:t xml:space="preserve">L_see</w:t>
+      </w:r>
+      <w:r>
+        <w:t xml:space="preserve"> </w:t>
+      </w:r>
+      <w:r>
+        <w:t xml:space="preserve">(loss level) and</w:t>
+      </w:r>
+      <w:r>
+        <w:t xml:space="preserve"> </w:t>
+      </w:r>
+      <w:r>
+        <w:rPr>
+          <w:rStyle w:val="VerbatimChar"/>
+          <w:b/>
+          <w:bCs/>
+        </w:rPr>
+        <w:t xml:space="preserve">L_field</w:t>
+      </w:r>
+      <w:r>
+        <w:t xml:space="preserve"> </w:t>
+      </w:r>
+      <w:r>
+        <w:t xml:space="preserve">(field-distortion), which are built from GFA imaging and never touch sky-subtracted flux. The dither offset</w:t>
+      </w:r>
+      <w:r>
+        <w:t xml:space="preserve"> </w:t>
+      </w:r>
+      <w:r>
+        <w:t xml:space="preserve">field is the only clean flux-independent geometric probe. See</w:t>
+      </w:r>
+      <w:r>
+        <w:t xml:space="preserve"> </w:t>
+      </w:r>
+      <w:r>
+        <w:rPr>
+          <w:rStyle w:val="VerbatimChar"/>
+        </w:rPr>
+        <w:t xml:space="preserve">FIBER_LOSS_METRICS.md</w:t>
+      </w:r>
+      <w:r>
+        <w:t xml:space="preserve"> </w:t>
+      </w:r>
+      <w:r>
+        <w:t xml:space="preserve">and</w:t>
+      </w:r>
+      <w:r>
+        <w:t xml:space="preserve"> </w:t>
+      </w:r>
+      <w:r>
+        <w:rPr>
+          <w:rStyle w:val="VerbatimChar"/>
+        </w:rPr>
+        <w:t xml:space="preserve">DAR_FIBER_LOSS_REPORT.md</w:t>
+      </w:r>
+      <w:r>
+        <w:t xml:space="preserve">.</w:t>
       </w:r>
     </w:p>
     <w:p>
@@ -2581,7 +5602,7 @@
         <w:pStyle w:val="Compact"/>
         <w:numPr>
           <w:ilvl w:val="0"/>
-          <w:numId w:val="1004"/>
+          <w:numId w:val="1006"/>
         </w:numPr>
       </w:pPr>
       <w:r>
@@ -2589,21 +5610,7 @@
           <w:b/>
           <w:bCs/>
         </w:rPr>
-        <w:t xml:space="preserve">Depth /</w:t>
-      </w:r>
-      <w:r>
-        <w:rPr>
-          <w:b/>
-          <w:bCs/>
-        </w:rPr>
-        <w:t xml:space="preserve"> </w:t>
-      </w:r>
-      <w:r>
-        <w:rPr>
-          <w:b/>
-          <w:bCs/>
-        </w:rPr>
-        <w:t xml:space="preserve">“was this a good exposure”</w:t>
+        <w:t xml:space="preserve">Depth</w:t>
       </w:r>
       <w:r>
         <w:t xml:space="preserve"> </w:t>
@@ -2639,7 +5646,7 @@
         <w:t xml:space="preserve"> </w:t>
       </w:r>
       <w:r>
-        <w:t xml:space="preserve">(convenient but conflated).</w:t>
+        <w:t xml:space="preserve">(convenient but conflated — not a clean measured/expected).</w:t>
       </w:r>
     </w:p>
     <w:p>
@@ -2702,7 +5709,7 @@
         <w:t xml:space="preserve">RCALIBFRAC × medval</w:t>
       </w:r>
       <w:r>
-        <w:t xml:space="preserve">), but it is still the</w:t>
+        <w:t xml:space="preserve">), but still the</w:t>
       </w:r>
       <w:r>
         <w:t xml:space="preserve"> </w:t>
@@ -2734,7 +5741,13 @@
         <w:t xml:space="preserve"> </w:t>
       </w:r>
       <w:r>
-        <w:t xml:space="preserve">per-fiber map additionally needs dividing out</w:t>
+        <w:t xml:space="preserve">per-fiber map</w:t>
+      </w:r>
+      <w:r>
+        <w:t xml:space="preserve"> </w:t>
+      </w:r>
+      <w:r>
+        <w:t xml:space="preserve">additionally needs dividing out</w:t>
       </w:r>
       <w:r>
         <w:t xml:space="preserve"> </w:t>
@@ -2773,7 +5786,13 @@
         <w:t xml:space="preserve">DELTA_X/Y</w:t>
       </w:r>
       <w:r>
-        <w:t xml:space="preserve">) — i.e. the reprocessing path, which produces</w:t>
+        <w:t xml:space="preserve">) — i.e. the</w:t>
+      </w:r>
+      <w:r>
+        <w:t xml:space="preserve"> </w:t>
+      </w:r>
+      <w:r>
+        <w:t xml:space="preserve">reprocessing path, which produces</w:t>
       </w:r>
       <w:r>
         <w:t xml:space="preserve"> </w:t>
@@ -2788,47 +5807,23 @@
         <w:t xml:space="preserve"> </w:t>
       </w:r>
       <w:r>
-        <w:t xml:space="preserve">directly.</w:t>
+        <w:t xml:space="preserve">directly. None of these operations removes the sky-sub dipole</w:t>
+      </w:r>
+      <w:r>
+        <w:t xml:space="preserve"> </w:t>
+      </w:r>
+      <w:r>
+        <w:t xml:space="preserve">(§4).</w:t>
       </w:r>
     </w:p>
-    <w:bookmarkEnd w:id="14"/>
-    <w:bookmarkStart w:id="15" w:name="X10b774e00801cf9e944932c278f714660598a6f"/>
+    <w:bookmarkEnd w:id="16"/>
+    <w:bookmarkStart w:id="17" w:name="X2de8ee85197b3550ac5bfb9710daaa4a930feb4"/>
     <w:p>
       <w:pPr>
         <w:pStyle w:val="Heading2"/>
       </w:pPr>
       <w:r>
-        <w:t xml:space="preserve">7. The problem:</w:t>
-      </w:r>
-      <w:r>
-        <w:t xml:space="preserve"> </w:t>
-      </w:r>
-      <w:r>
-        <w:rPr>
-          <w:rStyle w:val="VerbatimChar"/>
-        </w:rPr>
-        <w:t xml:space="preserve">RCALIBFRAC</w:t>
-      </w:r>
-      <w:r>
-        <w:t xml:space="preserve"> </w:t>
-      </w:r>
-      <w:r>
-        <w:t xml:space="preserve">changed, and</w:t>
-      </w:r>
-      <w:r>
-        <w:t xml:space="preserve"> </w:t>
-      </w:r>
-      <w:r>
-        <w:rPr>
-          <w:rStyle w:val="VerbatimChar"/>
-        </w:rPr>
-        <w:t xml:space="preserve">daily</w:t>
-      </w:r>
-      <w:r>
-        <w:t xml:space="preserve"> </w:t>
-      </w:r>
-      <w:r>
-        <w:t xml:space="preserve">is not reprocessed</w:t>
+        <w:t xml:space="preserve">6. The clean fix for the level-attribution variable: enriched reprocessing</w:t>
       </w:r>
     </w:p>
     <w:p>
@@ -2836,66 +5831,92 @@
         <w:pStyle w:val="FirstParagraph"/>
       </w:pPr>
       <w:r>
-        <w:t xml:space="preserve">Data releases are reprocessed uniformly;</w:t>
-      </w:r>
-      <w:r>
-        <w:t xml:space="preserve"> </w:t>
-      </w:r>
-      <w:r>
-        <w:rPr>
-          <w:rStyle w:val="VerbatimChar"/>
-          <w:b/>
-          <w:bCs/>
+        <w:t xml:space="preserve">The</w:t>
+      </w:r>
+      <w:r>
+        <w:t xml:space="preserve"> </w:t>
+      </w:r>
+      <w:r>
+        <w:rPr>
+          <w:i/>
+          <w:iCs/>
+        </w:rPr>
+        <w:t xml:space="preserve">discontinuity</w:t>
+      </w:r>
+      <w:r>
+        <w:t xml:space="preserve"> </w:t>
+      </w:r>
+      <w:r>
+        <w:t xml:space="preserve">is best sidestepped simply by working from a</w:t>
+      </w:r>
+      <w:r>
+        <w:t xml:space="preserve"> </w:t>
+      </w:r>
+      <w:r>
+        <w:rPr>
+          <w:b/>
+          <w:bCs/>
+        </w:rPr>
+        <w:t xml:space="preserve">uniformly-reprocessed release</w:t>
+      </w:r>
+      <w:r>
+        <w:t xml:space="preserve"> </w:t>
+      </w:r>
+      <w:r>
+        <w:t xml:space="preserve">(e.g.</w:t>
+      </w:r>
+      <w:r>
+        <w:t xml:space="preserve"> </w:t>
+      </w:r>
+      <w:r>
+        <w:t xml:space="preserve">Matterhorn or Nevis) rather than the</w:t>
+      </w:r>
+      <w:r>
+        <w:t xml:space="preserve"> </w:t>
+      </w:r>
+      <w:r>
+        <w:rPr>
+          <w:rStyle w:val="VerbatimChar"/>
         </w:rPr>
         <w:t xml:space="preserve">daily</w:t>
       </w:r>
       <w:r>
-        <w:rPr>
-          <w:b/>
-          <w:bCs/>
-        </w:rPr>
-        <w:t xml:space="preserve"> </w:t>
-      </w:r>
-      <w:r>
-        <w:rPr>
-          <w:b/>
-          <w:bCs/>
-        </w:rPr>
-        <w:t xml:space="preserve">is not</w:t>
-      </w:r>
-      <w:r>
-        <w:t xml:space="preserve"> </w:t>
-      </w:r>
-      <w:r>
-        <w:t xml:space="preserve">— each night is processed once with the</w:t>
-      </w:r>
-      <w:r>
-        <w:t xml:space="preserve"> </w:t>
-      </w:r>
-      <w:r>
-        <w:t xml:space="preserve">then-current code. So the mid-2025 addition of the aperture correction (PR #2484, released 0.70.0)</w:t>
-      </w:r>
-      <w:r>
-        <w:t xml:space="preserve"> </w:t>
-      </w:r>
-      <w:r>
-        <w:t xml:space="preserve">is a</w:t>
-      </w:r>
-      <w:r>
-        <w:t xml:space="preserve"> </w:t>
-      </w:r>
-      <w:r>
-        <w:rPr>
-          <w:b/>
-          <w:bCs/>
-        </w:rPr>
-        <w:t xml:space="preserve">step discontinuity</w:t>
-      </w:r>
-      <w:r>
-        <w:t xml:space="preserve"> </w:t>
-      </w:r>
-      <w:r>
-        <w:t xml:space="preserve">in</w:t>
+        <w:t xml:space="preserve"> </w:t>
+      </w:r>
+      <w:r>
+        <w:t xml:space="preserve">archive (§3) — no reprocessing needed. What a release still does</w:t>
+      </w:r>
+      <w:r>
+        <w:t xml:space="preserve"> </w:t>
+      </w:r>
+      <w:r>
+        <w:rPr>
+          <w:i/>
+          <w:iCs/>
+        </w:rPr>
+        <w:t xml:space="preserve">not</w:t>
+      </w:r>
+      <w:r>
+        <w:t xml:space="preserve"> </w:t>
+      </w:r>
+      <w:r>
+        <w:t xml:space="preserve">provide is an</w:t>
+      </w:r>
+      <w:r>
+        <w:t xml:space="preserve"> </w:t>
+      </w:r>
+      <w:r>
+        <w:rPr>
+          <w:b/>
+          <w:bCs/>
+        </w:rPr>
+        <w:t xml:space="preserve">absolute, un-normalized</w:t>
+      </w:r>
+      <w:r>
+        <w:t xml:space="preserve"> </w:t>
+      </w:r>
+      <w:r>
+        <w:t xml:space="preserve">variable (its</w:t>
       </w:r>
       <w:r>
         <w:t xml:space="preserve"> </w:t>
@@ -2910,114 +5931,55 @@
         <w:t xml:space="preserve"> </w:t>
       </w:r>
       <w:r>
-        <w:t xml:space="preserve">across the</w:t>
-      </w:r>
-      <w:r>
-        <w:t xml:space="preserve"> </w:t>
-      </w:r>
-      <w:r>
-        <w:rPr>
-          <w:rStyle w:val="VerbatimChar"/>
-        </w:rPr>
-        <w:t xml:space="preserve">daily</w:t>
-      </w:r>
-      <w:r>
-        <w:t xml:space="preserve"> </w:t>
-      </w:r>
-      <w:r>
-        <w:t xml:space="preserve">archive at the deployment date, present</w:t>
-      </w:r>
-      <w:r>
-        <w:t xml:space="preserve"> </w:t>
-      </w:r>
-      <w:r>
-        <w:t xml:space="preserve">at all airmass. (This is the same shift found independently in the DAR fiber-loss study; see</w:t>
-      </w:r>
-      <w:r>
-        <w:t xml:space="preserve"> </w:t>
-      </w:r>
-      <w:r>
-        <w:rPr>
-          <w:rStyle w:val="VerbatimChar"/>
-        </w:rPr>
-        <w:t xml:space="preserve">DAR_FIBER_LOSS_REPORT.md</w:t>
-      </w:r>
-      <w:r>
-        <w:t xml:space="preserve">.) Any variable derived from the pipeline can carry such changes.</w:t>
-      </w:r>
-    </w:p>
-    <w:bookmarkEnd w:id="15"/>
-    <w:bookmarkStart w:id="16" w:name="X60f1dea48e9e9f17c28f33ee9c78e48b5791ac7"/>
-    <w:p>
-      <w:pPr>
-        <w:pStyle w:val="Heading2"/>
-      </w:pPr>
-      <w:r>
-        <w:t xml:space="preserve">8. Conclusion and plan</w:t>
-      </w:r>
-    </w:p>
-    <w:p>
-      <w:pPr>
-        <w:pStyle w:val="FirstParagraph"/>
-      </w:pPr>
-      <w:r>
-        <w:t xml:space="preserve">The clean fix is to</w:t>
-      </w:r>
-      <w:r>
-        <w:t xml:space="preserve"> </w:t>
-      </w:r>
-      <w:r>
-        <w:rPr>
-          <w:b/>
-          <w:bCs/>
-        </w:rPr>
-        <w:t xml:space="preserve">reprocess calibstars ourselves with a frozen</w:t>
-      </w:r>
-      <w:r>
-        <w:rPr>
-          <w:b/>
-          <w:bCs/>
-        </w:rPr>
-        <w:t xml:space="preserve"> </w:t>
-      </w:r>
-      <w:r>
-        <w:rPr>
-          <w:rStyle w:val="VerbatimChar"/>
-          <w:b/>
-          <w:bCs/>
-        </w:rPr>
-        <w:t xml:space="preserve">desispec</w:t>
-      </w:r>
-      <w:r>
-        <w:rPr>
-          <w:b/>
-          <w:bCs/>
-        </w:rPr>
-        <w:t xml:space="preserve"> </w:t>
-      </w:r>
-      <w:r>
-        <w:rPr>
-          <w:b/>
-          <w:bCs/>
-        </w:rPr>
-        <w:t xml:space="preserve">version and save more</w:t>
-      </w:r>
-      <w:r>
-        <w:rPr>
-          <w:b/>
-          <w:bCs/>
-        </w:rPr>
-        <w:t xml:space="preserve"> </w:t>
-      </w:r>
-      <w:r>
-        <w:rPr>
-          <w:b/>
-          <w:bCs/>
-        </w:rPr>
-        <w:t xml:space="preserve">information</w:t>
-      </w:r>
-      <w:r>
-        <w:t xml:space="preserve">, giving both a time-consistent variable and every option above. Proposed enriched table:</w:t>
+        <w:t xml:space="preserve">is still median-normalized and</w:t>
+      </w:r>
+      <w:r>
+        <w:t xml:space="preserve"> </w:t>
+      </w:r>
+      <w:r>
+        <w:t xml:space="preserve">aperture-corrected). If that becomes necessary for the telemetry work, the option is to</w:t>
+      </w:r>
+      <w:r>
+        <w:t xml:space="preserve"> </w:t>
+      </w:r>
+      <w:r>
+        <w:rPr>
+          <w:b/>
+          <w:bCs/>
+        </w:rPr>
+        <w:t xml:space="preserve">reprocess</w:t>
+      </w:r>
+      <w:r>
+        <w:rPr>
+          <w:b/>
+          <w:bCs/>
+        </w:rPr>
+        <w:t xml:space="preserve"> </w:t>
+      </w:r>
+      <w:r>
+        <w:rPr>
+          <w:rStyle w:val="VerbatimChar"/>
+          <w:b/>
+          <w:bCs/>
+        </w:rPr>
+        <w:t xml:space="preserve">calibstars</w:t>
+      </w:r>
+      <w:r>
+        <w:rPr>
+          <w:b/>
+          <w:bCs/>
+        </w:rPr>
+        <w:t xml:space="preserve"> </w:t>
+      </w:r>
+      <w:r>
+        <w:rPr>
+          <w:b/>
+          <w:bCs/>
+        </w:rPr>
+        <w:t xml:space="preserve">ourselves against a frozen release and save more information</w:t>
+      </w:r>
+      <w:r>
+        <w:t xml:space="preserve">. Proposed enriched table:</w:t>
       </w:r>
     </w:p>
     <w:tbl>
@@ -3113,7 +6075,7 @@
               <w:pStyle w:val="Compact"/>
             </w:pPr>
             <w:r>
-              <w:t xml:space="preserve">current definition (aperture-corrected, median-normalized) — continuity</w:t>
+              <w:t xml:space="preserve">current definition — continuity</w:t>
             </w:r>
           </w:p>
         </w:tc>
@@ -3152,7 +6114,7 @@
               <w:pStyle w:val="Compact"/>
             </w:pPr>
             <w:r>
-              <w:t xml:space="preserve">per-exposure median scalars —</w:t>
+              <w:t xml:space="preserve">per-exposure medians —</w:t>
             </w:r>
             <w:r>
               <w:t xml:space="preserve"> </w:t>
@@ -3160,55 +6122,14 @@
             <w:r>
               <w:rPr>
                 <w:rStyle w:val="VerbatimChar"/>
-                <w:b/>
-                <w:bCs/>
               </w:rPr>
               <w:t xml:space="preserve">MEDVAL_RAW</w:t>
             </w:r>
             <w:r>
-              <w:rPr>
-                <w:b/>
-                <w:bCs/>
-              </w:rPr>
               <w:t xml:space="preserve"> </w:t>
             </w:r>
             <w:r>
-              <w:rPr>
-                <w:b/>
-                <w:bCs/>
-              </w:rPr>
-              <w:t xml:space="preserve">is the absolute</w:t>
-            </w:r>
-            <w:r>
-              <w:rPr>
-                <w:b/>
-                <w:bCs/>
-              </w:rPr>
-              <w:t xml:space="preserve"> </w:t>
-            </w:r>
-            <w:r>
-              <w:rPr>
-                <w:b/>
-                <w:bCs/>
-              </w:rPr>
-              <w:t xml:space="preserve">“measured vs. expected”</w:t>
-            </w:r>
-            <w:r>
-              <w:rPr>
-                <w:b/>
-                <w:bCs/>
-              </w:rPr>
-              <w:t xml:space="preserve"> </w:t>
-            </w:r>
-            <w:r>
-              <w:rPr>
-                <w:b/>
-                <w:bCs/>
-              </w:rPr>
-              <w:t xml:space="preserve">throughput</w:t>
-            </w:r>
-            <w:r>
-              <w:t xml:space="preserve">;</w:t>
+              <w:t xml:space="preserve">is the absolute throughput;</w:t>
             </w:r>
             <w:r>
               <w:t xml:space="preserve"> </w:t>
@@ -3223,22 +6144,7 @@
               <w:t xml:space="preserve"> </w:t>
             </w:r>
             <w:r>
-              <w:t xml:space="preserve">is the constant that normalized</w:t>
-            </w:r>
-            <w:r>
-              <w:t xml:space="preserve"> </w:t>
-            </w:r>
-            <w:r>
-              <w:rPr>
-                <w:rStyle w:val="VerbatimChar"/>
-              </w:rPr>
-              <w:t xml:space="preserve">RCALIBFRAC</w:t>
-            </w:r>
-            <w:r>
-              <w:t xml:space="preserve"> </w:t>
-            </w:r>
-            <w:r>
-              <w:t xml:space="preserve">(the two differ because the correction shifts the median)</w:t>
+              <w:t xml:space="preserve">is the normalization constant (the two differ because the correction shifts the median)</w:t>
             </w:r>
           </w:p>
         </w:tc>
@@ -3277,7 +6183,7 @@
               <w:pStyle w:val="Compact"/>
             </w:pPr>
             <w:r>
-              <w:t xml:space="preserve">stars entering each median, and its scatter — to weight / quality-cut the per-exposure throughput without reopening the per-fiber data</w:t>
+              <w:t xml:space="preserve">stars entering each median and its scatter — weight/quality-cut without reopening per-fiber data</w:t>
             </w:r>
           </w:p>
         </w:tc>
@@ -3417,7 +6323,7 @@
         <w:pStyle w:val="BodyText"/>
       </w:pPr>
       <w:r>
-        <w:t xml:space="preserve">The two</w:t>
+        <w:t xml:space="preserve">Save both</w:t>
       </w:r>
       <w:r>
         <w:t xml:space="preserve"> </w:t>
@@ -3429,13 +6335,7 @@
         <w:t xml:space="preserve">MEDVAL</w:t>
       </w:r>
       <w:r>
-        <w:t xml:space="preserve">s are saved explicitly rather than recomputed on demand, for a subtle reason beyond</w:t>
-      </w:r>
-      <w:r>
-        <w:t xml:space="preserve"> </w:t>
-      </w:r>
-      <w:r>
-        <w:t xml:space="preserve">convenience:</w:t>
+        <w:t xml:space="preserve">s explicitly (not recomputed):</w:t>
       </w:r>
       <w:r>
         <w:t xml:space="preserve"> </w:t>
@@ -3466,70 +6366,6 @@
       </w:r>
       <w:r>
         <w:t xml:space="preserve">set</w:t>
-      </w:r>
-      <w:r>
-        <w:t xml:space="preserve"> </w:t>
-      </w:r>
-      <w:r>
-        <w:rPr>
-          <w:b/>
-          <w:bCs/>
-        </w:rPr>
-        <w:t xml:space="preserve">before</w:t>
-      </w:r>
-      <w:r>
-        <w:t xml:space="preserve"> </w:t>
-      </w:r>
-      <w:r>
-        <w:t xml:space="preserve">the</w:t>
-      </w:r>
-      <w:r>
-        <w:t xml:space="preserve"> </w:t>
-      </w:r>
-      <w:r>
-        <w:rPr>
-          <w:rStyle w:val="VerbatimChar"/>
-        </w:rPr>
-        <w:t xml:space="preserve">VALID</w:t>
-      </w:r>
-      <w:r>
-        <w:t xml:space="preserve"> </w:t>
-      </w:r>
-      <w:r>
-        <w:t xml:space="preserve">cut (</w:t>
-      </w:r>
-      <w:r>
-        <w:rPr>
-          <w:rStyle w:val="VerbatimChar"/>
-        </w:rPr>
-        <w:t xml:space="preserve">select_calib_stars</w:t>
-      </w:r>
-      <w:r>
-        <w:t xml:space="preserve"> </w:t>
-      </w:r>
-      <w:r>
-        <w:t xml:space="preserve">lines 160–168), so a later</w:t>
-      </w:r>
-      <w:r>
-        <w:t xml:space="preserve"> </w:t>
-      </w:r>
-      <w:r>
-        <w:rPr>
-          <w:rStyle w:val="VerbatimChar"/>
-        </w:rPr>
-        <w:t xml:space="preserve">RATIO_RAW.median()</w:t>
-      </w:r>
-      <w:r>
-        <w:t xml:space="preserve"> </w:t>
-      </w:r>
-      <w:r>
-        <w:t xml:space="preserve">over a differently-filtered</w:t>
-      </w:r>
-      <w:r>
-        <w:t xml:space="preserve"> </w:t>
-      </w:r>
-      <w:r>
-        <w:t xml:space="preserve">set would</w:t>
       </w:r>
       <w:r>
         <w:t xml:space="preserve"> </w:t>
@@ -3539,65 +6375,113 @@
           <w:i/>
           <w:iCs/>
         </w:rPr>
-        <w:t xml:space="preserve">not</w:t>
-      </w:r>
-      <w:r>
-        <w:t xml:space="preserve"> </w:t>
-      </w:r>
-      <w:r>
-        <w:t xml:space="preserve">reproduce the exact normalization constant. Saving the scalar pins it unambiguously —</w:t>
-      </w:r>
-      <w:r>
-        <w:t xml:space="preserve"> </w:t>
-      </w:r>
-      <w:r>
-        <w:t xml:space="preserve">and hands you the absolute per-exposure throughput ready to use, with no per-fiber groupby.</w:t>
+        <w:t xml:space="preserve">before</w:t>
+      </w:r>
+      <w:r>
+        <w:t xml:space="preserve"> </w:t>
+      </w:r>
+      <w:r>
+        <w:t xml:space="preserve">the</w:t>
+      </w:r>
+      <w:r>
+        <w:t xml:space="preserve"> </w:t>
+      </w:r>
+      <w:r>
+        <w:rPr>
+          <w:rStyle w:val="VerbatimChar"/>
+        </w:rPr>
+        <w:t xml:space="preserve">VALID</w:t>
+      </w:r>
+      <w:r>
+        <w:t xml:space="preserve"> </w:t>
+      </w:r>
+      <w:r>
+        <w:t xml:space="preserve">cut, so a later</w:t>
+      </w:r>
+      <w:r>
+        <w:t xml:space="preserve"> </w:t>
+      </w:r>
+      <w:r>
+        <w:rPr>
+          <w:rStyle w:val="VerbatimChar"/>
+        </w:rPr>
+        <w:t xml:space="preserve">RATIO_RAW.median()</w:t>
+      </w:r>
+      <w:r>
+        <w:t xml:space="preserve"> </w:t>
+      </w:r>
+      <w:r>
+        <w:t xml:space="preserve">over a differently-filtered set would not reproduce the</w:t>
+      </w:r>
+      <w:r>
+        <w:t xml:space="preserve"> </w:t>
+      </w:r>
+      <w:r>
+        <w:t xml:space="preserve">exact normalization constant. Saving the scalar pins it and hands you the absolute per-exposure throughput with</w:t>
+      </w:r>
+      <w:r>
+        <w:t xml:space="preserve"> </w:t>
+      </w:r>
+      <w:r>
+        <w:t xml:space="preserve">no per-fiber groupby.</w:t>
       </w:r>
     </w:p>
     <w:p>
       <w:pPr>
-        <w:pStyle w:val="BodyText"/>
-      </w:pPr>
-      <w:r>
-        <w:t xml:space="preserve">Steps (NERSC-time):</w:t>
-      </w:r>
-      <w:r>
-        <w:t xml:space="preserve"> </w:t>
-      </w:r>
-      <w:r>
-        <w:rPr>
-          <w:b/>
-          <w:bCs/>
-        </w:rPr>
-        <w:t xml:space="preserve">(a)</w:t>
-      </w:r>
-      <w:r>
-        <w:t xml:space="preserve"> </w:t>
-      </w:r>
-      <w:r>
-        <w:t xml:space="preserve">a cheap</w:t>
-      </w:r>
-      <w:r>
-        <w:t xml:space="preserve"> </w:t>
-      </w:r>
-      <w:r>
-        <w:rPr>
-          <w:b/>
-          <w:bCs/>
-        </w:rPr>
-        <w:t xml:space="preserve">verification test</w:t>
-      </w:r>
-      <w:r>
-        <w:t xml:space="preserve"> </w:t>
-      </w:r>
-      <w:r>
-        <w:t xml:space="preserve">— reprocess an epoch-A and epoch-B sample</w:t>
-      </w:r>
-      <w:r>
-        <w:t xml:space="preserve"> </w:t>
-      </w:r>
-      <w:r>
-        <w:t xml:space="preserve">with the correction</w:t>
+        <w:pStyle w:val="BlockText"/>
+      </w:pPr>
+      <w:r>
+        <w:rPr>
+          <w:b/>
+          <w:bCs/>
+        </w:rPr>
+        <w:t xml:space="preserve">Status:</w:t>
+      </w:r>
+      <w:r>
+        <w:t xml:space="preserve"> </w:t>
+      </w:r>
+      <w:r>
+        <w:t xml:space="preserve">this enriched table</w:t>
+      </w:r>
+      <w:r>
+        <w:t xml:space="preserve"> </w:t>
+      </w:r>
+      <w:r>
+        <w:rPr>
+          <w:b/>
+          <w:bCs/>
+        </w:rPr>
+        <w:t xml:space="preserve">has not been built</w:t>
+      </w:r>
+      <w:r>
+        <w:t xml:space="preserve"> </w:t>
+      </w:r>
+      <w:r>
+        <w:t xml:space="preserve">— it remains a recommendation. The one-off reprocessing</w:t>
+      </w:r>
+      <w:r>
+        <w:t xml:space="preserve"> </w:t>
+      </w:r>
+      <w:r>
+        <w:t xml:space="preserve">done for the sky-subtraction investigation (the stage-by-stage flux-chain decomposition and the</w:t>
+      </w:r>
+      <w:r>
+        <w:t xml:space="preserve"> </w:t>
+      </w:r>
+      <w:r>
+        <w:t xml:space="preserve">point-source-photometry metric on production flux; see</w:t>
+      </w:r>
+      <w:r>
+        <w:t xml:space="preserve"> </w:t>
+      </w:r>
+      <w:r>
+        <w:rPr>
+          <w:rStyle w:val="VerbatimChar"/>
+        </w:rPr>
+        <w:t xml:space="preserve">DAR_FIBER_LOSS_REPORT.md</w:t>
+      </w:r>
+      <w:r>
+        <w:t xml:space="preserve">, Appendix B) established the</w:t>
       </w:r>
       <w:r>
         <w:t xml:space="preserve"> </w:t>
@@ -3607,98 +6491,107 @@
           <w:i/>
           <w:iCs/>
         </w:rPr>
-        <w:t xml:space="preserve">off</w:t>
-      </w:r>
-      <w:r>
-        <w:t xml:space="preserve">; if the A→B jump vanishes, the aperture correction is the whole story and</w:t>
-      </w:r>
-      <w:r>
-        <w:t xml:space="preserve"> </w:t>
-      </w:r>
-      <w:r>
-        <w:t xml:space="preserve">our reprocessing cures it (if it persists, there is also an upstream extraction/PSF change that</w:t>
-      </w:r>
-      <w:r>
-        <w:t xml:space="preserve"> </w:t>
-      </w:r>
-      <w:r>
-        <w:t xml:space="preserve">reprocessing calibstars alone won’t fix).</w:t>
-      </w:r>
-      <w:r>
-        <w:t xml:space="preserve"> </w:t>
-      </w:r>
-      <w:r>
-        <w:rPr>
-          <w:b/>
-          <w:bCs/>
-        </w:rPr>
-        <w:t xml:space="preserve">(b)</w:t>
-      </w:r>
-      <w:r>
-        <w:t xml:space="preserve"> </w:t>
-      </w:r>
-      <w:r>
-        <w:t xml:space="preserve">Full enriched reprocessing as above.</w:t>
-      </w:r>
-      <w:r>
-        <w:t xml:space="preserve"> </w:t>
-      </w:r>
-      <w:r>
-        <w:rPr>
-          <w:b/>
-          <w:bCs/>
-        </w:rPr>
-        <w:t xml:space="preserve">(c)</w:t>
-      </w:r>
-      <w:r>
-        <w:t xml:space="preserve"> </w:t>
-      </w:r>
-      <w:r>
-        <w:t xml:space="preserve">Add a</w:t>
-      </w:r>
-      <w:r>
-        <w:t xml:space="preserve"> </w:t>
-      </w:r>
-      <w:r>
-        <w:rPr>
-          <w:b/>
-          <w:bCs/>
-        </w:rPr>
-        <w:t xml:space="preserve">flux-cal-scale accessor</w:t>
-      </w:r>
-      <w:r>
-        <w:t xml:space="preserve"> </w:t>
-      </w:r>
-      <w:r>
-        <w:t xml:space="preserve">to the Exposure module (deferred until NERSC access, so it can be tested</w:t>
-      </w:r>
-      <w:r>
-        <w:t xml:space="preserve"> </w:t>
-      </w:r>
-      <w:r>
-        <w:t xml:space="preserve">against real</w:t>
-      </w:r>
-      <w:r>
-        <w:t xml:space="preserve"> </w:t>
-      </w:r>
-      <w:r>
-        <w:rPr>
-          <w:rStyle w:val="VerbatimChar"/>
-        </w:rPr>
-        <w:t xml:space="preserve">calib-*.fits</w:t>
-      </w:r>
-      <w:r>
-        <w:t xml:space="preserve">).</w:t>
+        <w:t xml:space="preserve">finding</w:t>
+      </w:r>
+      <w:r>
+        <w:t xml:space="preserve"> </w:t>
+      </w:r>
+      <w:r>
+        <w:t xml:space="preserve">but did not produce a reusable</w:t>
+      </w:r>
+      <w:r>
+        <w:t xml:space="preserve"> </w:t>
+      </w:r>
+      <w:r>
+        <w:rPr>
+          <w:rStyle w:val="VerbatimChar"/>
+        </w:rPr>
+        <w:t xml:space="preserve">RATIO_RAW</w:t>
+      </w:r>
+      <w:r>
+        <w:t xml:space="preserve">/</w:t>
+      </w:r>
+      <w:r>
+        <w:rPr>
+          <w:rStyle w:val="VerbatimChar"/>
+        </w:rPr>
+        <w:t xml:space="preserve">MEDVAL</w:t>
+      </w:r>
+      <w:r>
+        <w:t xml:space="preserve"> </w:t>
+      </w:r>
+      <w:r>
+        <w:rPr>
+          <w:rStyle w:val="VerbatimChar"/>
+        </w:rPr>
+        <w:t xml:space="preserve">calibstars</w:t>
+      </w:r>
+      <w:r>
+        <w:t xml:space="preserve"> </w:t>
+      </w:r>
+      <w:r>
+        <w:t xml:space="preserve">product. So there is currently</w:t>
+      </w:r>
+      <w:r>
+        <w:t xml:space="preserve"> </w:t>
+      </w:r>
+      <w:r>
+        <w:rPr>
+          <w:b/>
+          <w:bCs/>
+        </w:rPr>
+        <w:t xml:space="preserve">no</w:t>
+      </w:r>
+      <w:r>
+        <w:rPr>
+          <w:b/>
+          <w:bCs/>
+        </w:rPr>
+        <w:t xml:space="preserve"> </w:t>
+      </w:r>
+      <w:r>
+        <w:rPr>
+          <w:b/>
+          <w:bCs/>
+        </w:rPr>
+        <w:t xml:space="preserve">clean, time-consistent, absolute measured-vs-expected variable in hand</w:t>
+      </w:r>
+      <w:r>
+        <w:t xml:space="preserve"> </w:t>
+      </w:r>
+      <w:r>
+        <w:t xml:space="preserve">for level-attribution studies —</w:t>
+      </w:r>
+      <w:r>
+        <w:t xml:space="preserve"> </w:t>
+      </w:r>
+      <w:r>
+        <w:t xml:space="preserve">building it is the concrete Data-Systems ask (§7, item 2).</w:t>
       </w:r>
     </w:p>
-    <w:bookmarkEnd w:id="16"/>
-    <w:bookmarkStart w:id="17" w:name="X90e06de7a893cb010b3d923e7d3d61c2603b6d9"/>
+    <w:bookmarkEnd w:id="17"/>
+    <w:bookmarkStart w:id="18" w:name="X62a02643ad0161034f9ced9d4d138620faa599d"/>
     <w:p>
       <w:pPr>
         <w:pStyle w:val="Heading2"/>
       </w:pPr>
       <w:r>
-        <w:t xml:space="preserve">9. This is the research program, not a caveat</w:t>
+        <w:t xml:space="preserve">7. For the</w:t>
+      </w:r>
+      <w:r>
+        <w:t xml:space="preserve"> </w:t>
+      </w:r>
+      <w:r>
+        <w:rPr>
+          <w:rStyle w:val="VerbatimChar"/>
+        </w:rPr>
+        <w:t xml:space="preserve">desispec</w:t>
+      </w:r>
+      <w:r>
+        <w:t xml:space="preserve"> </w:t>
+      </w:r>
+      <w:r>
+        <w:t xml:space="preserve">team</w:t>
       </w:r>
     </w:p>
     <w:p>
@@ -3706,87 +6599,316 @@
         <w:pStyle w:val="FirstParagraph"/>
       </w:pPr>
       <w:r>
-        <w:t xml:space="preserve">Flux loss is a</w:t>
-      </w:r>
-      <w:r>
-        <w:t xml:space="preserve"> </w:t>
-      </w:r>
-      <w:r>
-        <w:rPr>
-          <w:b/>
-          <w:bCs/>
-        </w:rPr>
-        <w:t xml:space="preserve">sum of correlated terms</w:t>
-      </w:r>
-      <w:r>
-        <w:t xml:space="preserve"> </w:t>
-      </w:r>
-      <w:r>
-        <w:t xml:space="preserve">— wind, seeing, transparency, mirror temperature,</w:t>
-      </w:r>
-      <w:r>
-        <w:t xml:space="preserve"> </w:t>
-      </w:r>
-      <w:r>
-        <w:t xml:space="preserve">positioning, and more. The goal of the coming studies is to find the correlations and the</w:t>
-      </w:r>
-      <w:r>
-        <w:t xml:space="preserve"> </w:t>
-      </w:r>
-      <w:r>
-        <w:rPr>
-          <w:b/>
-          <w:bCs/>
-        </w:rPr>
-        <w:t xml:space="preserve">dominant</w:t>
-      </w:r>
-      <w:r>
-        <w:rPr>
-          <w:b/>
-          <w:bCs/>
-        </w:rPr>
-        <w:t xml:space="preserve"> </w:t>
-      </w:r>
-      <w:r>
-        <w:rPr>
-          <w:b/>
-          <w:bCs/>
-        </w:rPr>
-        <w:t xml:space="preserve">terms</w:t>
-      </w:r>
-      <w:r>
-        <w:t xml:space="preserve">. That decides the variable design: the</w:t>
-      </w:r>
-      <w:r>
-        <w:t xml:space="preserve"> </w:t>
-      </w:r>
-      <w:r>
-        <w:rPr>
-          <w:b/>
-          <w:bCs/>
-        </w:rPr>
-        <w:t xml:space="preserve">raw</w:t>
-      </w:r>
-      <w:r>
-        <w:t xml:space="preserve"> </w:t>
-      </w:r>
-      <w:r>
-        <w:t xml:space="preserve">absolute throughput (</w:t>
-      </w:r>
-      <w:r>
-        <w:rPr>
-          <w:rStyle w:val="VerbatimChar"/>
-        </w:rPr>
-        <w:t xml:space="preserve">RATIO_RAW</w:t>
-      </w:r>
-      <w:r>
-        <w:t xml:space="preserve">) is the right</w:t>
-      </w:r>
-      <w:r>
-        <w:t xml:space="preserve"> </w:t>
-      </w:r>
-      <w:r>
-        <w:t xml:space="preserve">dependent variable</w:t>
+        <w:rPr>
+          <w:b/>
+          <w:bCs/>
+        </w:rPr>
+        <w:t xml:space="preserve">The one thing to hand over — the sky-subtraction point-source dipole.</w:t>
+      </w:r>
+      <w:r>
+        <w:t xml:space="preserve"> </w:t>
+      </w:r>
+      <w:r>
+        <w:t xml:space="preserve">A zenith-tied, airmass-growing bias</w:t>
+      </w:r>
+      <w:r>
+        <w:t xml:space="preserve"> </w:t>
+      </w:r>
+      <w:r>
+        <w:t xml:space="preserve">enters point-source spectrophotometry at sky subtraction — inherited by</w:t>
+      </w:r>
+      <w:r>
+        <w:t xml:space="preserve"> </w:t>
+      </w:r>
+      <w:r>
+        <w:rPr>
+          <w:rStyle w:val="VerbatimChar"/>
+        </w:rPr>
+        <w:t xml:space="preserve">RCALIBFRAC</w:t>
+      </w:r>
+      <w:r>
+        <w:t xml:space="preserve">, by a direct</w:t>
+      </w:r>
+      <w:r>
+        <w:t xml:space="preserve"> </w:t>
+      </w:r>
+      <w:r>
+        <w:t xml:space="preserve">counts-vs-photometry metric, and by anything built on sky-subtracted point-source flux (the standard</w:t>
+      </w:r>
+      <w:r>
+        <w:t xml:space="preserve"> </w:t>
+      </w:r>
+      <w:r>
+        <w:t xml:space="preserve">photometry-comparison metric is</w:t>
+      </w:r>
+      <w:r>
+        <w:t xml:space="preserve"> </w:t>
+      </w:r>
+      <w:r>
+        <w:rPr>
+          <w:b/>
+          <w:bCs/>
+        </w:rPr>
+        <w:t xml:space="preserve">not</w:t>
+      </w:r>
+      <w:r>
+        <w:t xml:space="preserve"> </w:t>
+      </w:r>
+      <w:r>
+        <w:t xml:space="preserve">an escape from it). It is a real bias in a pipeline product, and</w:t>
+      </w:r>
+      <w:r>
+        <w:t xml:space="preserve"> </w:t>
+      </w:r>
+      <w:r>
+        <w:t xml:space="preserve">identifying the mechanism is a</w:t>
+      </w:r>
+      <w:r>
+        <w:t xml:space="preserve"> </w:t>
+      </w:r>
+      <w:r>
+        <w:rPr>
+          <w:rStyle w:val="VerbatimChar"/>
+        </w:rPr>
+        <w:t xml:space="preserve">desispec</w:t>
+      </w:r>
+      <w:r>
+        <w:t xml:space="preserve"> </w:t>
+      </w:r>
+      <w:r>
+        <w:t xml:space="preserve">question we cannot settle from outside. The concrete facts as a</w:t>
+      </w:r>
+      <w:r>
+        <w:t xml:space="preserve"> </w:t>
+      </w:r>
+      <w:r>
+        <w:t xml:space="preserve">starting point:</w:t>
+      </w:r>
+      <w:r>
+        <w:t xml:space="preserve"> </w:t>
+      </w:r>
+      <w:r>
+        <w:t xml:space="preserve">- Real, zenith-tied, airmass-growing bias in the r-band flux, scaling</w:t>
+      </w:r>
+      <w:r>
+        <w:t xml:space="preserve"> </w:t>
+      </w:r>
+      <w:r>
+        <w:rPr>
+          <w:b/>
+          <w:bCs/>
+        </w:rPr>
+        <w:t xml:space="preserve">super-linearly</w:t>
+      </w:r>
+      <w:r>
+        <w:t xml:space="preserve"> </w:t>
+      </w:r>
+      <w:r>
+        <w:t xml:space="preserve">with star brightness</w:t>
+      </w:r>
+      <w:r>
+        <w:t xml:space="preserve"> </w:t>
+      </w:r>
+      <w:r>
+        <w:t xml:space="preserve">(neither simple additive nor simple multiplicative), entering at</w:t>
+      </w:r>
+      <w:r>
+        <w:t xml:space="preserve"> </w:t>
+      </w:r>
+      <w:r>
+        <w:rPr>
+          <w:rStyle w:val="VerbatimChar"/>
+        </w:rPr>
+        <w:t xml:space="preserve">subtract_sky</w:t>
+      </w:r>
+      <w:r>
+        <w:t xml:space="preserve"> </w:t>
+      </w:r>
+      <w:r>
+        <w:t xml:space="preserve">(present after, absent/smaller</w:t>
+      </w:r>
+      <w:r>
+        <w:t xml:space="preserve"> </w:t>
+      </w:r>
+      <w:r>
+        <w:t xml:space="preserve">before, unchanged by the aperture correction after).</w:t>
+      </w:r>
+      <w:r>
+        <w:t xml:space="preserve"> </w:t>
+      </w:r>
+      <w:r>
+        <w:t xml:space="preserve">- Requires the</w:t>
+      </w:r>
+      <w:r>
+        <w:t xml:space="preserve"> </w:t>
+      </w:r>
+      <w:r>
+        <w:rPr>
+          <w:b/>
+          <w:bCs/>
+        </w:rPr>
+        <w:t xml:space="preserve">star’s own flux</w:t>
+      </w:r>
+      <w:r>
+        <w:t xml:space="preserve"> </w:t>
+      </w:r>
+      <w:r>
+        <w:t xml:space="preserve">to be present (null at pure sky fibers) and scales with</w:t>
+      </w:r>
+      <w:r>
+        <w:t xml:space="preserve"> </w:t>
+      </w:r>
+      <w:r>
+        <w:rPr>
+          <w:b/>
+          <w:bCs/>
+        </w:rPr>
+        <w:t xml:space="preserve">both</w:t>
+      </w:r>
+      <w:r>
+        <w:t xml:space="preserve"> </w:t>
+      </w:r>
+      <w:r>
+        <w:t xml:space="preserve">star</w:t>
+      </w:r>
+      <w:r>
+        <w:t xml:space="preserve"> </w:t>
+      </w:r>
+      <w:r>
+        <w:t xml:space="preserve">brightness and overall sky brightness.</w:t>
+      </w:r>
+      <w:r>
+        <w:t xml:space="preserve"> </w:t>
+      </w:r>
+      <w:r>
+        <w:t xml:space="preserve">-</w:t>
+      </w:r>
+      <w:r>
+        <w:t xml:space="preserve"> </w:t>
+      </w:r>
+      <w:r>
+        <w:rPr>
+          <w:b/>
+          <w:bCs/>
+        </w:rPr>
+        <w:t xml:space="preserve">Not</w:t>
+      </w:r>
+      <w:r>
+        <w:t xml:space="preserve"> </w:t>
+      </w:r>
+      <w:r>
+        <w:t xml:space="preserve">produced by</w:t>
+      </w:r>
+      <w:r>
+        <w:t xml:space="preserve"> </w:t>
+      </w:r>
+      <w:r>
+        <w:rPr>
+          <w:rStyle w:val="VerbatimChar"/>
+        </w:rPr>
+        <w:t xml:space="preserve">_model_variance</w:t>
+      </w:r>
+      <w:r>
+        <w:t xml:space="preserve"> </w:t>
+      </w:r>
+      <w:r>
+        <w:t xml:space="preserve">ivar inflation, the sky-line throughput correction, or ivar-weighting of</w:t>
+      </w:r>
+      <w:r>
+        <w:t xml:space="preserve"> </w:t>
+      </w:r>
+      <w:r>
+        <w:t xml:space="preserve">the reduction in general.</w:t>
+      </w:r>
+      <w:r>
+        <w:t xml:space="preserve"> </w:t>
+      </w:r>
+      <w:r>
+        <w:t xml:space="preserve">- The</w:t>
+      </w:r>
+      <w:r>
+        <w:t xml:space="preserve"> </w:t>
+      </w:r>
+      <w:r>
+        <w:rPr>
+          <w:b/>
+          <w:bCs/>
+        </w:rPr>
+        <w:t xml:space="preserve">exact algorithmic step is the open piece</w:t>
+      </w:r>
+      <w:r>
+        <w:t xml:space="preserve">; the</w:t>
+      </w:r>
+      <w:r>
+        <w:t xml:space="preserve"> </w:t>
+      </w:r>
+      <w:r>
+        <w:rPr>
+          <w:rStyle w:val="VerbatimChar"/>
+        </w:rPr>
+        <w:t xml:space="preserve">subtract_sky</w:t>
+      </w:r>
+      <w:r>
+        <w:t xml:space="preserve">-vs-adjacent-step attribution should be</w:t>
+      </w:r>
+      <w:r>
+        <w:t xml:space="preserve"> </w:t>
+      </w:r>
+      <w:r>
+        <w:t xml:space="preserve">verified in the real code path (it rests on our external reimplementation). Bright-vs-faint and sky-level</w:t>
+      </w:r>
+      <w:r>
+        <w:t xml:space="preserve"> </w:t>
+      </w:r>
+      <w:r>
+        <w:t xml:space="preserve">splits are the signature to reproduce internally.</w:t>
+      </w:r>
+    </w:p>
+    <w:p>
+      <w:pPr>
+        <w:pStyle w:val="BodyText"/>
+      </w:pPr>
+      <w:r>
+        <w:rPr>
+          <w:b/>
+          <w:bCs/>
+        </w:rPr>
+        <w:t xml:space="preserve">Not a request — a note on</w:t>
+      </w:r>
+      <w:r>
+        <w:rPr>
+          <w:b/>
+          <w:bCs/>
+        </w:rPr>
+        <w:t xml:space="preserve"> </w:t>
+      </w:r>
+      <w:r>
+        <w:rPr>
+          <w:rStyle w:val="VerbatimChar"/>
+          <w:b/>
+          <w:bCs/>
+        </w:rPr>
+        <w:t xml:space="preserve">RCALIBFRAC</w:t>
+      </w:r>
+      <w:r>
+        <w:rPr>
+          <w:b/>
+          <w:bCs/>
+        </w:rPr>
+        <w:t xml:space="preserve"> </w:t>
+      </w:r>
+      <w:r>
+        <w:rPr>
+          <w:b/>
+          <w:bCs/>
+        </w:rPr>
+        <w:t xml:space="preserve">continuity.</w:t>
+      </w:r>
+      <w:r>
+        <w:t xml:space="preserve"> </w:t>
+      </w:r>
+      <w:r>
+        <w:t xml:space="preserve">For completeness, and explicitly</w:t>
       </w:r>
       <w:r>
         <w:t xml:space="preserve"> </w:t>
@@ -3796,13 +6918,244 @@
           <w:i/>
           <w:iCs/>
         </w:rPr>
+        <w:t xml:space="preserve">not</w:t>
+      </w:r>
+      <w:r>
+        <w:t xml:space="preserve"> </w:t>
+      </w:r>
+      <w:r>
+        <w:t xml:space="preserve">an ask on the</w:t>
+      </w:r>
+      <w:r>
+        <w:t xml:space="preserve"> </w:t>
+      </w:r>
+      <w:r>
+        <w:t xml:space="preserve">team: the mid-2025 flat→psf aperture correction (PR #2484) is a</w:t>
+      </w:r>
+      <w:r>
+        <w:t xml:space="preserve"> </w:t>
+      </w:r>
+      <w:r>
+        <w:rPr>
+          <w:b/>
+          <w:bCs/>
+        </w:rPr>
+        <w:t xml:space="preserve">well-known</w:t>
+      </w:r>
+      <w:r>
+        <w:t xml:space="preserve"> </w:t>
+      </w:r>
+      <w:r>
+        <w:t xml:space="preserve">step in</w:t>
+      </w:r>
+      <w:r>
+        <w:t xml:space="preserve"> </w:t>
+      </w:r>
+      <w:r>
+        <w:rPr>
+          <w:rStyle w:val="VerbatimChar"/>
+        </w:rPr>
+        <w:t xml:space="preserve">RCALIBFRAC</w:t>
+      </w:r>
+      <w:r>
+        <w:t xml:space="preserve"> </w:t>
+      </w:r>
+      <w:r>
+        <w:t xml:space="preserve">across the</w:t>
+      </w:r>
+      <w:r>
+        <w:t xml:space="preserve"> </w:t>
+      </w:r>
+      <w:r>
+        <w:rPr>
+          <w:rStyle w:val="VerbatimChar"/>
+        </w:rPr>
+        <w:t xml:space="preserve">daily</w:t>
+      </w:r>
+      <w:r>
+        <w:t xml:space="preserve"> </w:t>
+      </w:r>
+      <w:r>
+        <w:t xml:space="preserve">archive, and the median normalization discards absolute throughput. Both are handled on</w:t>
+      </w:r>
+      <w:r>
+        <w:t xml:space="preserve"> </w:t>
+      </w:r>
+      <w:r>
+        <w:rPr>
+          <w:i/>
+          <w:iCs/>
+        </w:rPr>
+        <w:t xml:space="preserve">our</w:t>
+      </w:r>
+      <w:r>
+        <w:t xml:space="preserve"> </w:t>
+      </w:r>
+      <w:r>
+        <w:t xml:space="preserve">side — for</w:t>
+      </w:r>
+      <w:r>
+        <w:t xml:space="preserve"> </w:t>
+      </w:r>
+      <w:r>
+        <w:t xml:space="preserve">telemetry / level work we work from a</w:t>
+      </w:r>
+      <w:r>
+        <w:t xml:space="preserve"> </w:t>
+      </w:r>
+      <w:r>
+        <w:rPr>
+          <w:b/>
+          <w:bCs/>
+        </w:rPr>
+        <w:t xml:space="preserve">uniformly-reprocessed release</w:t>
+      </w:r>
+      <w:r>
+        <w:t xml:space="preserve"> </w:t>
+      </w:r>
+      <w:r>
+        <w:t xml:space="preserve">(e.g. Matterhorn or Nevis) rather than</w:t>
+      </w:r>
+      <w:r>
+        <w:t xml:space="preserve"> </w:t>
+      </w:r>
+      <w:r>
+        <w:t xml:space="preserve">the</w:t>
+      </w:r>
+      <w:r>
+        <w:t xml:space="preserve"> </w:t>
+      </w:r>
+      <w:r>
+        <w:rPr>
+          <w:rStyle w:val="VerbatimChar"/>
+        </w:rPr>
+        <w:t xml:space="preserve">daily</w:t>
+      </w:r>
+      <w:r>
+        <w:t xml:space="preserve"> </w:t>
+      </w:r>
+      <w:r>
+        <w:t xml:space="preserve">archive, which removes the discontinuity by construction, and if a truly absolute variable is ever</w:t>
+      </w:r>
+      <w:r>
+        <w:t xml:space="preserve"> </w:t>
+      </w:r>
+      <w:r>
+        <w:t xml:space="preserve">needed we can reprocess</w:t>
+      </w:r>
+      <w:r>
+        <w:t xml:space="preserve"> </w:t>
+      </w:r>
+      <w:r>
+        <w:rPr>
+          <w:rStyle w:val="VerbatimChar"/>
+        </w:rPr>
+        <w:t xml:space="preserve">calibstars</w:t>
+      </w:r>
+      <w:r>
+        <w:t xml:space="preserve"> </w:t>
+      </w:r>
+      <w:r>
+        <w:t xml:space="preserve">against a frozen release ourselves to save the enriched table (§6). No</w:t>
+      </w:r>
+      <w:r>
+        <w:t xml:space="preserve"> </w:t>
+      </w:r>
+      <w:r>
+        <w:t xml:space="preserve">pipeline change is being requested for this.</w:t>
+      </w:r>
+    </w:p>
+    <w:bookmarkEnd w:id="18"/>
+    <w:bookmarkStart w:id="19" w:name="Xd8ff033865f15f68191fb3848278fe301102b40"/>
+    <w:p>
+      <w:pPr>
+        <w:pStyle w:val="Heading2"/>
+      </w:pPr>
+      <w:r>
+        <w:t xml:space="preserve">8. This is the research program, not a caveat</w:t>
+      </w:r>
+    </w:p>
+    <w:p>
+      <w:pPr>
+        <w:pStyle w:val="FirstParagraph"/>
+      </w:pPr>
+      <w:r>
+        <w:t xml:space="preserve">Flux loss is a</w:t>
+      </w:r>
+      <w:r>
+        <w:t xml:space="preserve"> </w:t>
+      </w:r>
+      <w:r>
+        <w:rPr>
+          <w:b/>
+          <w:bCs/>
+        </w:rPr>
+        <w:t xml:space="preserve">sum of correlated terms</w:t>
+      </w:r>
+      <w:r>
+        <w:t xml:space="preserve"> </w:t>
+      </w:r>
+      <w:r>
+        <w:t xml:space="preserve">— wind, seeing, transparency, mirror temperature, positioning, and</w:t>
+      </w:r>
+      <w:r>
+        <w:t xml:space="preserve"> </w:t>
+      </w:r>
+      <w:r>
+        <w:t xml:space="preserve">more — and the goal is to find the dominant ones. That drives the variable design: the</w:t>
+      </w:r>
+      <w:r>
+        <w:t xml:space="preserve"> </w:t>
+      </w:r>
+      <w:r>
+        <w:rPr>
+          <w:b/>
+          <w:bCs/>
+        </w:rPr>
+        <w:t xml:space="preserve">raw</w:t>
+      </w:r>
+      <w:r>
+        <w:t xml:space="preserve"> </w:t>
+      </w:r>
+      <w:r>
+        <w:t xml:space="preserve">absolute</w:t>
+      </w:r>
+      <w:r>
+        <w:t xml:space="preserve"> </w:t>
+      </w:r>
+      <w:r>
+        <w:t xml:space="preserve">throughput (</w:t>
+      </w:r>
+      <w:r>
+        <w:rPr>
+          <w:rStyle w:val="VerbatimChar"/>
+        </w:rPr>
+        <w:t xml:space="preserve">RATIO_RAW</w:t>
+      </w:r>
+      <w:r>
+        <w:t xml:space="preserve">) is the right dependent variable for level attribution</w:t>
+      </w:r>
+      <w:r>
+        <w:t xml:space="preserve"> </w:t>
+      </w:r>
+      <w:r>
+        <w:rPr>
+          <w:i/>
+          <w:iCs/>
+        </w:rPr>
         <w:t xml:space="preserve">because</w:t>
       </w:r>
       <w:r>
         <w:t xml:space="preserve"> </w:t>
       </w:r>
       <w:r>
-        <w:t xml:space="preserve">it keeps the seeing/positioning aperture-loss terms we want to attribute;</w:t>
+        <w:t xml:space="preserve">it keeps the</w:t>
+      </w:r>
+      <w:r>
+        <w:t xml:space="preserve"> </w:t>
+      </w:r>
+      <w:r>
+        <w:t xml:space="preserve">seeing/positioning aperture-loss terms;</w:t>
       </w:r>
       <w:r>
         <w:t xml:space="preserve"> </w:t>
@@ -3818,13 +7171,19 @@
         <w:t xml:space="preserve"> </w:t>
       </w:r>
       <w:r>
-        <w:t xml:space="preserve">is the one cleanly-modelable term (keep as a known regressor or divide out); and</w:t>
-      </w:r>
-      <w:r>
-        <w:t xml:space="preserve"> </w:t>
-      </w:r>
-      <w:r>
-        <w:t xml:space="preserve">the rest become candidate predictors, most already surfaced by the Exposure module (telemetry fields,</w:t>
+        <w:t xml:space="preserve">is the one cleanly-modelable term (keep as a known</w:t>
+      </w:r>
+      <w:r>
+        <w:t xml:space="preserve"> </w:t>
+      </w:r>
+      <w:r>
+        <w:t xml:space="preserve">regressor or divide out); the rest become candidate predictors, most already surfaced by the Exposure module</w:t>
+      </w:r>
+      <w:r>
+        <w:t xml:space="preserve"> </w:t>
+      </w:r>
+      <w:r>
+        <w:t xml:space="preserve">(telemetry fields,</w:t>
       </w:r>
       <w:r>
         <w:t xml:space="preserve"> </w:t>
@@ -3839,7 +7198,47 @@
         <w:t xml:space="preserve"> </w:t>
       </w:r>
       <w:r>
-        <w:t xml:space="preserve">seeing/transparency, the mirror-temperature and windshake analyses).</w:t>
+        <w:t xml:space="preserve">seeing/transparency, the mirror-temperature and windshake analyses). For the</w:t>
+      </w:r>
+      <w:r>
+        <w:t xml:space="preserve"> </w:t>
+      </w:r>
+      <w:r>
+        <w:rPr>
+          <w:i/>
+          <w:iCs/>
+        </w:rPr>
+        <w:t xml:space="preserve">spatial</w:t>
+      </w:r>
+      <w:r>
+        <w:t xml:space="preserve"> </w:t>
+      </w:r>
+      <w:r>
+        <w:t xml:space="preserve">face of the loss, the flux ratios are contaminated by the sky-subtraction bias, and the GFA-based</w:t>
+      </w:r>
+      <w:r>
+        <w:t xml:space="preserve"> </w:t>
+      </w:r>
+      <w:r>
+        <w:rPr>
+          <w:rStyle w:val="VerbatimChar"/>
+        </w:rPr>
+        <w:t xml:space="preserve">L_see</w:t>
+      </w:r>
+      <w:r>
+        <w:t xml:space="preserve">/</w:t>
+      </w:r>
+      <w:r>
+        <w:rPr>
+          <w:rStyle w:val="VerbatimChar"/>
+        </w:rPr>
+        <w:t xml:space="preserve">L_field</w:t>
+      </w:r>
+      <w:r>
+        <w:t xml:space="preserve"> </w:t>
+      </w:r>
+      <w:r>
+        <w:t xml:space="preserve">are the artifact-free instruments.</w:t>
       </w:r>
     </w:p>
     <w:p>
@@ -3849,8 +7248,8 @@
         </w:pict>
       </w:r>
     </w:p>
-    <w:bookmarkEnd w:id="17"/>
-    <w:bookmarkStart w:id="18" w:name="appendix--source-references"/>
+    <w:bookmarkEnd w:id="19"/>
+    <w:bookmarkStart w:id="20" w:name="appendix--source-references"/>
     <w:p>
       <w:pPr>
         <w:pStyle w:val="Heading2"/>
@@ -3861,12 +7260,24 @@
     </w:p>
     <w:p>
       <w:pPr>
-        <w:pStyle w:val="Compact"/>
-        <w:numPr>
-          <w:ilvl w:val="0"/>
-          <w:numId w:val="1005"/>
-        </w:numPr>
-      </w:pPr>
+        <w:pStyle w:val="FirstParagraph"/>
+      </w:pPr>
+      <w:r>
+        <w:rPr>
+          <w:b/>
+          <w:bCs/>
+        </w:rPr>
+        <w:t xml:space="preserve">Pipeline construction:</w:t>
+      </w:r>
+      <w:r>
+        <w:t xml:space="preserve"> </w:t>
+      </w:r>
+      <w:r>
+        <w:t xml:space="preserve">-</w:t>
+      </w:r>
+      <w:r>
+        <w:t xml:space="preserve"> </w:t>
+      </w:r>
       <w:r>
         <w:rPr>
           <w:rStyle w:val="VerbatimChar"/>
@@ -3892,13 +7303,7 @@
         <w:t xml:space="preserve"> </w:t>
       </w:r>
       <w:r>
-        <w:t xml:space="preserve">construction (aperture correction line</w:t>
-      </w:r>
-      <w:r>
-        <w:t xml:space="preserve"> </w:t>
-      </w:r>
-      <w:r>
-        <w:t xml:space="preserve">131–132;</w:t>
+        <w:t xml:space="preserve">(aperture correction line 131–132;</w:t>
       </w:r>
       <w:r>
         <w:t xml:space="preserve"> </w:t>
@@ -3913,7 +7318,13 @@
         <w:t xml:space="preserve"> </w:t>
       </w:r>
       <w:r>
-        <w:t xml:space="preserve">line 168; normalization line 173;</w:t>
+        <w:t xml:space="preserve">line 168;</w:t>
+      </w:r>
+      <w:r>
+        <w:t xml:space="preserve"> </w:t>
+      </w:r>
+      <w:r>
+        <w:t xml:space="preserve">normalization line 173;</w:t>
       </w:r>
       <w:r>
         <w:t xml:space="preserve"> </w:t>
@@ -3929,179 +7340,410 @@
       </w:r>
       <w:r>
         <w:t xml:space="preserve">cut).</w:t>
+      </w:r>
+      <w:r>
+        <w:t xml:space="preserve"> </w:t>
+      </w:r>
+      <w:r>
+        <w:t xml:space="preserve">-</w:t>
+      </w:r>
+      <w:r>
+        <w:t xml:space="preserve"> </w:t>
+      </w:r>
+      <w:r>
+        <w:rPr>
+          <w:rStyle w:val="VerbatimChar"/>
+        </w:rPr>
+        <w:t xml:space="preserve">desispec/fiberfluxcorr.py</w:t>
+      </w:r>
+      <w:r>
+        <w:t xml:space="preserve"> </w:t>
+      </w:r>
+      <w:r>
+        <w:t xml:space="preserve">—</w:t>
+      </w:r>
+      <w:r>
+        <w:t xml:space="preserve"> </w:t>
+      </w:r>
+      <w:r>
+        <w:rPr>
+          <w:rStyle w:val="VerbatimChar"/>
+        </w:rPr>
+        <w:t xml:space="preserve">flat_to_psf_flux_correction</w:t>
+      </w:r>
+      <w:r>
+        <w:t xml:space="preserve"> </w:t>
+      </w:r>
+      <w:r>
+        <w:t xml:space="preserve">/</w:t>
+      </w:r>
+      <w:r>
+        <w:t xml:space="preserve"> </w:t>
+      </w:r>
+      <w:r>
+        <w:rPr>
+          <w:rStyle w:val="VerbatimChar"/>
+        </w:rPr>
+        <w:t xml:space="preserve">psf_to_fiber_flux_correction</w:t>
+      </w:r>
+      <w:r>
+        <w:t xml:space="preserve">.</w:t>
+      </w:r>
+      <w:r>
+        <w:t xml:space="preserve"> </w:t>
+      </w:r>
+      <w:r>
+        <w:t xml:space="preserve">-</w:t>
+      </w:r>
+      <w:r>
+        <w:t xml:space="preserve"> </w:t>
+      </w:r>
+      <w:r>
+        <w:rPr>
+          <w:rStyle w:val="VerbatimChar"/>
+        </w:rPr>
+        <w:t xml:space="preserve">desispec/fluxcalibration.py</w:t>
+      </w:r>
+      <w:r>
+        <w:t xml:space="preserve"> </w:t>
+      </w:r>
+      <w:r>
+        <w:t xml:space="preserve">— flux-cal vector</w:t>
+      </w:r>
+      <w:r>
+        <w:t xml:space="preserve"> </w:t>
+      </w:r>
+      <w:r>
+        <w:rPr>
+          <w:rStyle w:val="VerbatimChar"/>
+        </w:rPr>
+        <w:t xml:space="preserve">= C_fiber / FLAT_TO_PSF_FLUX</w:t>
+      </w:r>
+      <w:r>
+        <w:t xml:space="preserve"> </w:t>
+      </w:r>
+      <w:r>
+        <w:t xml:space="preserve">(actual-seeing correction).</w:t>
+      </w:r>
+      <w:r>
+        <w:t xml:space="preserve"> </w:t>
+      </w:r>
+      <w:r>
+        <w:t xml:space="preserve">-</w:t>
+      </w:r>
+      <w:r>
+        <w:t xml:space="preserve"> </w:t>
+      </w:r>
+      <w:r>
+        <w:rPr>
+          <w:rStyle w:val="VerbatimChar"/>
+        </w:rPr>
+        <w:t xml:space="preserve">desispec/tsnr.py</w:t>
+      </w:r>
+      <w:r>
+        <w:t xml:space="preserve"> </w:t>
+      </w:r>
+      <w:r>
+        <w:t xml:space="preserve">—</w:t>
+      </w:r>
+      <w:r>
+        <w:t xml:space="preserve"> </w:t>
+      </w:r>
+      <w:r>
+        <w:rPr>
+          <w:rStyle w:val="VerbatimChar"/>
+        </w:rPr>
+        <w:t xml:space="preserve">TSNR2</w:t>
+      </w:r>
+      <w:r>
+        <w:t xml:space="preserve">/</w:t>
+      </w:r>
+      <w:r>
+        <w:rPr>
+          <w:rStyle w:val="VerbatimChar"/>
+        </w:rPr>
+        <w:t xml:space="preserve">EFFTIME</w:t>
+      </w:r>
+      <w:r>
+        <w:t xml:space="preserve"> </w:t>
+      </w:r>
+      <w:r>
+        <w:t xml:space="preserve">also apply the correction.</w:t>
+      </w:r>
+      <w:r>
+        <w:t xml:space="preserve"> </w:t>
+      </w:r>
+      <w:r>
+        <w:t xml:space="preserve">- desispec</w:t>
+      </w:r>
+      <w:r>
+        <w:t xml:space="preserve"> </w:t>
+      </w:r>
+      <w:r>
+        <w:rPr>
+          <w:b/>
+          <w:bCs/>
+        </w:rPr>
+        <w:t xml:space="preserve">PR #2484</w:t>
+      </w:r>
+      <w:r>
+        <w:t xml:space="preserve"> </w:t>
+      </w:r>
+      <w:r>
+        <w:t xml:space="preserve">“add psf correction to RCALIBFRAC”</w:t>
+      </w:r>
+      <w:r>
+        <w:t xml:space="preserve"> </w:t>
+      </w:r>
+      <w:r>
+        <w:t xml:space="preserve">(merged 2025-05-08, released 0.70.0).</w:t>
       </w:r>
     </w:p>
     <w:p>
       <w:pPr>
-        <w:pStyle w:val="Compact"/>
-        <w:numPr>
-          <w:ilvl w:val="0"/>
-          <w:numId w:val="1005"/>
-        </w:numPr>
-      </w:pPr>
-      <w:r>
-        <w:rPr>
-          <w:rStyle w:val="VerbatimChar"/>
-        </w:rPr>
-        <w:t xml:space="preserve">desispec/fiberfluxcorr.py</w:t>
-      </w:r>
-      <w:r>
-        <w:t xml:space="preserve"> </w:t>
-      </w:r>
-      <w:r>
-        <w:t xml:space="preserve">—</w:t>
-      </w:r>
-      <w:r>
-        <w:t xml:space="preserve"> </w:t>
-      </w:r>
-      <w:r>
-        <w:rPr>
-          <w:rStyle w:val="VerbatimChar"/>
-        </w:rPr>
-        <w:t xml:space="preserve">flat_to_psf_flux_correction</w:t>
-      </w:r>
-      <w:r>
-        <w:t xml:space="preserve"> </w:t>
-      </w:r>
-      <w:r>
-        <w:t xml:space="preserve">/</w:t>
-      </w:r>
-      <w:r>
-        <w:t xml:space="preserve"> </w:t>
-      </w:r>
-      <w:r>
-        <w:rPr>
-          <w:rStyle w:val="VerbatimChar"/>
-        </w:rPr>
-        <w:t xml:space="preserve">psf_to_fiber_flux_correction</w:t>
-      </w:r>
-      <w:r>
-        <w:t xml:space="preserve">.</w:t>
+        <w:pStyle w:val="BodyText"/>
+      </w:pPr>
+      <w:r>
+        <w:rPr>
+          <w:b/>
+          <w:bCs/>
+        </w:rPr>
+        <w:t xml:space="preserve">Sky-subtraction investigation</w:t>
+      </w:r>
+      <w:r>
+        <w:t xml:space="preserve"> </w:t>
+      </w:r>
+      <w:r>
+        <w:t xml:space="preserve">(full detail, figures, and DAR framing in</w:t>
+      </w:r>
+      <w:r>
+        <w:t xml:space="preserve"> </w:t>
+      </w:r>
+      <w:r>
+        <w:rPr>
+          <w:rStyle w:val="VerbatimChar"/>
+        </w:rPr>
+        <w:t xml:space="preserve">DAR_FIBER_LOSS_REPORT.md</w:t>
+      </w:r>
+      <w:r>
+        <w:t xml:space="preserve">, Parts</w:t>
+      </w:r>
+      <w:r>
+        <w:t xml:space="preserve"> </w:t>
+      </w:r>
+      <w:r>
+        <w:t xml:space="preserve">IV–V and Appendix B):</w:t>
+      </w:r>
+      <w:r>
+        <w:t xml:space="preserve"> </w:t>
+      </w:r>
+      <w:r>
+        <w:t xml:space="preserve">-</w:t>
+      </w:r>
+      <w:r>
+        <w:t xml:space="preserve"> </w:t>
+      </w:r>
+      <w:r>
+        <w:rPr>
+          <w:rStyle w:val="VerbatimChar"/>
+        </w:rPr>
+        <w:t xml:space="preserve">analysis/dar_dipole/fit_dipole_quadrupole.py</w:t>
+      </w:r>
+      <w:r>
+        <w:t xml:space="preserve">,</w:t>
+      </w:r>
+      <w:r>
+        <w:t xml:space="preserve"> </w:t>
+      </w:r>
+      <w:r>
+        <w:rPr>
+          <w:rStyle w:val="VerbatimChar"/>
+        </w:rPr>
+        <w:t xml:space="preserve">affine_fit_lib.py</w:t>
+      </w:r>
+      <w:r>
+        <w:t xml:space="preserve"> </w:t>
+      </w:r>
+      <w:r>
+        <w:t xml:space="preserve">— the multipole decomposition.</w:t>
+      </w:r>
+      <w:r>
+        <w:t xml:space="preserve"> </w:t>
+      </w:r>
+      <w:r>
+        <w:t xml:space="preserve">-</w:t>
+      </w:r>
+      <w:r>
+        <w:t xml:space="preserve"> </w:t>
+      </w:r>
+      <w:r>
+        <w:rPr>
+          <w:rStyle w:val="VerbatimChar"/>
+        </w:rPr>
+        <w:t xml:space="preserve">dither_offset_field_test.py</w:t>
+      </w:r>
+      <w:r>
+        <w:t xml:space="preserve"> </w:t>
+      </w:r>
+      <w:r>
+        <w:t xml:space="preserve">— the geometric (dither) null;</w:t>
+      </w:r>
+      <w:r>
+        <w:t xml:space="preserve"> </w:t>
+      </w:r>
+      <w:r>
+        <w:rPr>
+          <w:rStyle w:val="VerbatimChar"/>
+        </w:rPr>
+        <w:t xml:space="preserve">rebuild_rcalibfrac.py</w:t>
+      </w:r>
+      <w:r>
+        <w:t xml:space="preserve"> </w:t>
+      </w:r>
+      <w:r>
+        <w:t xml:space="preserve">— model-vs-data split;</w:t>
+      </w:r>
+      <w:r>
+        <w:t xml:space="preserve"> </w:t>
+      </w:r>
+      <w:r>
+        <w:rPr>
+          <w:rStyle w:val="VerbatimChar"/>
+        </w:rPr>
+        <w:t xml:space="preserve">flat_to_psf_dipole_test.py</w:t>
+      </w:r>
+      <w:r>
+        <w:t xml:space="preserve"> </w:t>
+      </w:r>
+      <w:r>
+        <w:t xml:space="preserve">— aperture-correction exclusion;</w:t>
+      </w:r>
+      <w:r>
+        <w:t xml:space="preserve"> </w:t>
+      </w:r>
+      <w:r>
+        <w:rPr>
+          <w:rStyle w:val="VerbatimChar"/>
+        </w:rPr>
+        <w:t xml:space="preserve">flux_chain_decomposition.py</w:t>
+      </w:r>
+      <w:r>
+        <w:t xml:space="preserve"> </w:t>
+      </w:r>
+      <w:r>
+        <w:t xml:space="preserve">— the stage</w:t>
+      </w:r>
+      <w:r>
+        <w:t xml:space="preserve"> </w:t>
+      </w:r>
+      <w:r>
+        <w:t xml:space="preserve">localization;</w:t>
+      </w:r>
+      <w:r>
+        <w:t xml:space="preserve"> </w:t>
+      </w:r>
+      <w:r>
+        <w:rPr>
+          <w:rStyle w:val="VerbatimChar"/>
+        </w:rPr>
+        <w:t xml:space="preserve">sky_residual_test.py</w:t>
+      </w:r>
+      <w:r>
+        <w:t xml:space="preserve">,</w:t>
+      </w:r>
+      <w:r>
+        <w:t xml:space="preserve"> </w:t>
+      </w:r>
+      <w:r>
+        <w:rPr>
+          <w:rStyle w:val="VerbatimChar"/>
+        </w:rPr>
+        <w:t xml:space="preserve">variance_inflation_test.py</w:t>
+      </w:r>
+      <w:r>
+        <w:t xml:space="preserve">,</w:t>
+      </w:r>
+      <w:r>
+        <w:t xml:space="preserve"> </w:t>
+      </w:r>
+      <w:r>
+        <w:rPr>
+          <w:rStyle w:val="VerbatimChar"/>
+        </w:rPr>
+        <w:t xml:space="preserve">throughput_correction_test.py</w:t>
+      </w:r>
+      <w:r>
+        <w:t xml:space="preserve">,</w:t>
+      </w:r>
+      <w:r>
+        <w:t xml:space="preserve"> </w:t>
+      </w:r>
+      <w:r>
+        <w:rPr>
+          <w:rStyle w:val="VerbatimChar"/>
+        </w:rPr>
+        <w:t xml:space="preserve">unweighted_reduction_test.py</w:t>
+      </w:r>
+      <w:r>
+        <w:t xml:space="preserve"> </w:t>
+      </w:r>
+      <w:r>
+        <w:t xml:space="preserve">— the §4 discriminators and</w:t>
+      </w:r>
+      <w:r>
+        <w:t xml:space="preserve"> </w:t>
+      </w:r>
+      <w:r>
+        <w:rPr>
+          <w:rStyle w:val="VerbatimChar"/>
+        </w:rPr>
+        <w:t xml:space="preserve">subtract_sky</w:t>
+      </w:r>
+      <w:r>
+        <w:t xml:space="preserve"> </w:t>
+      </w:r>
+      <w:r>
+        <w:t xml:space="preserve">mechanism tests; the point-source</w:t>
+      </w:r>
+      <w:r>
+        <w:t xml:space="preserve"> </w:t>
+      </w:r>
+      <w:r>
+        <w:t xml:space="preserve">metric is the same decomposition on</w:t>
+      </w:r>
+      <w:r>
+        <w:t xml:space="preserve"> </w:t>
+      </w:r>
+      <w:r>
+        <w:rPr>
+          <w:rStyle w:val="VerbatimChar"/>
+        </w:rPr>
+        <w:t xml:space="preserve">log(counts/s) − log(FLUX_R)</w:t>
+      </w:r>
+      <w:r>
+        <w:t xml:space="preserve"> </w:t>
+      </w:r>
+      <w:r>
+        <w:t xml:space="preserve">for all</w:t>
+      </w:r>
+      <w:r>
+        <w:t xml:space="preserve"> </w:t>
+      </w:r>
+      <w:r>
+        <w:rPr>
+          <w:rStyle w:val="VerbatimChar"/>
+        </w:rPr>
+        <w:t xml:space="preserve">MORPHTYPE=='PSF'</w:t>
+      </w:r>
+      <w:r>
+        <w:t xml:space="preserve"> </w:t>
+      </w:r>
+      <w:r>
+        <w:t xml:space="preserve">fibers.</w:t>
       </w:r>
     </w:p>
-    <w:p>
-      <w:pPr>
-        <w:pStyle w:val="Compact"/>
-        <w:numPr>
-          <w:ilvl w:val="0"/>
-          <w:numId w:val="1005"/>
-        </w:numPr>
-      </w:pPr>
-      <w:r>
-        <w:rPr>
-          <w:rStyle w:val="VerbatimChar"/>
-        </w:rPr>
-        <w:t xml:space="preserve">desispec/fluxcalibration.py</w:t>
-      </w:r>
-      <w:r>
-        <w:t xml:space="preserve"> </w:t>
-      </w:r>
-      <w:r>
-        <w:t xml:space="preserve">— flux-cal vector</w:t>
-      </w:r>
-      <w:r>
-        <w:t xml:space="preserve"> </w:t>
-      </w:r>
-      <w:r>
-        <w:rPr>
-          <w:rStyle w:val="VerbatimChar"/>
-        </w:rPr>
-        <w:t xml:space="preserve">= C_fiber / FLAT_TO_PSF_FLUX</w:t>
-      </w:r>
-      <w:r>
-        <w:t xml:space="preserve"> </w:t>
-      </w:r>
-      <w:r>
-        <w:t xml:space="preserve">(actual-seeing</w:t>
-      </w:r>
-      <w:r>
-        <w:t xml:space="preserve"> </w:t>
-      </w:r>
-      <w:r>
-        <w:t xml:space="preserve">correction).</w:t>
-      </w:r>
-    </w:p>
-    <w:p>
-      <w:pPr>
-        <w:pStyle w:val="Compact"/>
-        <w:numPr>
-          <w:ilvl w:val="0"/>
-          <w:numId w:val="1005"/>
-        </w:numPr>
-      </w:pPr>
-      <w:r>
-        <w:rPr>
-          <w:rStyle w:val="VerbatimChar"/>
-        </w:rPr>
-        <w:t xml:space="preserve">desispec/tsnr.py</w:t>
-      </w:r>
-      <w:r>
-        <w:t xml:space="preserve"> </w:t>
-      </w:r>
-      <w:r>
-        <w:t xml:space="preserve">—</w:t>
-      </w:r>
-      <w:r>
-        <w:t xml:space="preserve"> </w:t>
-      </w:r>
-      <w:r>
-        <w:rPr>
-          <w:rStyle w:val="VerbatimChar"/>
-        </w:rPr>
-        <w:t xml:space="preserve">TSNR2</w:t>
-      </w:r>
-      <w:r>
-        <w:t xml:space="preserve">/</w:t>
-      </w:r>
-      <w:r>
-        <w:rPr>
-          <w:rStyle w:val="VerbatimChar"/>
-        </w:rPr>
-        <w:t xml:space="preserve">EFFTIME</w:t>
-      </w:r>
-      <w:r>
-        <w:t xml:space="preserve"> </w:t>
-      </w:r>
-      <w:r>
-        <w:t xml:space="preserve">also apply the correction.</w:t>
-      </w:r>
-    </w:p>
-    <w:p>
-      <w:pPr>
-        <w:pStyle w:val="Compact"/>
-        <w:numPr>
-          <w:ilvl w:val="0"/>
-          <w:numId w:val="1005"/>
-        </w:numPr>
-      </w:pPr>
-      <w:r>
-        <w:t xml:space="preserve">desispec</w:t>
-      </w:r>
-      <w:r>
-        <w:t xml:space="preserve"> </w:t>
-      </w:r>
-      <w:r>
-        <w:rPr>
-          <w:b/>
-          <w:bCs/>
-        </w:rPr>
-        <w:t xml:space="preserve">PR #2484</w:t>
-      </w:r>
-      <w:r>
-        <w:t xml:space="preserve"> </w:t>
-      </w:r>
-      <w:r>
-        <w:t xml:space="preserve">“add psf correction to RCALIBFRAC”</w:t>
-      </w:r>
-      <w:r>
-        <w:t xml:space="preserve"> </w:t>
-      </w:r>
-      <w:r>
-        <w:t xml:space="preserve">(merged 2025-05-08, released 0.70.0).</w:t>
-      </w:r>
-    </w:p>
-    <w:bookmarkEnd w:id="18"/>
-    <w:bookmarkEnd w:id="19"/>
+    <w:bookmarkEnd w:id="20"/>
+    <w:bookmarkEnd w:id="21"/>
     <w:sectPr>
       <w:footnotePr>
         <w:numRestart w:val="eachSect"/>
@@ -4212,6 +7854,109 @@
       </w:pPr>
     </w:lvl>
   </w:abstractNum>
+  <w:abstractNum w:abstractNumId="991">
+    <w:nsid w:val="0000A991"/>
+    <w:multiLevelType w:val="multilevel"/>
+    <w:lvl w:ilvl="0">
+      <w:numFmt w:val="bullet"/>
+      <w:lvlText w:val=""/>
+      <w:lvlJc w:val="left"/>
+      <w:pPr>
+        <w:ind w:left="720" w:hanging="360"/>
+      </w:pPr>
+      <w:rPr>
+        <w:rFonts w:ascii="Symbol" w:hAnsi="Symbol" w:cs="Symbol" w:hint="default"/>
+      </w:rPr>
+    </w:lvl>
+    <w:lvl w:ilvl="1">
+      <w:numFmt w:val="bullet"/>
+      <w:lvlText w:val="o"/>
+      <w:lvlJc w:val="left"/>
+      <w:pPr>
+        <w:ind w:left="1440" w:hanging="360"/>
+      </w:pPr>
+      <w:rPr>
+        <w:rFonts w:ascii="Courier New" w:hAnsi="Courier New" w:cs="Courier New" w:hint="default"/>
+      </w:rPr>
+    </w:lvl>
+    <w:lvl w:ilvl="2">
+      <w:numFmt w:val="bullet"/>
+      <w:lvlText w:val=""/>
+      <w:lvlJc w:val="left"/>
+      <w:pPr>
+        <w:ind w:left="2160" w:hanging="360"/>
+      </w:pPr>
+      <w:rPr>
+        <w:rFonts w:ascii="Wingdings" w:hAnsi="Wingdings" w:cs="Wingdings" w:hint="default"/>
+      </w:rPr>
+    </w:lvl>
+    <w:lvl w:ilvl="3">
+      <w:numFmt w:val="bullet"/>
+      <w:lvlText w:val=""/>
+      <w:lvlJc w:val="left"/>
+      <w:pPr>
+        <w:ind w:left="2880" w:hanging="360"/>
+      </w:pPr>
+      <w:rPr>
+        <w:rFonts w:ascii="Symbol" w:hAnsi="Symbol" w:cs="Symbol" w:hint="default"/>
+      </w:rPr>
+    </w:lvl>
+    <w:lvl w:ilvl="4">
+      <w:numFmt w:val="bullet"/>
+      <w:lvlText w:val="o"/>
+      <w:lvlJc w:val="left"/>
+      <w:pPr>
+        <w:ind w:left="3600" w:hanging="360"/>
+      </w:pPr>
+      <w:rPr>
+        <w:rFonts w:ascii="Courier New" w:hAnsi="Courier New" w:cs="Courier New" w:hint="default"/>
+      </w:rPr>
+    </w:lvl>
+    <w:lvl w:ilvl="5">
+      <w:numFmt w:val="bullet"/>
+      <w:lvlText w:val=""/>
+      <w:lvlJc w:val="left"/>
+      <w:pPr>
+        <w:ind w:left="4320" w:hanging="360"/>
+      </w:pPr>
+      <w:rPr>
+        <w:rFonts w:ascii="Wingdings" w:hAnsi="Wingdings" w:cs="Wingdings" w:hint="default"/>
+      </w:rPr>
+    </w:lvl>
+    <w:lvl w:ilvl="6">
+      <w:numFmt w:val="bullet"/>
+      <w:lvlText w:val=""/>
+      <w:lvlJc w:val="left"/>
+      <w:pPr>
+        <w:ind w:left="5040" w:hanging="360"/>
+      </w:pPr>
+      <w:rPr>
+        <w:rFonts w:ascii="Symbol" w:hAnsi="Symbol" w:cs="Symbol" w:hint="default"/>
+      </w:rPr>
+    </w:lvl>
+    <w:lvl w:ilvl="7">
+      <w:numFmt w:val="bullet"/>
+      <w:lvlText w:val="o"/>
+      <w:lvlJc w:val="left"/>
+      <w:pPr>
+        <w:ind w:left="5760" w:hanging="360"/>
+      </w:pPr>
+      <w:rPr>
+        <w:rFonts w:ascii="Courier New" w:hAnsi="Courier New" w:cs="Courier New" w:hint="default"/>
+      </w:rPr>
+    </w:lvl>
+    <w:lvl w:ilvl="8">
+      <w:numFmt w:val="bullet"/>
+      <w:lvlText w:val=""/>
+      <w:lvlJc w:val="left"/>
+      <w:pPr>
+        <w:ind w:left="6480" w:hanging="360"/>
+      </w:pPr>
+      <w:rPr>
+        <w:rFonts w:ascii="Wingdings" w:hAnsi="Wingdings" w:cs="Wingdings" w:hint="default"/>
+      </w:rPr>
+    </w:lvl>
+  </w:abstractNum>
   <w:abstractNum w:abstractNumId="99411">
     <w:nsid w:val="00A99411"/>
     <w:multiLevelType w:val="multilevel"/>
@@ -4297,113 +8042,13 @@
       </w:pPr>
     </w:lvl>
   </w:abstractNum>
-  <w:abstractNum w:abstractNumId="991">
-    <w:nsid w:val="0000A991"/>
-    <w:multiLevelType w:val="multilevel"/>
-    <w:lvl w:ilvl="0">
-      <w:numFmt w:val="bullet"/>
-      <w:lvlText w:val=""/>
-      <w:lvlJc w:val="left"/>
-      <w:pPr>
-        <w:ind w:left="720" w:hanging="360"/>
-      </w:pPr>
-      <w:rPr>
-        <w:rFonts w:ascii="Symbol" w:hAnsi="Symbol" w:cs="Symbol" w:hint="default"/>
-      </w:rPr>
-    </w:lvl>
-    <w:lvl w:ilvl="1">
-      <w:numFmt w:val="bullet"/>
-      <w:lvlText w:val="o"/>
-      <w:lvlJc w:val="left"/>
-      <w:pPr>
-        <w:ind w:left="1440" w:hanging="360"/>
-      </w:pPr>
-      <w:rPr>
-        <w:rFonts w:ascii="Courier New" w:hAnsi="Courier New" w:cs="Courier New" w:hint="default"/>
-      </w:rPr>
-    </w:lvl>
-    <w:lvl w:ilvl="2">
-      <w:numFmt w:val="bullet"/>
-      <w:lvlText w:val=""/>
-      <w:lvlJc w:val="left"/>
-      <w:pPr>
-        <w:ind w:left="2160" w:hanging="360"/>
-      </w:pPr>
-      <w:rPr>
-        <w:rFonts w:ascii="Wingdings" w:hAnsi="Wingdings" w:cs="Wingdings" w:hint="default"/>
-      </w:rPr>
-    </w:lvl>
-    <w:lvl w:ilvl="3">
-      <w:numFmt w:val="bullet"/>
-      <w:lvlText w:val=""/>
-      <w:lvlJc w:val="left"/>
-      <w:pPr>
-        <w:ind w:left="2880" w:hanging="360"/>
-      </w:pPr>
-      <w:rPr>
-        <w:rFonts w:ascii="Symbol" w:hAnsi="Symbol" w:cs="Symbol" w:hint="default"/>
-      </w:rPr>
-    </w:lvl>
-    <w:lvl w:ilvl="4">
-      <w:numFmt w:val="bullet"/>
-      <w:lvlText w:val="o"/>
-      <w:lvlJc w:val="left"/>
-      <w:pPr>
-        <w:ind w:left="3600" w:hanging="360"/>
-      </w:pPr>
-      <w:rPr>
-        <w:rFonts w:ascii="Courier New" w:hAnsi="Courier New" w:cs="Courier New" w:hint="default"/>
-      </w:rPr>
-    </w:lvl>
-    <w:lvl w:ilvl="5">
-      <w:numFmt w:val="bullet"/>
-      <w:lvlText w:val=""/>
-      <w:lvlJc w:val="left"/>
-      <w:pPr>
-        <w:ind w:left="4320" w:hanging="360"/>
-      </w:pPr>
-      <w:rPr>
-        <w:rFonts w:ascii="Wingdings" w:hAnsi="Wingdings" w:cs="Wingdings" w:hint="default"/>
-      </w:rPr>
-    </w:lvl>
-    <w:lvl w:ilvl="6">
-      <w:numFmt w:val="bullet"/>
-      <w:lvlText w:val=""/>
-      <w:lvlJc w:val="left"/>
-      <w:pPr>
-        <w:ind w:left="5040" w:hanging="360"/>
-      </w:pPr>
-      <w:rPr>
-        <w:rFonts w:ascii="Symbol" w:hAnsi="Symbol" w:cs="Symbol" w:hint="default"/>
-      </w:rPr>
-    </w:lvl>
-    <w:lvl w:ilvl="7">
-      <w:numFmt w:val="bullet"/>
-      <w:lvlText w:val="o"/>
-      <w:lvlJc w:val="left"/>
-      <w:pPr>
-        <w:ind w:left="5760" w:hanging="360"/>
-      </w:pPr>
-      <w:rPr>
-        <w:rFonts w:ascii="Courier New" w:hAnsi="Courier New" w:cs="Courier New" w:hint="default"/>
-      </w:rPr>
-    </w:lvl>
-    <w:lvl w:ilvl="8">
-      <w:numFmt w:val="bullet"/>
-      <w:lvlText w:val=""/>
-      <w:lvlJc w:val="left"/>
-      <w:pPr>
-        <w:ind w:left="6480" w:hanging="360"/>
-      </w:pPr>
-      <w:rPr>
-        <w:rFonts w:ascii="Wingdings" w:hAnsi="Wingdings" w:cs="Wingdings" w:hint="default"/>
-      </w:rPr>
-    </w:lvl>
-  </w:abstractNum>
   <w:num w:numId="1000">
     <w:abstractNumId w:val="990"/>
   </w:num>
   <w:num w:numId="1001">
+    <w:abstractNumId w:val="991"/>
+  </w:num>
+  <w:num w:numId="1002">
     <w:abstractNumId w:val="99411"/>
     <w:lvlOverride w:ilvl="0">
       <w:startOverride w:val="1"/>
@@ -4433,16 +8078,43 @@
       <w:startOverride w:val="1"/>
     </w:lvlOverride>
   </w:num>
-  <w:num w:numId="1002">
-    <w:abstractNumId w:val="991"/>
-  </w:num>
   <w:num w:numId="1003">
     <w:abstractNumId w:val="991"/>
   </w:num>
   <w:num w:numId="1004">
+    <w:abstractNumId w:val="99411"/>
+    <w:lvlOverride w:ilvl="0">
+      <w:startOverride w:val="1"/>
+    </w:lvlOverride>
+    <w:lvlOverride w:ilvl="1">
+      <w:startOverride w:val="1"/>
+    </w:lvlOverride>
+    <w:lvlOverride w:ilvl="2">
+      <w:startOverride w:val="1"/>
+    </w:lvlOverride>
+    <w:lvlOverride w:ilvl="3">
+      <w:startOverride w:val="1"/>
+    </w:lvlOverride>
+    <w:lvlOverride w:ilvl="4">
+      <w:startOverride w:val="1"/>
+    </w:lvlOverride>
+    <w:lvlOverride w:ilvl="5">
+      <w:startOverride w:val="1"/>
+    </w:lvlOverride>
+    <w:lvlOverride w:ilvl="6">
+      <w:startOverride w:val="1"/>
+    </w:lvlOverride>
+    <w:lvlOverride w:ilvl="7">
+      <w:startOverride w:val="1"/>
+    </w:lvlOverride>
+    <w:lvlOverride w:ilvl="8">
+      <w:startOverride w:val="1"/>
+    </w:lvlOverride>
+  </w:num>
+  <w:num w:numId="1005">
     <w:abstractNumId w:val="991"/>
   </w:num>
-  <w:num w:numId="1005">
+  <w:num w:numId="1006">
     <w:abstractNumId w:val="991"/>
   </w:num>
 </w:numbering>
